--- a/Lab_6/22669281_NguyenHuuSang_Lab_6.docx
+++ b/Lab_6/22669281_NguyenHuuSang_Lab_6.docx
@@ -1,6 +1,6 @@
 
 <file path=word/document.xml><?xml version="1.0" encoding="utf-8"?>
-<w:document xmlns:wpc="http://schemas.microsoft.com/office/word/2010/wordprocessingCanvas" xmlns:mc="http://schemas.openxmlformats.org/markup-compatibility/2006" xmlns:o="urn:schemas-microsoft-com:office:office" xmlns:r="http://schemas.openxmlformats.org/officeDocument/2006/relationships" xmlns:m="http://schemas.openxmlformats.org/officeDocument/2006/math" xmlns:v="urn:schemas-microsoft-com:vml" xmlns:wp14="http://schemas.microsoft.com/office/word/2010/wordprocessingDrawing" xmlns:wp="http://schemas.openxmlformats.org/drawingml/2006/wordprocessingDrawing" xmlns:w10="urn:schemas-microsoft-com:office:word" xmlns:w="http://schemas.openxmlformats.org/wordprocessingml/2006/main" xmlns:w14="http://schemas.microsoft.com/office/word/2010/wordml" xmlns:w15="http://schemas.microsoft.com/office/word/2012/wordml" xmlns:wpg="http://schemas.microsoft.com/office/word/2010/wordprocessingGroup" xmlns:wpi="http://schemas.microsoft.com/office/word/2010/wordprocessingInk" xmlns:wne="http://schemas.microsoft.com/office/word/2006/wordml" xmlns:wps="http://schemas.microsoft.com/office/word/2010/wordprocessingShape" mc:Ignorable="w14 w15 wp14">
+<w:document xmlns:wpc="http://schemas.microsoft.com/office/word/2010/wordprocessingCanvas" xmlns:cx="http://schemas.microsoft.com/office/drawing/2014/chartex" xmlns:cx1="http://schemas.microsoft.com/office/drawing/2015/9/8/chartex" xmlns:cx2="http://schemas.microsoft.com/office/drawing/2015/10/21/chartex" xmlns:cx3="http://schemas.microsoft.com/office/drawing/2016/5/9/chartex" xmlns:cx4="http://schemas.microsoft.com/office/drawing/2016/5/10/chartex" xmlns:cx5="http://schemas.microsoft.com/office/drawing/2016/5/11/chartex" xmlns:cx6="http://schemas.microsoft.com/office/drawing/2016/5/12/chartex" xmlns:cx7="http://schemas.microsoft.com/office/drawing/2016/5/13/chartex" xmlns:cx8="http://schemas.microsoft.com/office/drawing/2016/5/14/chartex" xmlns:mc="http://schemas.openxmlformats.org/markup-compatibility/2006" xmlns:aink="http://schemas.microsoft.com/office/drawing/2016/ink" xmlns:am3d="http://schemas.microsoft.com/office/drawing/2017/model3d" xmlns:o="urn:schemas-microsoft-com:office:office" xmlns:oel="http://schemas.microsoft.com/office/2019/extlst" xmlns:r="http://schemas.openxmlformats.org/officeDocument/2006/relationships" xmlns:m="http://schemas.openxmlformats.org/officeDocument/2006/math" xmlns:v="urn:schemas-microsoft-com:vml" xmlns:wp14="http://schemas.microsoft.com/office/word/2010/wordprocessingDrawing" xmlns:wp="http://schemas.openxmlformats.org/drawingml/2006/wordprocessingDrawing" xmlns:w10="urn:schemas-microsoft-com:office:word" xmlns:w="http://schemas.openxmlformats.org/wordprocessingml/2006/main" xmlns:w14="http://schemas.microsoft.com/office/word/2010/wordml" xmlns:w15="http://schemas.microsoft.com/office/word/2012/wordml" xmlns:w16cex="http://schemas.microsoft.com/office/word/2018/wordml/cex" xmlns:w16cid="http://schemas.microsoft.com/office/word/2016/wordml/cid" xmlns:w16="http://schemas.microsoft.com/office/word/2018/wordml" xmlns:w16du="http://schemas.microsoft.com/office/word/2023/wordml/word16du" xmlns:w16sdtdh="http://schemas.microsoft.com/office/word/2020/wordml/sdtdatahash" xmlns:w16sdtfl="http://schemas.microsoft.com/office/word/2024/wordml/sdtformatlock" xmlns:w16se="http://schemas.microsoft.com/office/word/2015/wordml/symex" xmlns:wpg="http://schemas.microsoft.com/office/word/2010/wordprocessingGroup" xmlns:wpi="http://schemas.microsoft.com/office/word/2010/wordprocessingInk" xmlns:wne="http://schemas.microsoft.com/office/word/2006/wordml" xmlns:wps="http://schemas.microsoft.com/office/word/2010/wordprocessingShape" mc:Ignorable="w14 w15 w16se w16cid w16 w16cex w16sdtdh w16sdtfl w16du wp14">
   <w:body>
     <w:p>
       <w:pPr>
@@ -646,17 +646,14 @@
           <w:pPr>
             <w:pStyle w:val="TOC1"/>
             <w:tabs>
-              <w:tab w:val="left" w:pos="2290"/>
+              <w:tab w:val="left" w:pos="2310"/>
               <w:tab w:val="right" w:leader="dot" w:pos="8777"/>
             </w:tabs>
             <w:rPr>
               <w:rFonts w:asciiTheme="minorHAnsi" w:hAnsiTheme="minorHAnsi" w:cstheme="minorBidi"/>
               <w:noProof/>
               <w:color w:val="auto"/>
-              <w:kern w:val="0"/>
-              <w:sz w:val="22"/>
-              <w:szCs w:val="22"/>
-              <w14:ligatures w14:val="none"/>
+              <w:sz w:val="24"/>
             </w:rPr>
           </w:pPr>
           <w:r>
@@ -668,7 +665,7 @@
           <w:r>
             <w:fldChar w:fldCharType="separate"/>
           </w:r>
-          <w:hyperlink w:anchor="_Toc223946373" w:history="1">
+          <w:hyperlink w:anchor="_Toc223957576" w:history="1">
             <w:r>
               <w:rPr>
                 <w:rStyle w:val="Hyperlink"/>
@@ -682,10 +679,7 @@
                 <w:rFonts w:asciiTheme="minorHAnsi" w:hAnsiTheme="minorHAnsi" w:cstheme="minorBidi"/>
                 <w:noProof/>
                 <w:color w:val="auto"/>
-                <w:kern w:val="0"/>
-                <w:sz w:val="22"/>
-                <w:szCs w:val="22"/>
-                <w14:ligatures w14:val="none"/>
+                <w:sz w:val="24"/>
               </w:rPr>
               <w:tab/>
             </w:r>
@@ -715,7 +709,7 @@
                 <w:noProof/>
                 <w:webHidden/>
               </w:rPr>
-              <w:instrText xml:space="preserve"> PAGEREF _Toc223946373 \h </w:instrText>
+              <w:instrText xml:space="preserve"> PAGEREF _Toc223957576 \h </w:instrText>
             </w:r>
             <w:r>
               <w:rPr>
@@ -750,20 +744,17 @@
           <w:pPr>
             <w:pStyle w:val="TOC2"/>
             <w:tabs>
-              <w:tab w:val="left" w:pos="1540"/>
+              <w:tab w:val="left" w:pos="1680"/>
               <w:tab w:val="right" w:leader="dot" w:pos="8777"/>
             </w:tabs>
             <w:rPr>
               <w:rFonts w:asciiTheme="minorHAnsi" w:hAnsiTheme="minorHAnsi" w:cstheme="minorBidi"/>
               <w:noProof/>
               <w:color w:val="auto"/>
-              <w:kern w:val="0"/>
-              <w:sz w:val="22"/>
-              <w:szCs w:val="22"/>
-              <w14:ligatures w14:val="none"/>
+              <w:sz w:val="24"/>
             </w:rPr>
           </w:pPr>
-          <w:hyperlink w:anchor="_Toc223946374" w:history="1">
+          <w:hyperlink w:anchor="_Toc223957577" w:history="1">
             <w:r>
               <w:rPr>
                 <w:rStyle w:val="Hyperlink"/>
@@ -777,10 +768,7 @@
                 <w:rFonts w:asciiTheme="minorHAnsi" w:hAnsiTheme="minorHAnsi" w:cstheme="minorBidi"/>
                 <w:noProof/>
                 <w:color w:val="auto"/>
-                <w:kern w:val="0"/>
-                <w:sz w:val="22"/>
-                <w:szCs w:val="22"/>
-                <w14:ligatures w14:val="none"/>
+                <w:sz w:val="24"/>
               </w:rPr>
               <w:tab/>
             </w:r>
@@ -790,7 +778,7 @@
                 <w:rFonts w:eastAsia="Times New Roman"/>
                 <w:noProof/>
               </w:rPr>
-              <w:t>source code đầy đủ</w:t>
+              <w:t>Source code đầy đủ</w:t>
             </w:r>
             <w:r>
               <w:rPr>
@@ -811,7 +799,7 @@
                 <w:noProof/>
                 <w:webHidden/>
               </w:rPr>
-              <w:instrText xml:space="preserve"> PAGEREF _Toc223946374 \h </w:instrText>
+              <w:instrText xml:space="preserve"> PAGEREF _Toc223957577 \h </w:instrText>
             </w:r>
             <w:r>
               <w:rPr>
@@ -846,20 +834,17 @@
           <w:pPr>
             <w:pStyle w:val="TOC2"/>
             <w:tabs>
-              <w:tab w:val="left" w:pos="1540"/>
+              <w:tab w:val="left" w:pos="1680"/>
               <w:tab w:val="right" w:leader="dot" w:pos="8777"/>
             </w:tabs>
             <w:rPr>
               <w:rFonts w:asciiTheme="minorHAnsi" w:hAnsiTheme="minorHAnsi" w:cstheme="minorBidi"/>
               <w:noProof/>
               <w:color w:val="auto"/>
-              <w:kern w:val="0"/>
-              <w:sz w:val="22"/>
-              <w:szCs w:val="22"/>
-              <w14:ligatures w14:val="none"/>
+              <w:sz w:val="24"/>
             </w:rPr>
           </w:pPr>
-          <w:hyperlink w:anchor="_Toc223946375" w:history="1">
+          <w:hyperlink w:anchor="_Toc223957578" w:history="1">
             <w:r>
               <w:rPr>
                 <w:rStyle w:val="Hyperlink"/>
@@ -873,10 +858,7 @@
                 <w:rFonts w:asciiTheme="minorHAnsi" w:hAnsiTheme="minorHAnsi" w:cstheme="minorBidi"/>
                 <w:noProof/>
                 <w:color w:val="auto"/>
-                <w:kern w:val="0"/>
-                <w:sz w:val="22"/>
-                <w:szCs w:val="22"/>
-                <w14:ligatures w14:val="none"/>
+                <w:sz w:val="24"/>
               </w:rPr>
               <w:tab/>
             </w:r>
@@ -886,7 +868,7 @@
                 <w:rFonts w:eastAsia="Times New Roman"/>
                 <w:noProof/>
               </w:rPr>
-              <w:t>file hướng dẫn chạy chương trình</w:t>
+              <w:t>Hướng dẫn chạy chương trình</w:t>
             </w:r>
             <w:r>
               <w:rPr>
@@ -907,7 +889,449 @@
                 <w:noProof/>
                 <w:webHidden/>
               </w:rPr>
-              <w:instrText xml:space="preserve"> PAGEREF _Toc223946375 \h </w:instrText>
+              <w:instrText xml:space="preserve"> PAGEREF _Toc223957578 \h </w:instrText>
+            </w:r>
+            <w:r>
+              <w:rPr>
+                <w:noProof/>
+                <w:webHidden/>
+              </w:rPr>
+            </w:r>
+            <w:r>
+              <w:rPr>
+                <w:noProof/>
+                <w:webHidden/>
+              </w:rPr>
+              <w:fldChar w:fldCharType="separate"/>
+            </w:r>
+            <w:r>
+              <w:rPr>
+                <w:noProof/>
+                <w:webHidden/>
+              </w:rPr>
+              <w:t>4</w:t>
+            </w:r>
+            <w:r>
+              <w:rPr>
+                <w:noProof/>
+                <w:webHidden/>
+              </w:rPr>
+              <w:fldChar w:fldCharType="end"/>
+            </w:r>
+          </w:hyperlink>
+        </w:p>
+        <w:p>
+          <w:pPr>
+            <w:pStyle w:val="TOC3"/>
+            <w:tabs>
+              <w:tab w:val="left" w:pos="1957"/>
+              <w:tab w:val="right" w:leader="dot" w:pos="8777"/>
+            </w:tabs>
+            <w:rPr>
+              <w:rFonts w:asciiTheme="minorHAnsi" w:hAnsiTheme="minorHAnsi" w:cstheme="minorBidi"/>
+              <w:noProof/>
+              <w:color w:val="auto"/>
+              <w:sz w:val="24"/>
+            </w:rPr>
+          </w:pPr>
+          <w:hyperlink w:anchor="_Toc223957579" w:history="1">
+            <w:r>
+              <w:rPr>
+                <w:rStyle w:val="Hyperlink"/>
+                <w:noProof/>
+              </w:rPr>
+              <w:t>1.2.1</w:t>
+            </w:r>
+            <w:r>
+              <w:rPr>
+                <w:rFonts w:asciiTheme="minorHAnsi" w:hAnsiTheme="minorHAnsi" w:cstheme="minorBidi"/>
+                <w:noProof/>
+                <w:color w:val="auto"/>
+                <w:sz w:val="24"/>
+              </w:rPr>
+              <w:tab/>
+            </w:r>
+            <w:r>
+              <w:rPr>
+                <w:rStyle w:val="Hyperlink"/>
+                <w:bCs/>
+                <w:noProof/>
+              </w:rPr>
+              <w:t>Cài đặt Dependencies</w:t>
+            </w:r>
+            <w:r>
+              <w:rPr>
+                <w:noProof/>
+                <w:webHidden/>
+              </w:rPr>
+              <w:tab/>
+            </w:r>
+            <w:r>
+              <w:rPr>
+                <w:noProof/>
+                <w:webHidden/>
+              </w:rPr>
+              <w:fldChar w:fldCharType="begin"/>
+            </w:r>
+            <w:r>
+              <w:rPr>
+                <w:noProof/>
+                <w:webHidden/>
+              </w:rPr>
+              <w:instrText xml:space="preserve"> PAGEREF _Toc223957579 \h </w:instrText>
+            </w:r>
+            <w:r>
+              <w:rPr>
+                <w:noProof/>
+                <w:webHidden/>
+              </w:rPr>
+            </w:r>
+            <w:r>
+              <w:rPr>
+                <w:noProof/>
+                <w:webHidden/>
+              </w:rPr>
+              <w:fldChar w:fldCharType="separate"/>
+            </w:r>
+            <w:r>
+              <w:rPr>
+                <w:noProof/>
+                <w:webHidden/>
+              </w:rPr>
+              <w:t>4</w:t>
+            </w:r>
+            <w:r>
+              <w:rPr>
+                <w:noProof/>
+                <w:webHidden/>
+              </w:rPr>
+              <w:fldChar w:fldCharType="end"/>
+            </w:r>
+          </w:hyperlink>
+        </w:p>
+        <w:p>
+          <w:pPr>
+            <w:pStyle w:val="TOC3"/>
+            <w:tabs>
+              <w:tab w:val="left" w:pos="1957"/>
+              <w:tab w:val="right" w:leader="dot" w:pos="8777"/>
+            </w:tabs>
+            <w:rPr>
+              <w:rFonts w:asciiTheme="minorHAnsi" w:hAnsiTheme="minorHAnsi" w:cstheme="minorBidi"/>
+              <w:noProof/>
+              <w:color w:val="auto"/>
+              <w:sz w:val="24"/>
+            </w:rPr>
+          </w:pPr>
+          <w:hyperlink w:anchor="_Toc223957580" w:history="1">
+            <w:r>
+              <w:rPr>
+                <w:rStyle w:val="Hyperlink"/>
+                <w:noProof/>
+              </w:rPr>
+              <w:t>1.2.2</w:t>
+            </w:r>
+            <w:r>
+              <w:rPr>
+                <w:rFonts w:asciiTheme="minorHAnsi" w:hAnsiTheme="minorHAnsi" w:cstheme="minorBidi"/>
+                <w:noProof/>
+                <w:color w:val="auto"/>
+                <w:sz w:val="24"/>
+              </w:rPr>
+              <w:tab/>
+            </w:r>
+            <w:r>
+              <w:rPr>
+                <w:rStyle w:val="Hyperlink"/>
+                <w:bCs/>
+                <w:noProof/>
+              </w:rPr>
+              <w:t>Cấu hình môi trường</w:t>
+            </w:r>
+            <w:r>
+              <w:rPr>
+                <w:noProof/>
+                <w:webHidden/>
+              </w:rPr>
+              <w:tab/>
+            </w:r>
+            <w:r>
+              <w:rPr>
+                <w:noProof/>
+                <w:webHidden/>
+              </w:rPr>
+              <w:fldChar w:fldCharType="begin"/>
+            </w:r>
+            <w:r>
+              <w:rPr>
+                <w:noProof/>
+                <w:webHidden/>
+              </w:rPr>
+              <w:instrText xml:space="preserve"> PAGEREF _Toc223957580 \h </w:instrText>
+            </w:r>
+            <w:r>
+              <w:rPr>
+                <w:noProof/>
+                <w:webHidden/>
+              </w:rPr>
+            </w:r>
+            <w:r>
+              <w:rPr>
+                <w:noProof/>
+                <w:webHidden/>
+              </w:rPr>
+              <w:fldChar w:fldCharType="separate"/>
+            </w:r>
+            <w:r>
+              <w:rPr>
+                <w:noProof/>
+                <w:webHidden/>
+              </w:rPr>
+              <w:t>4</w:t>
+            </w:r>
+            <w:r>
+              <w:rPr>
+                <w:noProof/>
+                <w:webHidden/>
+              </w:rPr>
+              <w:fldChar w:fldCharType="end"/>
+            </w:r>
+          </w:hyperlink>
+        </w:p>
+        <w:p>
+          <w:pPr>
+            <w:pStyle w:val="TOC3"/>
+            <w:tabs>
+              <w:tab w:val="left" w:pos="1957"/>
+              <w:tab w:val="right" w:leader="dot" w:pos="8777"/>
+            </w:tabs>
+            <w:rPr>
+              <w:rFonts w:asciiTheme="minorHAnsi" w:hAnsiTheme="minorHAnsi" w:cstheme="minorBidi"/>
+              <w:noProof/>
+              <w:color w:val="auto"/>
+              <w:sz w:val="24"/>
+            </w:rPr>
+          </w:pPr>
+          <w:hyperlink w:anchor="_Toc223957581" w:history="1">
+            <w:r>
+              <w:rPr>
+                <w:rStyle w:val="Hyperlink"/>
+                <w:noProof/>
+              </w:rPr>
+              <w:t>1.2.3</w:t>
+            </w:r>
+            <w:r>
+              <w:rPr>
+                <w:rFonts w:asciiTheme="minorHAnsi" w:hAnsiTheme="minorHAnsi" w:cstheme="minorBidi"/>
+                <w:noProof/>
+                <w:color w:val="auto"/>
+                <w:sz w:val="24"/>
+              </w:rPr>
+              <w:tab/>
+            </w:r>
+            <w:r>
+              <w:rPr>
+                <w:rStyle w:val="Hyperlink"/>
+                <w:noProof/>
+              </w:rPr>
+              <w:t>Tạo bảng DynamoDB</w:t>
+            </w:r>
+            <w:r>
+              <w:rPr>
+                <w:noProof/>
+                <w:webHidden/>
+              </w:rPr>
+              <w:tab/>
+            </w:r>
+            <w:r>
+              <w:rPr>
+                <w:noProof/>
+                <w:webHidden/>
+              </w:rPr>
+              <w:fldChar w:fldCharType="begin"/>
+            </w:r>
+            <w:r>
+              <w:rPr>
+                <w:noProof/>
+                <w:webHidden/>
+              </w:rPr>
+              <w:instrText xml:space="preserve"> PAGEREF _Toc223957581 \h </w:instrText>
+            </w:r>
+            <w:r>
+              <w:rPr>
+                <w:noProof/>
+                <w:webHidden/>
+              </w:rPr>
+            </w:r>
+            <w:r>
+              <w:rPr>
+                <w:noProof/>
+                <w:webHidden/>
+              </w:rPr>
+              <w:fldChar w:fldCharType="separate"/>
+            </w:r>
+            <w:r>
+              <w:rPr>
+                <w:noProof/>
+                <w:webHidden/>
+              </w:rPr>
+              <w:t>4</w:t>
+            </w:r>
+            <w:r>
+              <w:rPr>
+                <w:noProof/>
+                <w:webHidden/>
+              </w:rPr>
+              <w:fldChar w:fldCharType="end"/>
+            </w:r>
+          </w:hyperlink>
+        </w:p>
+        <w:p>
+          <w:pPr>
+            <w:pStyle w:val="TOC3"/>
+            <w:tabs>
+              <w:tab w:val="left" w:pos="1957"/>
+              <w:tab w:val="right" w:leader="dot" w:pos="8777"/>
+            </w:tabs>
+            <w:rPr>
+              <w:rFonts w:asciiTheme="minorHAnsi" w:hAnsiTheme="minorHAnsi" w:cstheme="minorBidi"/>
+              <w:noProof/>
+              <w:color w:val="auto"/>
+              <w:sz w:val="24"/>
+            </w:rPr>
+          </w:pPr>
+          <w:hyperlink w:anchor="_Toc223957582" w:history="1">
+            <w:r>
+              <w:rPr>
+                <w:rStyle w:val="Hyperlink"/>
+                <w:noProof/>
+              </w:rPr>
+              <w:t>1.2.4</w:t>
+            </w:r>
+            <w:r>
+              <w:rPr>
+                <w:rFonts w:asciiTheme="minorHAnsi" w:hAnsiTheme="minorHAnsi" w:cstheme="minorBidi"/>
+                <w:noProof/>
+                <w:color w:val="auto"/>
+                <w:sz w:val="24"/>
+              </w:rPr>
+              <w:tab/>
+            </w:r>
+            <w:r>
+              <w:rPr>
+                <w:rStyle w:val="Hyperlink"/>
+                <w:noProof/>
+              </w:rPr>
+              <w:t>Chạy ứng dụng</w:t>
+            </w:r>
+            <w:r>
+              <w:rPr>
+                <w:noProof/>
+                <w:webHidden/>
+              </w:rPr>
+              <w:tab/>
+            </w:r>
+            <w:r>
+              <w:rPr>
+                <w:noProof/>
+                <w:webHidden/>
+              </w:rPr>
+              <w:fldChar w:fldCharType="begin"/>
+            </w:r>
+            <w:r>
+              <w:rPr>
+                <w:noProof/>
+                <w:webHidden/>
+              </w:rPr>
+              <w:instrText xml:space="preserve"> PAGEREF _Toc223957582 \h </w:instrText>
+            </w:r>
+            <w:r>
+              <w:rPr>
+                <w:noProof/>
+                <w:webHidden/>
+              </w:rPr>
+            </w:r>
+            <w:r>
+              <w:rPr>
+                <w:noProof/>
+                <w:webHidden/>
+              </w:rPr>
+              <w:fldChar w:fldCharType="separate"/>
+            </w:r>
+            <w:r>
+              <w:rPr>
+                <w:noProof/>
+                <w:webHidden/>
+              </w:rPr>
+              <w:t>4</w:t>
+            </w:r>
+            <w:r>
+              <w:rPr>
+                <w:noProof/>
+                <w:webHidden/>
+              </w:rPr>
+              <w:fldChar w:fldCharType="end"/>
+            </w:r>
+          </w:hyperlink>
+        </w:p>
+        <w:p>
+          <w:pPr>
+            <w:pStyle w:val="TOC3"/>
+            <w:tabs>
+              <w:tab w:val="left" w:pos="1957"/>
+              <w:tab w:val="right" w:leader="dot" w:pos="8777"/>
+            </w:tabs>
+            <w:rPr>
+              <w:rFonts w:asciiTheme="minorHAnsi" w:hAnsiTheme="minorHAnsi" w:cstheme="minorBidi"/>
+              <w:noProof/>
+              <w:color w:val="auto"/>
+              <w:sz w:val="24"/>
+            </w:rPr>
+          </w:pPr>
+          <w:hyperlink w:anchor="_Toc223957583" w:history="1">
+            <w:r>
+              <w:rPr>
+                <w:rStyle w:val="Hyperlink"/>
+                <w:noProof/>
+              </w:rPr>
+              <w:t>1.2.5</w:t>
+            </w:r>
+            <w:r>
+              <w:rPr>
+                <w:rFonts w:asciiTheme="minorHAnsi" w:hAnsiTheme="minorHAnsi" w:cstheme="minorBidi"/>
+                <w:noProof/>
+                <w:color w:val="auto"/>
+                <w:sz w:val="24"/>
+              </w:rPr>
+              <w:tab/>
+            </w:r>
+            <w:r>
+              <w:rPr>
+                <w:rStyle w:val="Hyperlink"/>
+                <w:noProof/>
+              </w:rPr>
+              <w:t>Truy cập ứng dụng</w:t>
+            </w:r>
+            <w:r>
+              <w:rPr>
+                <w:noProof/>
+                <w:webHidden/>
+              </w:rPr>
+              <w:tab/>
+            </w:r>
+            <w:r>
+              <w:rPr>
+                <w:noProof/>
+                <w:webHidden/>
+              </w:rPr>
+              <w:fldChar w:fldCharType="begin"/>
+            </w:r>
+            <w:r>
+              <w:rPr>
+                <w:noProof/>
+                <w:webHidden/>
+              </w:rPr>
+              <w:instrText xml:space="preserve"> PAGEREF _Toc223957583 \h </w:instrText>
             </w:r>
             <w:r>
               <w:rPr>
@@ -942,20 +1366,17 @@
           <w:pPr>
             <w:pStyle w:val="TOC2"/>
             <w:tabs>
-              <w:tab w:val="left" w:pos="1540"/>
+              <w:tab w:val="left" w:pos="1680"/>
               <w:tab w:val="right" w:leader="dot" w:pos="8777"/>
             </w:tabs>
             <w:rPr>
               <w:rFonts w:asciiTheme="minorHAnsi" w:hAnsiTheme="minorHAnsi" w:cstheme="minorBidi"/>
               <w:noProof/>
               <w:color w:val="auto"/>
-              <w:kern w:val="0"/>
-              <w:sz w:val="22"/>
-              <w:szCs w:val="22"/>
-              <w14:ligatures w14:val="none"/>
+              <w:sz w:val="24"/>
             </w:rPr>
           </w:pPr>
-          <w:hyperlink w:anchor="_Toc223946376" w:history="1">
+          <w:hyperlink w:anchor="_Toc223957584" w:history="1">
             <w:r>
               <w:rPr>
                 <w:rStyle w:val="Hyperlink"/>
@@ -969,10 +1390,7 @@
                 <w:rFonts w:asciiTheme="minorHAnsi" w:hAnsiTheme="minorHAnsi" w:cstheme="minorBidi"/>
                 <w:noProof/>
                 <w:color w:val="auto"/>
-                <w:kern w:val="0"/>
-                <w:sz w:val="22"/>
-                <w:szCs w:val="22"/>
-                <w14:ligatures w14:val="none"/>
+                <w:sz w:val="24"/>
               </w:rPr>
               <w:tab/>
             </w:r>
@@ -982,15 +1400,529 @@
                 <w:rFonts w:eastAsia="Times New Roman"/>
                 <w:noProof/>
               </w:rPr>
-              <w:t>ảnh chụ</w:t>
-            </w:r>
+              <w:t>Ảnh chụp màn hình các chức năng chính</w:t>
+            </w:r>
+            <w:r>
+              <w:rPr>
+                <w:noProof/>
+                <w:webHidden/>
+              </w:rPr>
+              <w:tab/>
+            </w:r>
+            <w:r>
+              <w:rPr>
+                <w:noProof/>
+                <w:webHidden/>
+              </w:rPr>
+              <w:fldChar w:fldCharType="begin"/>
+            </w:r>
+            <w:r>
+              <w:rPr>
+                <w:noProof/>
+                <w:webHidden/>
+              </w:rPr>
+              <w:instrText xml:space="preserve"> PAGEREF _Toc223957584 \h </w:instrText>
+            </w:r>
+            <w:r>
+              <w:rPr>
+                <w:noProof/>
+                <w:webHidden/>
+              </w:rPr>
+            </w:r>
+            <w:r>
+              <w:rPr>
+                <w:noProof/>
+                <w:webHidden/>
+              </w:rPr>
+              <w:fldChar w:fldCharType="separate"/>
+            </w:r>
+            <w:r>
+              <w:rPr>
+                <w:noProof/>
+                <w:webHidden/>
+              </w:rPr>
+              <w:t>6</w:t>
+            </w:r>
+            <w:r>
+              <w:rPr>
+                <w:noProof/>
+                <w:webHidden/>
+              </w:rPr>
+              <w:fldChar w:fldCharType="end"/>
+            </w:r>
+          </w:hyperlink>
+        </w:p>
+        <w:p>
+          <w:pPr>
+            <w:pStyle w:val="TOC3"/>
+            <w:tabs>
+              <w:tab w:val="left" w:pos="1957"/>
+              <w:tab w:val="right" w:leader="dot" w:pos="8777"/>
+            </w:tabs>
+            <w:rPr>
+              <w:rFonts w:asciiTheme="minorHAnsi" w:hAnsiTheme="minorHAnsi" w:cstheme="minorBidi"/>
+              <w:noProof/>
+              <w:color w:val="auto"/>
+              <w:sz w:val="24"/>
+            </w:rPr>
+          </w:pPr>
+          <w:hyperlink w:anchor="_Toc223957585" w:history="1">
+            <w:r>
+              <w:rPr>
+                <w:rStyle w:val="Hyperlink"/>
+                <w:noProof/>
+              </w:rPr>
+              <w:t>1.3.1</w:t>
+            </w:r>
+            <w:r>
+              <w:rPr>
+                <w:rFonts w:asciiTheme="minorHAnsi" w:hAnsiTheme="minorHAnsi" w:cstheme="minorBidi"/>
+                <w:noProof/>
+                <w:color w:val="auto"/>
+                <w:sz w:val="24"/>
+              </w:rPr>
+              <w:tab/>
+            </w:r>
+            <w:r>
+              <w:rPr>
+                <w:rStyle w:val="Hyperlink"/>
+                <w:noProof/>
+              </w:rPr>
+              <w:t>Trang danh sách sản phẩm</w:t>
+            </w:r>
+            <w:r>
+              <w:rPr>
+                <w:noProof/>
+                <w:webHidden/>
+              </w:rPr>
+              <w:tab/>
+            </w:r>
+            <w:r>
+              <w:rPr>
+                <w:noProof/>
+                <w:webHidden/>
+              </w:rPr>
+              <w:fldChar w:fldCharType="begin"/>
+            </w:r>
+            <w:r>
+              <w:rPr>
+                <w:noProof/>
+                <w:webHidden/>
+              </w:rPr>
+              <w:instrText xml:space="preserve"> PAGEREF _Toc223957585 \h </w:instrText>
+            </w:r>
+            <w:r>
+              <w:rPr>
+                <w:noProof/>
+                <w:webHidden/>
+              </w:rPr>
+            </w:r>
+            <w:r>
+              <w:rPr>
+                <w:noProof/>
+                <w:webHidden/>
+              </w:rPr>
+              <w:fldChar w:fldCharType="separate"/>
+            </w:r>
+            <w:r>
+              <w:rPr>
+                <w:noProof/>
+                <w:webHidden/>
+              </w:rPr>
+              <w:t>6</w:t>
+            </w:r>
+            <w:r>
+              <w:rPr>
+                <w:noProof/>
+                <w:webHidden/>
+              </w:rPr>
+              <w:fldChar w:fldCharType="end"/>
+            </w:r>
+          </w:hyperlink>
+        </w:p>
+        <w:p>
+          <w:pPr>
+            <w:pStyle w:val="TOC3"/>
+            <w:tabs>
+              <w:tab w:val="left" w:pos="1957"/>
+              <w:tab w:val="right" w:leader="dot" w:pos="8777"/>
+            </w:tabs>
+            <w:rPr>
+              <w:rFonts w:asciiTheme="minorHAnsi" w:hAnsiTheme="minorHAnsi" w:cstheme="minorBidi"/>
+              <w:noProof/>
+              <w:color w:val="auto"/>
+              <w:sz w:val="24"/>
+            </w:rPr>
+          </w:pPr>
+          <w:hyperlink w:anchor="_Toc223957586" w:history="1">
+            <w:r>
+              <w:rPr>
+                <w:rStyle w:val="Hyperlink"/>
+                <w:noProof/>
+              </w:rPr>
+              <w:t>1.3.2</w:t>
+            </w:r>
+            <w:r>
+              <w:rPr>
+                <w:rFonts w:asciiTheme="minorHAnsi" w:hAnsiTheme="minorHAnsi" w:cstheme="minorBidi"/>
+                <w:noProof/>
+                <w:color w:val="auto"/>
+                <w:sz w:val="24"/>
+              </w:rPr>
+              <w:tab/>
+            </w:r>
+            <w:r>
+              <w:rPr>
+                <w:rStyle w:val="Hyperlink"/>
+                <w:noProof/>
+              </w:rPr>
+              <w:t>Trang thêm sản phẩm</w:t>
+            </w:r>
+            <w:r>
+              <w:rPr>
+                <w:noProof/>
+                <w:webHidden/>
+              </w:rPr>
+              <w:tab/>
+            </w:r>
+            <w:r>
+              <w:rPr>
+                <w:noProof/>
+                <w:webHidden/>
+              </w:rPr>
+              <w:fldChar w:fldCharType="begin"/>
+            </w:r>
+            <w:r>
+              <w:rPr>
+                <w:noProof/>
+                <w:webHidden/>
+              </w:rPr>
+              <w:instrText xml:space="preserve"> PAGEREF _Toc223957586 \h </w:instrText>
+            </w:r>
+            <w:r>
+              <w:rPr>
+                <w:noProof/>
+                <w:webHidden/>
+              </w:rPr>
+            </w:r>
+            <w:r>
+              <w:rPr>
+                <w:noProof/>
+                <w:webHidden/>
+              </w:rPr>
+              <w:fldChar w:fldCharType="separate"/>
+            </w:r>
+            <w:r>
+              <w:rPr>
+                <w:noProof/>
+                <w:webHidden/>
+              </w:rPr>
+              <w:t>6</w:t>
+            </w:r>
+            <w:r>
+              <w:rPr>
+                <w:noProof/>
+                <w:webHidden/>
+              </w:rPr>
+              <w:fldChar w:fldCharType="end"/>
+            </w:r>
+          </w:hyperlink>
+        </w:p>
+        <w:p>
+          <w:pPr>
+            <w:pStyle w:val="TOC3"/>
+            <w:tabs>
+              <w:tab w:val="left" w:pos="1957"/>
+              <w:tab w:val="right" w:leader="dot" w:pos="8777"/>
+            </w:tabs>
+            <w:rPr>
+              <w:rFonts w:asciiTheme="minorHAnsi" w:hAnsiTheme="minorHAnsi" w:cstheme="minorBidi"/>
+              <w:noProof/>
+              <w:color w:val="auto"/>
+              <w:sz w:val="24"/>
+            </w:rPr>
+          </w:pPr>
+          <w:hyperlink w:anchor="_Toc223957587" w:history="1">
+            <w:r>
+              <w:rPr>
+                <w:rStyle w:val="Hyperlink"/>
+                <w:noProof/>
+              </w:rPr>
+              <w:t>1.3.3</w:t>
+            </w:r>
+            <w:r>
+              <w:rPr>
+                <w:rFonts w:asciiTheme="minorHAnsi" w:hAnsiTheme="minorHAnsi" w:cstheme="minorBidi"/>
+                <w:noProof/>
+                <w:color w:val="auto"/>
+                <w:sz w:val="24"/>
+              </w:rPr>
+              <w:tab/>
+            </w:r>
+            <w:r>
+              <w:rPr>
+                <w:rStyle w:val="Hyperlink"/>
+                <w:noProof/>
+              </w:rPr>
+              <w:t>Trang sửa sản phẩm</w:t>
+            </w:r>
+            <w:r>
+              <w:rPr>
+                <w:noProof/>
+                <w:webHidden/>
+              </w:rPr>
+              <w:tab/>
+            </w:r>
+            <w:r>
+              <w:rPr>
+                <w:noProof/>
+                <w:webHidden/>
+              </w:rPr>
+              <w:fldChar w:fldCharType="begin"/>
+            </w:r>
+            <w:r>
+              <w:rPr>
+                <w:noProof/>
+                <w:webHidden/>
+              </w:rPr>
+              <w:instrText xml:space="preserve"> PAGEREF _Toc223957587 \h </w:instrText>
+            </w:r>
+            <w:r>
+              <w:rPr>
+                <w:noProof/>
+                <w:webHidden/>
+              </w:rPr>
+            </w:r>
+            <w:r>
+              <w:rPr>
+                <w:noProof/>
+                <w:webHidden/>
+              </w:rPr>
+              <w:fldChar w:fldCharType="separate"/>
+            </w:r>
+            <w:r>
+              <w:rPr>
+                <w:noProof/>
+                <w:webHidden/>
+              </w:rPr>
+              <w:t>7</w:t>
+            </w:r>
+            <w:r>
+              <w:rPr>
+                <w:noProof/>
+                <w:webHidden/>
+              </w:rPr>
+              <w:fldChar w:fldCharType="end"/>
+            </w:r>
+          </w:hyperlink>
+        </w:p>
+        <w:p>
+          <w:pPr>
+            <w:pStyle w:val="TOC3"/>
+            <w:tabs>
+              <w:tab w:val="left" w:pos="1957"/>
+              <w:tab w:val="right" w:leader="dot" w:pos="8777"/>
+            </w:tabs>
+            <w:rPr>
+              <w:rFonts w:asciiTheme="minorHAnsi" w:hAnsiTheme="minorHAnsi" w:cstheme="minorBidi"/>
+              <w:noProof/>
+              <w:color w:val="auto"/>
+              <w:sz w:val="24"/>
+            </w:rPr>
+          </w:pPr>
+          <w:hyperlink w:anchor="_Toc223957588" w:history="1">
+            <w:r>
+              <w:rPr>
+                <w:rStyle w:val="Hyperlink"/>
+                <w:noProof/>
+              </w:rPr>
+              <w:t>1.3.4</w:t>
+            </w:r>
+            <w:r>
+              <w:rPr>
+                <w:rFonts w:asciiTheme="minorHAnsi" w:hAnsiTheme="minorHAnsi" w:cstheme="minorBidi"/>
+                <w:noProof/>
+                <w:color w:val="auto"/>
+                <w:sz w:val="24"/>
+              </w:rPr>
+              <w:tab/>
+            </w:r>
+            <w:r>
+              <w:rPr>
+                <w:rStyle w:val="Hyperlink"/>
+                <w:noProof/>
+              </w:rPr>
+              <w:t>Tìm kiếm sản phẩm</w:t>
+            </w:r>
+            <w:r>
+              <w:rPr>
+                <w:noProof/>
+                <w:webHidden/>
+              </w:rPr>
+              <w:tab/>
+            </w:r>
+            <w:r>
+              <w:rPr>
+                <w:noProof/>
+                <w:webHidden/>
+              </w:rPr>
+              <w:fldChar w:fldCharType="begin"/>
+            </w:r>
+            <w:r>
+              <w:rPr>
+                <w:noProof/>
+                <w:webHidden/>
+              </w:rPr>
+              <w:instrText xml:space="preserve"> PAGEREF _Toc223957588 \h </w:instrText>
+            </w:r>
+            <w:r>
+              <w:rPr>
+                <w:noProof/>
+                <w:webHidden/>
+              </w:rPr>
+            </w:r>
+            <w:r>
+              <w:rPr>
+                <w:noProof/>
+                <w:webHidden/>
+              </w:rPr>
+              <w:fldChar w:fldCharType="separate"/>
+            </w:r>
+            <w:r>
+              <w:rPr>
+                <w:noProof/>
+                <w:webHidden/>
+              </w:rPr>
+              <w:t>8</w:t>
+            </w:r>
+            <w:r>
+              <w:rPr>
+                <w:noProof/>
+                <w:webHidden/>
+              </w:rPr>
+              <w:fldChar w:fldCharType="end"/>
+            </w:r>
+          </w:hyperlink>
+        </w:p>
+        <w:p>
+          <w:pPr>
+            <w:pStyle w:val="TOC3"/>
+            <w:tabs>
+              <w:tab w:val="left" w:pos="1957"/>
+              <w:tab w:val="right" w:leader="dot" w:pos="8777"/>
+            </w:tabs>
+            <w:rPr>
+              <w:rFonts w:asciiTheme="minorHAnsi" w:hAnsiTheme="minorHAnsi" w:cstheme="minorBidi"/>
+              <w:noProof/>
+              <w:color w:val="auto"/>
+              <w:sz w:val="24"/>
+            </w:rPr>
+          </w:pPr>
+          <w:hyperlink w:anchor="_Toc223957589" w:history="1">
+            <w:r>
+              <w:rPr>
+                <w:rStyle w:val="Hyperlink"/>
+                <w:noProof/>
+              </w:rPr>
+              <w:t>1.3.5</w:t>
+            </w:r>
+            <w:r>
+              <w:rPr>
+                <w:rFonts w:asciiTheme="minorHAnsi" w:hAnsiTheme="minorHAnsi" w:cstheme="minorBidi"/>
+                <w:noProof/>
+                <w:color w:val="auto"/>
+                <w:sz w:val="24"/>
+              </w:rPr>
+              <w:tab/>
+            </w:r>
+            <w:r>
+              <w:rPr>
+                <w:rStyle w:val="Hyperlink"/>
+                <w:noProof/>
+              </w:rPr>
+              <w:t>Xóa sản phẩm</w:t>
+            </w:r>
+            <w:r>
+              <w:rPr>
+                <w:noProof/>
+                <w:webHidden/>
+              </w:rPr>
+              <w:tab/>
+            </w:r>
+            <w:r>
+              <w:rPr>
+                <w:noProof/>
+                <w:webHidden/>
+              </w:rPr>
+              <w:fldChar w:fldCharType="begin"/>
+            </w:r>
+            <w:r>
+              <w:rPr>
+                <w:noProof/>
+                <w:webHidden/>
+              </w:rPr>
+              <w:instrText xml:space="preserve"> PAGEREF _Toc223957589 \h </w:instrText>
+            </w:r>
+            <w:r>
+              <w:rPr>
+                <w:noProof/>
+                <w:webHidden/>
+              </w:rPr>
+            </w:r>
+            <w:r>
+              <w:rPr>
+                <w:noProof/>
+                <w:webHidden/>
+              </w:rPr>
+              <w:fldChar w:fldCharType="separate"/>
+            </w:r>
+            <w:r>
+              <w:rPr>
+                <w:noProof/>
+                <w:webHidden/>
+              </w:rPr>
+              <w:t>9</w:t>
+            </w:r>
+            <w:r>
+              <w:rPr>
+                <w:noProof/>
+                <w:webHidden/>
+              </w:rPr>
+              <w:fldChar w:fldCharType="end"/>
+            </w:r>
+          </w:hyperlink>
+        </w:p>
+        <w:p>
+          <w:pPr>
+            <w:pStyle w:val="TOC3"/>
+            <w:tabs>
+              <w:tab w:val="left" w:pos="1957"/>
+              <w:tab w:val="right" w:leader="dot" w:pos="8777"/>
+            </w:tabs>
+            <w:rPr>
+              <w:rFonts w:asciiTheme="minorHAnsi" w:hAnsiTheme="minorHAnsi" w:cstheme="minorBidi"/>
+              <w:noProof/>
+              <w:color w:val="auto"/>
+              <w:sz w:val="24"/>
+            </w:rPr>
+          </w:pPr>
+          <w:hyperlink w:anchor="_Toc223957590" w:history="1">
             <w:r>
               <w:rPr>
                 <w:rStyle w:val="Hyperlink"/>
                 <w:rFonts w:eastAsia="Times New Roman"/>
                 <w:noProof/>
               </w:rPr>
-              <w:t>p</w:t>
+              <w:t>1.3.6</w:t>
+            </w:r>
+            <w:r>
+              <w:rPr>
+                <w:rFonts w:asciiTheme="minorHAnsi" w:hAnsiTheme="minorHAnsi" w:cstheme="minorBidi"/>
+                <w:noProof/>
+                <w:color w:val="auto"/>
+                <w:sz w:val="24"/>
+              </w:rPr>
+              <w:tab/>
             </w:r>
             <w:r>
               <w:rPr>
@@ -998,7 +1930,7 @@
                 <w:rFonts w:eastAsia="Times New Roman"/>
                 <w:noProof/>
               </w:rPr>
-              <w:t xml:space="preserve"> màn hình các chức năng chính</w:t>
+              <w:t>Các chức năng nâng cao</w:t>
             </w:r>
             <w:r>
               <w:rPr>
@@ -1019,7 +1951,7 @@
                 <w:noProof/>
                 <w:webHidden/>
               </w:rPr>
-              <w:instrText xml:space="preserve"> PAGEREF _Toc223946376 \h </w:instrText>
+              <w:instrText xml:space="preserve"> PAGEREF _Toc223957590 \h </w:instrText>
             </w:r>
             <w:r>
               <w:rPr>
@@ -1039,7 +1971,7 @@
                 <w:noProof/>
                 <w:webHidden/>
               </w:rPr>
-              <w:t>5</w:t>
+              <w:t>10</w:t>
             </w:r>
             <w:r>
               <w:rPr>
@@ -1054,20 +1986,17 @@
           <w:pPr>
             <w:pStyle w:val="TOC2"/>
             <w:tabs>
-              <w:tab w:val="left" w:pos="1540"/>
+              <w:tab w:val="left" w:pos="1680"/>
               <w:tab w:val="right" w:leader="dot" w:pos="8777"/>
             </w:tabs>
             <w:rPr>
               <w:rFonts w:asciiTheme="minorHAnsi" w:hAnsiTheme="minorHAnsi" w:cstheme="minorBidi"/>
               <w:noProof/>
               <w:color w:val="auto"/>
-              <w:kern w:val="0"/>
-              <w:sz w:val="22"/>
-              <w:szCs w:val="22"/>
-              <w14:ligatures w14:val="none"/>
+              <w:sz w:val="24"/>
             </w:rPr>
           </w:pPr>
-          <w:hyperlink w:anchor="_Toc223946377" w:history="1">
+          <w:hyperlink w:anchor="_Toc223957591" w:history="1">
             <w:r>
               <w:rPr>
                 <w:rStyle w:val="Hyperlink"/>
@@ -1081,10 +2010,7 @@
                 <w:rFonts w:asciiTheme="minorHAnsi" w:hAnsiTheme="minorHAnsi" w:cstheme="minorBidi"/>
                 <w:noProof/>
                 <w:color w:val="auto"/>
-                <w:kern w:val="0"/>
-                <w:sz w:val="22"/>
-                <w:szCs w:val="22"/>
-                <w14:ligatures w14:val="none"/>
+                <w:sz w:val="24"/>
               </w:rPr>
               <w:tab/>
             </w:r>
@@ -1094,7 +2020,7 @@
                 <w:rFonts w:eastAsia="Times New Roman"/>
                 <w:noProof/>
               </w:rPr>
-              <w:t>báo cáo ngắn mô tả:</w:t>
+              <w:t>Báo cáo ngắn mô tả:</w:t>
             </w:r>
             <w:r>
               <w:rPr>
@@ -1115,7 +2041,7 @@
                 <w:noProof/>
                 <w:webHidden/>
               </w:rPr>
-              <w:instrText xml:space="preserve"> PAGEREF _Toc223946377 \h </w:instrText>
+              <w:instrText xml:space="preserve"> PAGEREF _Toc223957591 \h </w:instrText>
             </w:r>
             <w:r>
               <w:rPr>
@@ -1135,7 +2061,7 @@
                 <w:noProof/>
                 <w:webHidden/>
               </w:rPr>
-              <w:t>6</w:t>
+              <w:t>16</w:t>
             </w:r>
             <w:r>
               <w:rPr>
@@ -1150,25 +2076,22 @@
           <w:pPr>
             <w:pStyle w:val="TOC3"/>
             <w:tabs>
-              <w:tab w:val="left" w:pos="1937"/>
+              <w:tab w:val="left" w:pos="1957"/>
               <w:tab w:val="right" w:leader="dot" w:pos="8777"/>
             </w:tabs>
             <w:rPr>
               <w:rFonts w:asciiTheme="minorHAnsi" w:hAnsiTheme="minorHAnsi" w:cstheme="minorBidi"/>
               <w:noProof/>
               <w:color w:val="auto"/>
-              <w:kern w:val="0"/>
-              <w:sz w:val="22"/>
-              <w:szCs w:val="22"/>
-              <w14:ligatures w14:val="none"/>
+              <w:sz w:val="24"/>
             </w:rPr>
           </w:pPr>
-          <w:hyperlink w:anchor="_Toc223946378" w:history="1">
+          <w:hyperlink w:anchor="_Toc223957592" w:history="1">
             <w:r>
               <w:rPr>
                 <w:rStyle w:val="Hyperlink"/>
-                <w:rFonts w:eastAsia="Times New Roman"/>
-                <w:noProof/>
+                <w:noProof/>
+                <w:lang w:eastAsia="zh-CN"/>
               </w:rPr>
               <w:t>1.4.1</w:t>
             </w:r>
@@ -1177,20 +2100,17 @@
                 <w:rFonts w:asciiTheme="minorHAnsi" w:hAnsiTheme="minorHAnsi" w:cstheme="minorBidi"/>
                 <w:noProof/>
                 <w:color w:val="auto"/>
-                <w:kern w:val="0"/>
-                <w:sz w:val="22"/>
-                <w:szCs w:val="22"/>
-                <w14:ligatures w14:val="none"/>
+                <w:sz w:val="24"/>
               </w:rPr>
               <w:tab/>
             </w:r>
             <w:r>
               <w:rPr>
                 <w:rStyle w:val="Hyperlink"/>
-                <w:rFonts w:eastAsia="Times New Roman"/>
-                <w:noProof/>
-              </w:rPr>
-              <w:t>kiến trúc hệ thống</w:t>
+                <w:noProof/>
+                <w:lang w:eastAsia="zh-CN"/>
+              </w:rPr>
+              <w:t>Kiến trúc hệ thống</w:t>
             </w:r>
             <w:r>
               <w:rPr>
@@ -1211,7 +2131,7 @@
                 <w:noProof/>
                 <w:webHidden/>
               </w:rPr>
-              <w:instrText xml:space="preserve"> PAGEREF _Toc223946378 \h </w:instrText>
+              <w:instrText xml:space="preserve"> PAGEREF _Toc223957592 \h </w:instrText>
             </w:r>
             <w:r>
               <w:rPr>
@@ -1231,7 +2151,7 @@
                 <w:noProof/>
                 <w:webHidden/>
               </w:rPr>
-              <w:t>6</w:t>
+              <w:t>16</w:t>
             </w:r>
             <w:r>
               <w:rPr>
@@ -1246,25 +2166,22 @@
           <w:pPr>
             <w:pStyle w:val="TOC3"/>
             <w:tabs>
-              <w:tab w:val="left" w:pos="1937"/>
+              <w:tab w:val="left" w:pos="1957"/>
               <w:tab w:val="right" w:leader="dot" w:pos="8777"/>
             </w:tabs>
             <w:rPr>
               <w:rFonts w:asciiTheme="minorHAnsi" w:hAnsiTheme="minorHAnsi" w:cstheme="minorBidi"/>
               <w:noProof/>
               <w:color w:val="auto"/>
-              <w:kern w:val="0"/>
-              <w:sz w:val="22"/>
-              <w:szCs w:val="22"/>
-              <w14:ligatures w14:val="none"/>
+              <w:sz w:val="24"/>
             </w:rPr>
           </w:pPr>
-          <w:hyperlink w:anchor="_Toc223946379" w:history="1">
+          <w:hyperlink w:anchor="_Toc223957593" w:history="1">
             <w:r>
               <w:rPr>
                 <w:rStyle w:val="Hyperlink"/>
-                <w:rFonts w:eastAsia="Times New Roman"/>
-                <w:noProof/>
+                <w:noProof/>
+                <w:lang w:eastAsia="zh-CN"/>
               </w:rPr>
               <w:t>1.4.2</w:t>
             </w:r>
@@ -1273,20 +2190,17 @@
                 <w:rFonts w:asciiTheme="minorHAnsi" w:hAnsiTheme="minorHAnsi" w:cstheme="minorBidi"/>
                 <w:noProof/>
                 <w:color w:val="auto"/>
-                <w:kern w:val="0"/>
-                <w:sz w:val="22"/>
-                <w:szCs w:val="22"/>
-                <w14:ligatures w14:val="none"/>
+                <w:sz w:val="24"/>
               </w:rPr>
               <w:tab/>
             </w:r>
             <w:r>
               <w:rPr>
                 <w:rStyle w:val="Hyperlink"/>
-                <w:rFonts w:eastAsia="Times New Roman"/>
-                <w:noProof/>
-              </w:rPr>
-              <w:t>cách kết nối DynamoDB</w:t>
+                <w:noProof/>
+                <w:lang w:eastAsia="zh-CN"/>
+              </w:rPr>
+              <w:t>Phương thức kết nối DynamoDB</w:t>
             </w:r>
             <w:r>
               <w:rPr>
@@ -1307,7 +2221,7 @@
                 <w:noProof/>
                 <w:webHidden/>
               </w:rPr>
-              <w:instrText xml:space="preserve"> PAGEREF _Toc223946379 \h </w:instrText>
+              <w:instrText xml:space="preserve"> PAGEREF _Toc223957593 \h </w:instrText>
             </w:r>
             <w:r>
               <w:rPr>
@@ -1327,7 +2241,7 @@
                 <w:noProof/>
                 <w:webHidden/>
               </w:rPr>
-              <w:t>6</w:t>
+              <w:t>16</w:t>
             </w:r>
             <w:r>
               <w:rPr>
@@ -1342,25 +2256,22 @@
           <w:pPr>
             <w:pStyle w:val="TOC3"/>
             <w:tabs>
-              <w:tab w:val="left" w:pos="1937"/>
+              <w:tab w:val="left" w:pos="1957"/>
               <w:tab w:val="right" w:leader="dot" w:pos="8777"/>
             </w:tabs>
             <w:rPr>
               <w:rFonts w:asciiTheme="minorHAnsi" w:hAnsiTheme="minorHAnsi" w:cstheme="minorBidi"/>
               <w:noProof/>
               <w:color w:val="auto"/>
-              <w:kern w:val="0"/>
-              <w:sz w:val="22"/>
-              <w:szCs w:val="22"/>
-              <w14:ligatures w14:val="none"/>
+              <w:sz w:val="24"/>
             </w:rPr>
           </w:pPr>
-          <w:hyperlink w:anchor="_Toc223946380" w:history="1">
+          <w:hyperlink w:anchor="_Toc223957594" w:history="1">
             <w:r>
               <w:rPr>
                 <w:rStyle w:val="Hyperlink"/>
-                <w:rFonts w:eastAsia="Times New Roman"/>
-                <w:noProof/>
+                <w:noProof/>
+                <w:lang w:eastAsia="zh-CN"/>
               </w:rPr>
               <w:t>1.4.3</w:t>
             </w:r>
@@ -1369,20 +2280,17 @@
                 <w:rFonts w:asciiTheme="minorHAnsi" w:hAnsiTheme="minorHAnsi" w:cstheme="minorBidi"/>
                 <w:noProof/>
                 <w:color w:val="auto"/>
-                <w:kern w:val="0"/>
-                <w:sz w:val="22"/>
-                <w:szCs w:val="22"/>
-                <w14:ligatures w14:val="none"/>
+                <w:sz w:val="24"/>
               </w:rPr>
               <w:tab/>
             </w:r>
             <w:r>
               <w:rPr>
                 <w:rStyle w:val="Hyperlink"/>
-                <w:rFonts w:eastAsia="Times New Roman"/>
-                <w:noProof/>
-              </w:rPr>
-              <w:t>cách upload ảnh lên S3</w:t>
+                <w:noProof/>
+                <w:lang w:eastAsia="zh-CN"/>
+              </w:rPr>
+              <w:t>Quy trình upload hình ảnh lên AWS S3</w:t>
             </w:r>
             <w:r>
               <w:rPr>
@@ -1403,7 +2311,7 @@
                 <w:noProof/>
                 <w:webHidden/>
               </w:rPr>
-              <w:instrText xml:space="preserve"> PAGEREF _Toc223946380 \h </w:instrText>
+              <w:instrText xml:space="preserve"> PAGEREF _Toc223957594 \h </w:instrText>
             </w:r>
             <w:r>
               <w:rPr>
@@ -1423,103 +2331,7 @@
                 <w:noProof/>
                 <w:webHidden/>
               </w:rPr>
-              <w:t>6</w:t>
-            </w:r>
-            <w:r>
-              <w:rPr>
-                <w:noProof/>
-                <w:webHidden/>
-              </w:rPr>
-              <w:fldChar w:fldCharType="end"/>
-            </w:r>
-          </w:hyperlink>
-        </w:p>
-        <w:p>
-          <w:pPr>
-            <w:pStyle w:val="TOC3"/>
-            <w:tabs>
-              <w:tab w:val="left" w:pos="1937"/>
-              <w:tab w:val="right" w:leader="dot" w:pos="8777"/>
-            </w:tabs>
-            <w:rPr>
-              <w:rFonts w:asciiTheme="minorHAnsi" w:hAnsiTheme="minorHAnsi" w:cstheme="minorBidi"/>
-              <w:noProof/>
-              <w:color w:val="auto"/>
-              <w:kern w:val="0"/>
-              <w:sz w:val="22"/>
-              <w:szCs w:val="22"/>
-              <w14:ligatures w14:val="none"/>
-            </w:rPr>
-          </w:pPr>
-          <w:hyperlink w:anchor="_Toc223946381" w:history="1">
-            <w:r>
-              <w:rPr>
-                <w:rStyle w:val="Hyperlink"/>
-                <w:rFonts w:eastAsia="Times New Roman"/>
-                <w:noProof/>
-              </w:rPr>
-              <w:t>1.4.4</w:t>
-            </w:r>
-            <w:r>
-              <w:rPr>
-                <w:rFonts w:asciiTheme="minorHAnsi" w:hAnsiTheme="minorHAnsi" w:cstheme="minorBidi"/>
-                <w:noProof/>
-                <w:color w:val="auto"/>
-                <w:kern w:val="0"/>
-                <w:sz w:val="22"/>
-                <w:szCs w:val="22"/>
-                <w14:ligatures w14:val="none"/>
-              </w:rPr>
-              <w:tab/>
-            </w:r>
-            <w:r>
-              <w:rPr>
-                <w:rStyle w:val="Hyperlink"/>
-                <w:rFonts w:eastAsia="Times New Roman"/>
-                <w:noProof/>
-              </w:rPr>
-              <w:t>phân công công việc nếu làm theo nhóm</w:t>
-            </w:r>
-            <w:r>
-              <w:rPr>
-                <w:noProof/>
-                <w:webHidden/>
-              </w:rPr>
-              <w:tab/>
-            </w:r>
-            <w:r>
-              <w:rPr>
-                <w:noProof/>
-                <w:webHidden/>
-              </w:rPr>
-              <w:fldChar w:fldCharType="begin"/>
-            </w:r>
-            <w:r>
-              <w:rPr>
-                <w:noProof/>
-                <w:webHidden/>
-              </w:rPr>
-              <w:instrText xml:space="preserve"> PAGEREF _Toc223946381 \h </w:instrText>
-            </w:r>
-            <w:r>
-              <w:rPr>
-                <w:noProof/>
-                <w:webHidden/>
-              </w:rPr>
-            </w:r>
-            <w:r>
-              <w:rPr>
-                <w:noProof/>
-                <w:webHidden/>
-              </w:rPr>
-              <w:fldChar w:fldCharType="separate"/>
-            </w:r>
-            <w:r>
-              <w:rPr>
-                <w:noProof/>
-                <w:webHidden/>
-              </w:rPr>
-              <w:t>6</w:t>
+              <w:t>17</w:t>
             </w:r>
             <w:r>
               <w:rPr>
@@ -1576,7 +2388,7 @@
           <w:rFonts w:eastAsia="Times New Roman"/>
         </w:rPr>
       </w:pPr>
-      <w:bookmarkStart w:id="0" w:name="_Toc223946373"/>
+      <w:bookmarkStart w:id="0" w:name="_Toc223957576"/>
       <w:r>
         <w:lastRenderedPageBreak/>
         <w:t>Bài tập Tuần 10</w:t>
@@ -1590,14 +2402,28 @@
           <w:rFonts w:eastAsia="Times New Roman"/>
         </w:rPr>
       </w:pPr>
-      <w:bookmarkStart w:id="1" w:name="_Toc223946374"/>
+      <w:bookmarkStart w:id="1" w:name="_Toc223957577"/>
       <w:r>
         <w:rPr>
           <w:rFonts w:eastAsia="Times New Roman"/>
         </w:rPr>
-        <w:t>source code đầy đủ</w:t>
+        <w:t>S</w:t>
+      </w:r>
+      <w:r>
+        <w:rPr>
+          <w:rFonts w:eastAsia="Times New Roman"/>
+        </w:rPr>
+        <w:t>ource code đầy đủ</w:t>
       </w:r>
       <w:bookmarkEnd w:id="1"/>
+    </w:p>
+    <w:p>
+      <w:pPr>
+        <w:ind w:firstLine="0"/>
+      </w:pPr>
+      <w:r>
+        <w:t>https://github.com/NguyenHuuSang04/CNM/tree/main/Lab_6</w:t>
+      </w:r>
     </w:p>
     <w:p>
       <w:pPr>
@@ -1625,15 +2451,413 @@
           <w:rFonts w:eastAsia="Times New Roman"/>
         </w:rPr>
       </w:pPr>
-      <w:bookmarkStart w:id="2" w:name="_Toc223946375"/>
+      <w:bookmarkStart w:id="2" w:name="_Toc223957578"/>
       <w:r>
         <w:rPr>
           <w:rFonts w:eastAsia="Times New Roman"/>
         </w:rPr>
         <w:lastRenderedPageBreak/>
-        <w:t>file hướng dẫn chạy chương trình</w:t>
+        <w:t>H</w:t>
+      </w:r>
+      <w:r>
+        <w:rPr>
+          <w:rFonts w:eastAsia="Times New Roman"/>
+        </w:rPr>
+        <w:t>ướng dẫn chạy chương trình</w:t>
       </w:r>
       <w:bookmarkEnd w:id="2"/>
+    </w:p>
+    <w:p>
+      <w:pPr>
+        <w:pStyle w:val="Heading3"/>
+      </w:pPr>
+      <w:bookmarkStart w:id="3" w:name="_Toc223957579"/>
+      <w:r>
+        <w:rPr>
+          <w:bCs/>
+        </w:rPr>
+        <w:t>Cài đặt Dependencies</w:t>
+      </w:r>
+      <w:bookmarkEnd w:id="3"/>
+      <w:r>
+        <w:t xml:space="preserve"> </w:t>
+      </w:r>
+    </w:p>
+    <w:p>
+      <w:r>
+        <w:t>Mở terminal tại thư mục dự án và chạy lệnh: npm install</w:t>
+      </w:r>
+    </w:p>
+    <w:p>
+      <w:pPr>
+        <w:pStyle w:val="Heading3"/>
+      </w:pPr>
+      <w:bookmarkStart w:id="4" w:name="_Toc223957580"/>
+      <w:r>
+        <w:rPr>
+          <w:bCs/>
+        </w:rPr>
+        <w:t>Cấu hình môi trường</w:t>
+      </w:r>
+      <w:bookmarkEnd w:id="4"/>
+      <w:r>
+        <w:t xml:space="preserve"> </w:t>
+      </w:r>
+    </w:p>
+    <w:p>
+      <w:r>
+        <w:t xml:space="preserve">cần điền đầy đủ thông tin AWS vào file </w:t>
+      </w:r>
+      <w:r>
+        <w:rPr>
+          <w:b/>
+          <w:bCs/>
+        </w:rPr>
+        <w:t>.env</w:t>
+      </w:r>
+      <w:r>
+        <w:t>:</w:t>
+      </w:r>
+    </w:p>
+    <w:p>
+      <w:pPr>
+        <w:ind w:firstLine="0"/>
+      </w:pPr>
+      <w:r>
+        <w:t>PORT=3000 AWS_REGION=us-east-1 AWS_ACCESS_KEY_ID=your_access_key_id_here AWS_SECRET_ACCESS_KEY=your_secret_access_key_here DYNAMODB_TABLE=Products_Sang_gk S3_BUCKET_NAME=your-s3-bucket-name-here</w:t>
+      </w:r>
+    </w:p>
+    <w:p>
+      <w:pPr>
+        <w:ind w:firstLine="0"/>
+      </w:pPr>
+    </w:p>
+    <w:p>
+      <w:pPr>
+        <w:ind w:firstLine="0"/>
+      </w:pPr>
+      <w:r>
+        <w:rPr>
+          <w:b/>
+          <w:bCs/>
+        </w:rPr>
+        <w:t>Cách lấy AWS credentials:</w:t>
+      </w:r>
+    </w:p>
+    <w:p>
+      <w:pPr>
+        <w:numPr>
+          <w:ilvl w:val="0"/>
+          <w:numId w:val="32"/>
+        </w:numPr>
+      </w:pPr>
+      <w:r>
+        <w:t>Truy cập vào AWS IAM Console.</w:t>
+      </w:r>
+    </w:p>
+    <w:p>
+      <w:pPr>
+        <w:numPr>
+          <w:ilvl w:val="0"/>
+          <w:numId w:val="32"/>
+        </w:numPr>
+      </w:pPr>
+      <w:r>
+        <w:t>Tạo Access Key tại mục Security Credentials.</w:t>
+      </w:r>
+    </w:p>
+    <w:p>
+      <w:pPr>
+        <w:numPr>
+          <w:ilvl w:val="0"/>
+          <w:numId w:val="32"/>
+        </w:numPr>
+      </w:pPr>
+      <w:r>
+        <w:t>Tạo S3 Bucket trên AWS Console để lưu trữ hình ảnh.</w:t>
+      </w:r>
+    </w:p>
+    <w:p>
+      <w:pPr>
+        <w:ind w:left="720" w:firstLine="0"/>
+      </w:pPr>
+    </w:p>
+    <w:p>
+      <w:pPr>
+        <w:pStyle w:val="Heading3"/>
+      </w:pPr>
+      <w:bookmarkStart w:id="5" w:name="_Toc223957581"/>
+      <w:r>
+        <w:t>Tạo bảng DynamoDB</w:t>
+      </w:r>
+      <w:bookmarkEnd w:id="5"/>
+      <w:r>
+        <w:t xml:space="preserve"> </w:t>
+      </w:r>
+    </w:p>
+    <w:p>
+      <w:pPr>
+        <w:ind w:firstLine="0"/>
+        <w:rPr>
+          <w:i/>
+          <w:iCs/>
+        </w:rPr>
+      </w:pPr>
+      <w:r>
+        <w:t xml:space="preserve">Chạy lệnh sau để tự động khởi tạo bảng: npm run setup </w:t>
+      </w:r>
+      <w:r>
+        <w:rPr>
+          <w:i/>
+          <w:iCs/>
+        </w:rPr>
+        <w:t>(Lưu ý: Lệnh này sẽ tạo bảng với tên đã cấu hình trong file .env)</w:t>
+      </w:r>
+    </w:p>
+    <w:p>
+      <w:pPr>
+        <w:ind w:firstLine="0"/>
+      </w:pPr>
+    </w:p>
+    <w:p>
+      <w:pPr>
+        <w:pStyle w:val="Heading3"/>
+      </w:pPr>
+      <w:bookmarkStart w:id="6" w:name="_Toc223957582"/>
+      <w:r>
+        <w:t>Chạy ứng dụng</w:t>
+      </w:r>
+      <w:bookmarkEnd w:id="6"/>
+    </w:p>
+    <w:p>
+      <w:pPr>
+        <w:numPr>
+          <w:ilvl w:val="0"/>
+          <w:numId w:val="33"/>
+        </w:numPr>
+      </w:pPr>
+      <w:r>
+        <w:rPr>
+          <w:b/>
+          <w:bCs/>
+        </w:rPr>
+        <w:t>Chạy môi trường Production:</w:t>
+      </w:r>
+      <w:r>
+        <w:t xml:space="preserve"> npm start</w:t>
+      </w:r>
+    </w:p>
+    <w:p>
+      <w:pPr>
+        <w:numPr>
+          <w:ilvl w:val="0"/>
+          <w:numId w:val="33"/>
+        </w:numPr>
+      </w:pPr>
+      <w:r>
+        <w:rPr>
+          <w:b/>
+          <w:bCs/>
+        </w:rPr>
+        <w:t>Chạy môi trường Development (có tính năng auto-reload):</w:t>
+      </w:r>
+      <w:r>
+        <w:t xml:space="preserve"> npm run dev</w:t>
+      </w:r>
+    </w:p>
+    <w:p>
+      <w:pPr>
+        <w:ind w:left="720" w:firstLine="0"/>
+      </w:pPr>
+    </w:p>
+    <w:p>
+      <w:pPr>
+        <w:pStyle w:val="Heading3"/>
+      </w:pPr>
+      <w:bookmarkStart w:id="7" w:name="_Toc223957583"/>
+      <w:r>
+        <w:t>Truy cập ứng dụng</w:t>
+      </w:r>
+      <w:bookmarkEnd w:id="7"/>
+      <w:r>
+        <w:t xml:space="preserve"> </w:t>
+      </w:r>
+    </w:p>
+    <w:p>
+      <w:pPr>
+        <w:ind w:firstLine="0"/>
+      </w:pPr>
+      <w:r>
+        <w:t xml:space="preserve">Sau khi server khởi động thành công, mở trình duyệt và truy cập địa chỉ: </w:t>
+      </w:r>
+      <w:hyperlink r:id="rId9" w:history="1">
+        <w:r>
+          <w:rPr>
+            <w:rStyle w:val="Hyperlink"/>
+          </w:rPr>
+          <w:t>http://localhost:3000</w:t>
+        </w:r>
+      </w:hyperlink>
+    </w:p>
+    <w:p>
+      <w:pPr>
+        <w:ind w:firstLine="0"/>
+      </w:pPr>
+    </w:p>
+    <w:p>
+      <w:pPr>
+        <w:ind w:firstLine="0"/>
+      </w:pPr>
+      <w:r>
+        <w:rPr>
+          <w:b/>
+          <w:bCs/>
+        </w:rPr>
+        <w:t>Các chức năng chính của hệ thống</w:t>
+      </w:r>
+    </w:p>
+    <w:p>
+      <w:pPr>
+        <w:numPr>
+          <w:ilvl w:val="0"/>
+          <w:numId w:val="34"/>
+        </w:numPr>
+      </w:pPr>
+      <w:r>
+        <w:rPr>
+          <w:b/>
+          <w:bCs/>
+        </w:rPr>
+        <w:t>Xem danh sách sản phẩm:</w:t>
+      </w:r>
+      <w:r>
+        <w:t xml:space="preserve"> Hiển thị trực tiếp tại trang chủ.</w:t>
+      </w:r>
+    </w:p>
+    <w:p>
+      <w:pPr>
+        <w:numPr>
+          <w:ilvl w:val="0"/>
+          <w:numId w:val="34"/>
+        </w:numPr>
+      </w:pPr>
+      <w:r>
+        <w:rPr>
+          <w:b/>
+          <w:bCs/>
+        </w:rPr>
+        <w:t>Thêm sản phẩm:</w:t>
+      </w:r>
+      <w:r>
+        <w:t xml:space="preserve"> Click vào nút "Thêm sản phẩm mới".</w:t>
+      </w:r>
+    </w:p>
+    <w:p>
+      <w:pPr>
+        <w:numPr>
+          <w:ilvl w:val="0"/>
+          <w:numId w:val="34"/>
+        </w:numPr>
+      </w:pPr>
+      <w:r>
+        <w:rPr>
+          <w:b/>
+          <w:bCs/>
+        </w:rPr>
+        <w:t>Sửa sản phẩm:</w:t>
+      </w:r>
+      <w:r>
+        <w:t xml:space="preserve"> Sử dụng nút "Sửa" trên từng dòng sản phẩm.</w:t>
+      </w:r>
+    </w:p>
+    <w:p>
+      <w:pPr>
+        <w:numPr>
+          <w:ilvl w:val="0"/>
+          <w:numId w:val="34"/>
+        </w:numPr>
+      </w:pPr>
+      <w:r>
+        <w:rPr>
+          <w:b/>
+          <w:bCs/>
+        </w:rPr>
+        <w:t>Xóa sản phẩm:</w:t>
+      </w:r>
+      <w:r>
+        <w:t xml:space="preserve"> Sử dụng nút "Xóa" để gỡ bỏ sản phẩm khỏi hệ thống.</w:t>
+      </w:r>
+    </w:p>
+    <w:p>
+      <w:pPr>
+        <w:ind w:firstLine="0"/>
+      </w:pPr>
+      <w:r>
+        <w:rPr>
+          <w:b/>
+          <w:bCs/>
+        </w:rPr>
+        <w:t>Một số lưu ý quan trọng</w:t>
+      </w:r>
+    </w:p>
+    <w:p>
+      <w:pPr>
+        <w:numPr>
+          <w:ilvl w:val="0"/>
+          <w:numId w:val="35"/>
+        </w:numPr>
+      </w:pPr>
+      <w:r>
+        <w:rPr>
+          <w:b/>
+          <w:bCs/>
+        </w:rPr>
+        <w:t>Lưu trữ:</w:t>
+      </w:r>
+      <w:r>
+        <w:t xml:space="preserve"> Hình ảnh sản phẩm được lưu trên S3, dữ liệu text được lưu trên DynamoDB.</w:t>
+      </w:r>
+    </w:p>
+    <w:p>
+      <w:pPr>
+        <w:numPr>
+          <w:ilvl w:val="0"/>
+          <w:numId w:val="35"/>
+        </w:numPr>
+      </w:pPr>
+      <w:r>
+        <w:rPr>
+          <w:b/>
+          <w:bCs/>
+        </w:rPr>
+        <w:t>Giới hạn file:</w:t>
+      </w:r>
+      <w:r>
+        <w:t xml:space="preserve"> Dung lượng file upload tối đa là 5MB.</w:t>
+      </w:r>
+    </w:p>
+    <w:p>
+      <w:pPr>
+        <w:numPr>
+          <w:ilvl w:val="0"/>
+          <w:numId w:val="35"/>
+        </w:numPr>
+      </w:pPr>
+      <w:r>
+        <w:rPr>
+          <w:b/>
+          <w:bCs/>
+        </w:rPr>
+        <w:t>Định dạng hỗ trợ:</w:t>
+      </w:r>
+      <w:r>
+        <w:t xml:space="preserve"> Hệ thống chỉ chấp nhận các định dạng ảnh: jpeg, jpg, png, gif, webp.</w:t>
+      </w:r>
+    </w:p>
+    <w:p>
+      <w:pPr>
+        <w:ind w:firstLine="0"/>
+      </w:pPr>
     </w:p>
     <w:p>
       <w:pPr>
@@ -1657,100 +2881,49 @@
     <w:p>
       <w:pPr>
         <w:pStyle w:val="Heading2"/>
-        <w:numPr>
-          <w:ilvl w:val="0"/>
-          <w:numId w:val="0"/>
-        </w:numPr>
-        <w:ind w:left="576"/>
         <w:rPr>
           <w:rFonts w:eastAsia="Times New Roman"/>
         </w:rPr>
       </w:pPr>
-    </w:p>
-    <w:p>
-      <w:pPr>
-        <w:pStyle w:val="Heading2"/>
+      <w:bookmarkStart w:id="8" w:name="_Toc223957584"/>
+      <w:r>
         <w:rPr>
           <w:rFonts w:eastAsia="Times New Roman"/>
         </w:rPr>
-      </w:pPr>
-      <w:bookmarkStart w:id="3" w:name="_Toc223946376"/>
+        <w:lastRenderedPageBreak/>
+        <w:t>Ả</w:t>
+      </w:r>
       <w:r>
         <w:rPr>
           <w:rFonts w:eastAsia="Times New Roman"/>
         </w:rPr>
-        <w:t>ảnh chụp màn hình các chức năng chính</w:t>
-      </w:r>
-      <w:bookmarkEnd w:id="3"/>
+        <w:t>nh chụp màn hình các chức năng chính</w:t>
+      </w:r>
+      <w:bookmarkEnd w:id="8"/>
     </w:p>
     <w:p>
       <w:pPr>
         <w:pStyle w:val="Heading3"/>
       </w:pPr>
+      <w:bookmarkStart w:id="9" w:name="_Toc223957585"/>
       <w:r>
         <w:t>Trang danh sách sản phẩm</w:t>
       </w:r>
+      <w:bookmarkEnd w:id="9"/>
     </w:p>
     <w:p>
       <w:pPr>
         <w:ind w:firstLine="0"/>
       </w:pPr>
       <w:r>
+        <w:rPr>
+          <w:noProof/>
+        </w:rPr>
         <w:drawing>
           <wp:inline distT="0" distB="0" distL="0" distR="0" wp14:anchorId="2AF7B5C4" wp14:editId="3B82BDE4">
             <wp:extent cx="5579745" cy="3138170"/>
             <wp:effectExtent l="0" t="0" r="1905" b="5080"/>
             <wp:docPr id="1" name="Picture 1"/>
-            <wp:cNvGraphicFramePr>
-              <a:graphicFrameLocks xmlns:a="http://schemas.openxmlformats.org/drawingml/2006/main" noChangeAspect="1"/>
-            </wp:cNvGraphicFramePr>
-            <a:graphic xmlns:a="http://schemas.openxmlformats.org/drawingml/2006/main">
-              <a:graphicData uri="http://schemas.openxmlformats.org/drawingml/2006/picture">
-                <pic:pic xmlns:pic="http://schemas.openxmlformats.org/drawingml/2006/picture">
-                  <pic:nvPicPr>
-                    <pic:cNvPr id="1" name=""/>
-                    <pic:cNvPicPr/>
-                  </pic:nvPicPr>
-                  <pic:blipFill>
-                    <a:blip r:embed="rId9"/>
-                    <a:stretch>
-                      <a:fillRect/>
-                    </a:stretch>
-                  </pic:blipFill>
-                  <pic:spPr>
-                    <a:xfrm>
-                      <a:off x="0" y="0"/>
-                      <a:ext cx="5579745" cy="3138170"/>
-                    </a:xfrm>
-                    <a:prstGeom prst="rect">
-                      <a:avLst/>
-                    </a:prstGeom>
-                  </pic:spPr>
-                </pic:pic>
-              </a:graphicData>
-            </a:graphic>
-          </wp:inline>
-        </w:drawing>
-      </w:r>
-    </w:p>
-    <w:p>
-      <w:pPr>
-        <w:pStyle w:val="Heading3"/>
-      </w:pPr>
-      <w:r>
-        <w:t>Trang thêm sản phẩm</w:t>
-      </w:r>
-    </w:p>
-    <w:p>
-      <w:pPr>
-        <w:ind w:firstLine="0"/>
-      </w:pPr>
-      <w:r>
-        <w:drawing>
-          <wp:inline distT="0" distB="0" distL="0" distR="0" wp14:anchorId="3E09934B" wp14:editId="53B71E03">
-            <wp:extent cx="5579745" cy="3138170"/>
-            <wp:effectExtent l="0" t="0" r="1905" b="5080"/>
-            <wp:docPr id="2" name="Picture 2"/>
             <wp:cNvGraphicFramePr>
               <a:graphicFrameLocks xmlns:a="http://schemas.openxmlformats.org/drawingml/2006/main" noChangeAspect="1"/>
             </wp:cNvGraphicFramePr>
@@ -1787,21 +2960,25 @@
       <w:pPr>
         <w:pStyle w:val="Heading3"/>
       </w:pPr>
-      <w:r>
-        <w:lastRenderedPageBreak/>
-        <w:t>Trang sửa sản phẩm</w:t>
-      </w:r>
+      <w:bookmarkStart w:id="10" w:name="_Toc223957586"/>
+      <w:r>
+        <w:t>Trang thêm sản phẩm</w:t>
+      </w:r>
+      <w:bookmarkEnd w:id="10"/>
     </w:p>
     <w:p>
       <w:pPr>
         <w:ind w:firstLine="0"/>
       </w:pPr>
       <w:r>
+        <w:rPr>
+          <w:noProof/>
+        </w:rPr>
         <w:drawing>
-          <wp:inline distT="0" distB="0" distL="0" distR="0" wp14:anchorId="18179B71" wp14:editId="3A9D2816">
+          <wp:inline distT="0" distB="0" distL="0" distR="0" wp14:anchorId="3E09934B" wp14:editId="53B71E03">
             <wp:extent cx="5579745" cy="3138170"/>
             <wp:effectExtent l="0" t="0" r="1905" b="5080"/>
-            <wp:docPr id="3" name="Picture 3"/>
+            <wp:docPr id="2" name="Picture 2"/>
             <wp:cNvGraphicFramePr>
               <a:graphicFrameLocks xmlns:a="http://schemas.openxmlformats.org/drawingml/2006/main" noChangeAspect="1"/>
             </wp:cNvGraphicFramePr>
@@ -1836,14 +3013,28 @@
     </w:p>
     <w:p>
       <w:pPr>
+        <w:pStyle w:val="Heading3"/>
+      </w:pPr>
+      <w:bookmarkStart w:id="11" w:name="_Toc223957587"/>
+      <w:r>
+        <w:lastRenderedPageBreak/>
+        <w:t>Trang sửa sản phẩm</w:t>
+      </w:r>
+      <w:bookmarkEnd w:id="11"/>
+    </w:p>
+    <w:p>
+      <w:pPr>
         <w:ind w:firstLine="0"/>
       </w:pPr>
       <w:r>
+        <w:rPr>
+          <w:noProof/>
+        </w:rPr>
         <w:drawing>
-          <wp:inline distT="0" distB="0" distL="0" distR="0" wp14:anchorId="1A844CC6" wp14:editId="3FDF01F1">
+          <wp:inline distT="0" distB="0" distL="0" distR="0" wp14:anchorId="18179B71" wp14:editId="3A9D2816">
             <wp:extent cx="5579745" cy="3138170"/>
             <wp:effectExtent l="0" t="0" r="1905" b="5080"/>
-            <wp:docPr id="4" name="Picture 4"/>
+            <wp:docPr id="3" name="Picture 3"/>
             <wp:cNvGraphicFramePr>
               <a:graphicFrameLocks xmlns:a="http://schemas.openxmlformats.org/drawingml/2006/main" noChangeAspect="1"/>
             </wp:cNvGraphicFramePr>
@@ -1881,12 +3072,14 @@
         <w:ind w:firstLine="0"/>
       </w:pPr>
       <w:r>
-        <w:lastRenderedPageBreak/>
+        <w:rPr>
+          <w:noProof/>
+        </w:rPr>
         <w:drawing>
-          <wp:inline distT="0" distB="0" distL="0" distR="0" wp14:anchorId="0E8179AC" wp14:editId="6FF814DB">
+          <wp:inline distT="0" distB="0" distL="0" distR="0" wp14:anchorId="1A844CC6" wp14:editId="3FDF01F1">
             <wp:extent cx="5579745" cy="3138170"/>
             <wp:effectExtent l="0" t="0" r="1905" b="5080"/>
-            <wp:docPr id="5" name="Picture 5"/>
+            <wp:docPr id="4" name="Picture 4"/>
             <wp:cNvGraphicFramePr>
               <a:graphicFrameLocks xmlns:a="http://schemas.openxmlformats.org/drawingml/2006/main" noChangeAspect="1"/>
             </wp:cNvGraphicFramePr>
@@ -1921,22 +3114,18 @@
     </w:p>
     <w:p>
       <w:pPr>
-        <w:pStyle w:val="Heading3"/>
-      </w:pPr>
-      <w:r>
-        <w:t>Tìm kiếm sản phẩm</w:t>
-      </w:r>
-    </w:p>
-    <w:p>
-      <w:pPr>
         <w:ind w:firstLine="0"/>
       </w:pPr>
       <w:r>
+        <w:rPr>
+          <w:noProof/>
+        </w:rPr>
+        <w:lastRenderedPageBreak/>
         <w:drawing>
-          <wp:inline distT="0" distB="0" distL="0" distR="0" wp14:anchorId="61E0EA14" wp14:editId="49C0FD36">
+          <wp:inline distT="0" distB="0" distL="0" distR="0" wp14:anchorId="0E8179AC" wp14:editId="6FF814DB">
             <wp:extent cx="5579745" cy="3138170"/>
             <wp:effectExtent l="0" t="0" r="1905" b="5080"/>
-            <wp:docPr id="6" name="Picture 6"/>
+            <wp:docPr id="5" name="Picture 5"/>
             <wp:cNvGraphicFramePr>
               <a:graphicFrameLocks xmlns:a="http://schemas.openxmlformats.org/drawingml/2006/main" noChangeAspect="1"/>
             </wp:cNvGraphicFramePr>
@@ -1973,21 +3162,25 @@
       <w:pPr>
         <w:pStyle w:val="Heading3"/>
       </w:pPr>
-      <w:r>
-        <w:lastRenderedPageBreak/>
-        <w:t>Xóa sản phẩm</w:t>
-      </w:r>
+      <w:bookmarkStart w:id="12" w:name="_Toc223957588"/>
+      <w:r>
+        <w:t>Tìm kiếm sản phẩm</w:t>
+      </w:r>
+      <w:bookmarkEnd w:id="12"/>
     </w:p>
     <w:p>
       <w:pPr>
         <w:ind w:firstLine="0"/>
       </w:pPr>
       <w:r>
+        <w:rPr>
+          <w:noProof/>
+        </w:rPr>
         <w:drawing>
-          <wp:inline distT="0" distB="0" distL="0" distR="0" wp14:anchorId="0FF703E2" wp14:editId="71DEF6A7">
+          <wp:inline distT="0" distB="0" distL="0" distR="0" wp14:anchorId="61E0EA14" wp14:editId="49C0FD36">
             <wp:extent cx="5579745" cy="3138170"/>
             <wp:effectExtent l="0" t="0" r="1905" b="5080"/>
-            <wp:docPr id="7" name="Picture 7"/>
+            <wp:docPr id="6" name="Picture 6"/>
             <wp:cNvGraphicFramePr>
               <a:graphicFrameLocks xmlns:a="http://schemas.openxmlformats.org/drawingml/2006/main" noChangeAspect="1"/>
             </wp:cNvGraphicFramePr>
@@ -2022,14 +3215,28 @@
     </w:p>
     <w:p>
       <w:pPr>
+        <w:pStyle w:val="Heading3"/>
+      </w:pPr>
+      <w:bookmarkStart w:id="13" w:name="_Toc223957589"/>
+      <w:r>
+        <w:lastRenderedPageBreak/>
+        <w:t>Xóa sản phẩm</w:t>
+      </w:r>
+      <w:bookmarkEnd w:id="13"/>
+    </w:p>
+    <w:p>
+      <w:pPr>
         <w:ind w:firstLine="0"/>
       </w:pPr>
       <w:r>
+        <w:rPr>
+          <w:noProof/>
+        </w:rPr>
         <w:drawing>
-          <wp:inline distT="0" distB="0" distL="0" distR="0" wp14:anchorId="4DEE0977" wp14:editId="21BBA51A">
+          <wp:inline distT="0" distB="0" distL="0" distR="0" wp14:anchorId="0FF703E2" wp14:editId="71DEF6A7">
             <wp:extent cx="5579745" cy="3138170"/>
             <wp:effectExtent l="0" t="0" r="1905" b="5080"/>
-            <wp:docPr id="8" name="Picture 8"/>
+            <wp:docPr id="7" name="Picture 7"/>
             <wp:cNvGraphicFramePr>
               <a:graphicFrameLocks xmlns:a="http://schemas.openxmlformats.org/drawingml/2006/main" noChangeAspect="1"/>
             </wp:cNvGraphicFramePr>
@@ -2061,138 +3268,1634 @@
           </wp:inline>
         </w:drawing>
       </w:r>
-      <w:bookmarkStart w:id="4" w:name="_GoBack"/>
-      <w:bookmarkEnd w:id="4"/>
+    </w:p>
+    <w:p>
+      <w:pPr>
+        <w:ind w:firstLine="0"/>
+      </w:pPr>
+      <w:r>
+        <w:rPr>
+          <w:noProof/>
+        </w:rPr>
+        <w:drawing>
+          <wp:inline distT="0" distB="0" distL="0" distR="0" wp14:anchorId="4DEE0977" wp14:editId="21BBA51A">
+            <wp:extent cx="5579745" cy="3138170"/>
+            <wp:effectExtent l="0" t="0" r="1905" b="5080"/>
+            <wp:docPr id="8" name="Picture 8"/>
+            <wp:cNvGraphicFramePr>
+              <a:graphicFrameLocks xmlns:a="http://schemas.openxmlformats.org/drawingml/2006/main" noChangeAspect="1"/>
+            </wp:cNvGraphicFramePr>
+            <a:graphic xmlns:a="http://schemas.openxmlformats.org/drawingml/2006/main">
+              <a:graphicData uri="http://schemas.openxmlformats.org/drawingml/2006/picture">
+                <pic:pic xmlns:pic="http://schemas.openxmlformats.org/drawingml/2006/picture">
+                  <pic:nvPicPr>
+                    <pic:cNvPr id="1" name=""/>
+                    <pic:cNvPicPr/>
+                  </pic:nvPicPr>
+                  <pic:blipFill>
+                    <a:blip r:embed="rId17"/>
+                    <a:stretch>
+                      <a:fillRect/>
+                    </a:stretch>
+                  </pic:blipFill>
+                  <pic:spPr>
+                    <a:xfrm>
+                      <a:off x="0" y="0"/>
+                      <a:ext cx="5579745" cy="3138170"/>
+                    </a:xfrm>
+                    <a:prstGeom prst="rect">
+                      <a:avLst/>
+                    </a:prstGeom>
+                  </pic:spPr>
+                </pic:pic>
+              </a:graphicData>
+            </a:graphic>
+          </wp:inline>
+        </w:drawing>
+      </w:r>
     </w:p>
     <w:p>
       <w:pPr>
         <w:spacing w:before="0" w:after="160" w:line="259" w:lineRule="auto"/>
         <w:ind w:firstLine="0"/>
         <w:rPr>
-          <w:rFonts w:eastAsia="Times New Roman" w:cstheme="majorBidi"/>
+          <w:rFonts w:eastAsia="Times New Roman"/>
+        </w:rPr>
+      </w:pPr>
+    </w:p>
+    <w:p>
+      <w:pPr>
+        <w:pStyle w:val="Heading3"/>
+        <w:rPr>
+          <w:rFonts w:eastAsia="Times New Roman"/>
+        </w:rPr>
+      </w:pPr>
+      <w:bookmarkStart w:id="14" w:name="_Toc223957590"/>
+      <w:r>
+        <w:rPr>
+          <w:rFonts w:eastAsia="Times New Roman"/>
+        </w:rPr>
+        <w:lastRenderedPageBreak/>
+        <w:t>Các chức năng nâng cao</w:t>
+      </w:r>
+      <w:bookmarkEnd w:id="14"/>
+    </w:p>
+    <w:p>
+      <w:pPr>
+        <w:pStyle w:val="Heading4"/>
+        <w:rPr>
+          <w:rFonts w:eastAsia="Times New Roman"/>
+        </w:rPr>
+      </w:pPr>
+      <w:r>
+        <w:rPr>
+          <w:rFonts w:eastAsia="Times New Roman"/>
+        </w:rPr>
+        <w:t>P</w:t>
+      </w:r>
+      <w:r>
+        <w:rPr>
+          <w:rFonts w:eastAsia="Times New Roman"/>
+        </w:rPr>
+        <w:t>hân trang danh sách sản phẩm</w:t>
+      </w:r>
+    </w:p>
+    <w:p>
+      <w:pPr>
+        <w:ind w:firstLine="0"/>
+      </w:pPr>
+      <w:r>
+        <w:drawing>
+          <wp:inline distT="0" distB="0" distL="0" distR="0" wp14:anchorId="542A8D87" wp14:editId="693BA686">
+            <wp:extent cx="5579745" cy="2535555"/>
+            <wp:effectExtent l="0" t="0" r="1905" b="0"/>
+            <wp:docPr id="959616783" name="Picture 1"/>
+            <wp:cNvGraphicFramePr>
+              <a:graphicFrameLocks xmlns:a="http://schemas.openxmlformats.org/drawingml/2006/main" noChangeAspect="1"/>
+            </wp:cNvGraphicFramePr>
+            <a:graphic xmlns:a="http://schemas.openxmlformats.org/drawingml/2006/main">
+              <a:graphicData uri="http://schemas.openxmlformats.org/drawingml/2006/picture">
+                <pic:pic xmlns:pic="http://schemas.openxmlformats.org/drawingml/2006/picture">
+                  <pic:nvPicPr>
+                    <pic:cNvPr id="959616783" name=""/>
+                    <pic:cNvPicPr/>
+                  </pic:nvPicPr>
+                  <pic:blipFill>
+                    <a:blip r:embed="rId18"/>
+                    <a:stretch>
+                      <a:fillRect/>
+                    </a:stretch>
+                  </pic:blipFill>
+                  <pic:spPr>
+                    <a:xfrm>
+                      <a:off x="0" y="0"/>
+                      <a:ext cx="5579745" cy="2535555"/>
+                    </a:xfrm>
+                    <a:prstGeom prst="rect">
+                      <a:avLst/>
+                    </a:prstGeom>
+                  </pic:spPr>
+                </pic:pic>
+              </a:graphicData>
+            </a:graphic>
+          </wp:inline>
+        </w:drawing>
+      </w:r>
+    </w:p>
+    <w:p>
+      <w:pPr>
+        <w:ind w:firstLine="0"/>
+      </w:pPr>
+      <w:r>
+        <w:drawing>
+          <wp:inline distT="0" distB="0" distL="0" distR="0" wp14:anchorId="43B119B3" wp14:editId="534065C3">
+            <wp:extent cx="5579745" cy="2964180"/>
+            <wp:effectExtent l="0" t="0" r="1905" b="7620"/>
+            <wp:docPr id="916010587" name="Picture 1"/>
+            <wp:cNvGraphicFramePr>
+              <a:graphicFrameLocks xmlns:a="http://schemas.openxmlformats.org/drawingml/2006/main" noChangeAspect="1"/>
+            </wp:cNvGraphicFramePr>
+            <a:graphic xmlns:a="http://schemas.openxmlformats.org/drawingml/2006/main">
+              <a:graphicData uri="http://schemas.openxmlformats.org/drawingml/2006/picture">
+                <pic:pic xmlns:pic="http://schemas.openxmlformats.org/drawingml/2006/picture">
+                  <pic:nvPicPr>
+                    <pic:cNvPr id="916010587" name=""/>
+                    <pic:cNvPicPr/>
+                  </pic:nvPicPr>
+                  <pic:blipFill>
+                    <a:blip r:embed="rId19"/>
+                    <a:stretch>
+                      <a:fillRect/>
+                    </a:stretch>
+                  </pic:blipFill>
+                  <pic:spPr>
+                    <a:xfrm>
+                      <a:off x="0" y="0"/>
+                      <a:ext cx="5579745" cy="2964180"/>
+                    </a:xfrm>
+                    <a:prstGeom prst="rect">
+                      <a:avLst/>
+                    </a:prstGeom>
+                  </pic:spPr>
+                </pic:pic>
+              </a:graphicData>
+            </a:graphic>
+          </wp:inline>
+        </w:drawing>
+      </w:r>
+    </w:p>
+    <w:p>
+      <w:pPr>
+        <w:ind w:firstLine="0"/>
+      </w:pPr>
+    </w:p>
+    <w:p>
+      <w:pPr>
+        <w:pStyle w:val="Heading4"/>
+        <w:rPr>
+          <w:rFonts w:eastAsia="Times New Roman"/>
+        </w:rPr>
+      </w:pPr>
+      <w:r>
+        <w:rPr>
+          <w:rFonts w:eastAsia="Times New Roman"/>
+        </w:rPr>
+        <w:lastRenderedPageBreak/>
+        <w:t>T</w:t>
+      </w:r>
+      <w:r>
+        <w:rPr>
+          <w:rFonts w:eastAsia="Times New Roman"/>
+        </w:rPr>
+        <w:t>ìm kiếm gần đúng</w:t>
+      </w:r>
+    </w:p>
+    <w:p>
+      <w:pPr>
+        <w:ind w:firstLine="0"/>
+      </w:pPr>
+      <w:r>
+        <w:drawing>
+          <wp:inline distT="0" distB="0" distL="0" distR="0" wp14:anchorId="287B1E1E" wp14:editId="43619840">
+            <wp:extent cx="5579745" cy="2964180"/>
+            <wp:effectExtent l="0" t="0" r="1905" b="7620"/>
+            <wp:docPr id="143835920" name="Picture 1"/>
+            <wp:cNvGraphicFramePr>
+              <a:graphicFrameLocks xmlns:a="http://schemas.openxmlformats.org/drawingml/2006/main" noChangeAspect="1"/>
+            </wp:cNvGraphicFramePr>
+            <a:graphic xmlns:a="http://schemas.openxmlformats.org/drawingml/2006/main">
+              <a:graphicData uri="http://schemas.openxmlformats.org/drawingml/2006/picture">
+                <pic:pic xmlns:pic="http://schemas.openxmlformats.org/drawingml/2006/picture">
+                  <pic:nvPicPr>
+                    <pic:cNvPr id="143835920" name=""/>
+                    <pic:cNvPicPr/>
+                  </pic:nvPicPr>
+                  <pic:blipFill>
+                    <a:blip r:embed="rId20"/>
+                    <a:stretch>
+                      <a:fillRect/>
+                    </a:stretch>
+                  </pic:blipFill>
+                  <pic:spPr>
+                    <a:xfrm>
+                      <a:off x="0" y="0"/>
+                      <a:ext cx="5579745" cy="2964180"/>
+                    </a:xfrm>
+                    <a:prstGeom prst="rect">
+                      <a:avLst/>
+                    </a:prstGeom>
+                  </pic:spPr>
+                </pic:pic>
+              </a:graphicData>
+            </a:graphic>
+          </wp:inline>
+        </w:drawing>
+      </w:r>
+    </w:p>
+    <w:p>
+      <w:pPr>
+        <w:pStyle w:val="Heading4"/>
+        <w:rPr>
+          <w:rFonts w:eastAsia="Times New Roman"/>
+        </w:rPr>
+      </w:pPr>
+      <w:r>
+        <w:rPr>
+          <w:rFonts w:eastAsia="Times New Roman"/>
+        </w:rPr>
+        <w:t>X</w:t>
+      </w:r>
+      <w:r>
+        <w:rPr>
+          <w:rFonts w:eastAsia="Times New Roman"/>
+        </w:rPr>
+        <w:t>óa ảnh cũ trên S3 khi cập nhật ảnh mới</w:t>
+      </w:r>
+    </w:p>
+    <w:p>
+      <w:pPr>
+        <w:pStyle w:val="Heading5"/>
+      </w:pPr>
+      <w:r>
+        <w:t>C</w:t>
+      </w:r>
+      <w:r>
+        <w:t xml:space="preserve">ập nhật ảnh laptop surface ( </w:t>
+      </w:r>
+      <w:r>
+        <w:t>Ảnh cũ</w:t>
+      </w:r>
+      <w:r>
+        <w:t xml:space="preserve"> )</w:t>
+      </w:r>
+    </w:p>
+    <w:p>
+      <w:pPr>
+        <w:ind w:firstLine="0"/>
+      </w:pPr>
+      <w:r>
+        <w:drawing>
+          <wp:inline distT="0" distB="0" distL="0" distR="0" wp14:anchorId="140375E5" wp14:editId="036D3BF7">
+            <wp:extent cx="5579745" cy="2356485"/>
+            <wp:effectExtent l="0" t="0" r="1905" b="5715"/>
+            <wp:docPr id="960080476" name="Picture 1"/>
+            <wp:cNvGraphicFramePr>
+              <a:graphicFrameLocks xmlns:a="http://schemas.openxmlformats.org/drawingml/2006/main" noChangeAspect="1"/>
+            </wp:cNvGraphicFramePr>
+            <a:graphic xmlns:a="http://schemas.openxmlformats.org/drawingml/2006/main">
+              <a:graphicData uri="http://schemas.openxmlformats.org/drawingml/2006/picture">
+                <pic:pic xmlns:pic="http://schemas.openxmlformats.org/drawingml/2006/picture">
+                  <pic:nvPicPr>
+                    <pic:cNvPr id="960080476" name=""/>
+                    <pic:cNvPicPr/>
+                  </pic:nvPicPr>
+                  <pic:blipFill>
+                    <a:blip r:embed="rId21"/>
+                    <a:stretch>
+                      <a:fillRect/>
+                    </a:stretch>
+                  </pic:blipFill>
+                  <pic:spPr>
+                    <a:xfrm>
+                      <a:off x="0" y="0"/>
+                      <a:ext cx="5579745" cy="2356485"/>
+                    </a:xfrm>
+                    <a:prstGeom prst="rect">
+                      <a:avLst/>
+                    </a:prstGeom>
+                  </pic:spPr>
+                </pic:pic>
+              </a:graphicData>
+            </a:graphic>
+          </wp:inline>
+        </w:drawing>
+      </w:r>
+    </w:p>
+    <w:p>
+      <w:pPr>
+        <w:ind w:firstLine="0"/>
+      </w:pPr>
+    </w:p>
+    <w:p>
+      <w:pPr>
+        <w:pStyle w:val="Heading5"/>
+      </w:pPr>
+      <w:r>
+        <w:lastRenderedPageBreak/>
+        <w:t>Thực hiện cập nhật</w:t>
+      </w:r>
+    </w:p>
+    <w:p>
+      <w:pPr>
+        <w:ind w:firstLine="0"/>
+      </w:pPr>
+      <w:r>
+        <w:drawing>
+          <wp:inline distT="0" distB="0" distL="0" distR="0" wp14:anchorId="33952629" wp14:editId="21CAFC04">
+            <wp:extent cx="5579745" cy="2964180"/>
+            <wp:effectExtent l="0" t="0" r="1905" b="7620"/>
+            <wp:docPr id="477291232" name="Picture 1"/>
+            <wp:cNvGraphicFramePr>
+              <a:graphicFrameLocks xmlns:a="http://schemas.openxmlformats.org/drawingml/2006/main" noChangeAspect="1"/>
+            </wp:cNvGraphicFramePr>
+            <a:graphic xmlns:a="http://schemas.openxmlformats.org/drawingml/2006/main">
+              <a:graphicData uri="http://schemas.openxmlformats.org/drawingml/2006/picture">
+                <pic:pic xmlns:pic="http://schemas.openxmlformats.org/drawingml/2006/picture">
+                  <pic:nvPicPr>
+                    <pic:cNvPr id="477291232" name=""/>
+                    <pic:cNvPicPr/>
+                  </pic:nvPicPr>
+                  <pic:blipFill>
+                    <a:blip r:embed="rId22"/>
+                    <a:stretch>
+                      <a:fillRect/>
+                    </a:stretch>
+                  </pic:blipFill>
+                  <pic:spPr>
+                    <a:xfrm>
+                      <a:off x="0" y="0"/>
+                      <a:ext cx="5579745" cy="2964180"/>
+                    </a:xfrm>
+                    <a:prstGeom prst="rect">
+                      <a:avLst/>
+                    </a:prstGeom>
+                  </pic:spPr>
+                </pic:pic>
+              </a:graphicData>
+            </a:graphic>
+          </wp:inline>
+        </w:drawing>
+      </w:r>
+    </w:p>
+    <w:p>
+      <w:pPr>
+        <w:ind w:firstLine="0"/>
+      </w:pPr>
+    </w:p>
+    <w:p>
+      <w:pPr>
+        <w:pStyle w:val="Heading5"/>
+      </w:pPr>
+      <w:r>
+        <w:t>Sau khi cập nhật</w:t>
+      </w:r>
+    </w:p>
+    <w:p>
+      <w:pPr>
+        <w:pStyle w:val="ListParagraph"/>
+        <w:numPr>
+          <w:ilvl w:val="0"/>
+          <w:numId w:val="31"/>
+        </w:numPr>
+      </w:pPr>
+      <w:r>
+        <w:t xml:space="preserve">Tìm tên ảnh cũ trên S3 </w:t>
+      </w:r>
+      <w:r>
+        <w:sym w:font="Wingdings" w:char="F0E0"/>
+      </w:r>
+      <w:r>
+        <w:t xml:space="preserve"> không có </w:t>
+      </w:r>
+      <w:r>
+        <w:sym w:font="Wingdings" w:char="F0E0"/>
+      </w:r>
+      <w:r>
+        <w:t xml:space="preserve"> đã xóa</w:t>
+      </w:r>
+    </w:p>
+    <w:p>
+      <w:pPr>
+        <w:ind w:firstLine="0"/>
+      </w:pPr>
+      <w:r>
+        <w:drawing>
+          <wp:inline distT="0" distB="0" distL="0" distR="0" wp14:anchorId="49E4315A" wp14:editId="07335C9B">
+            <wp:extent cx="5579745" cy="2451735"/>
+            <wp:effectExtent l="0" t="0" r="1905" b="5715"/>
+            <wp:docPr id="74417122" name="Picture 1"/>
+            <wp:cNvGraphicFramePr>
+              <a:graphicFrameLocks xmlns:a="http://schemas.openxmlformats.org/drawingml/2006/main" noChangeAspect="1"/>
+            </wp:cNvGraphicFramePr>
+            <a:graphic xmlns:a="http://schemas.openxmlformats.org/drawingml/2006/main">
+              <a:graphicData uri="http://schemas.openxmlformats.org/drawingml/2006/picture">
+                <pic:pic xmlns:pic="http://schemas.openxmlformats.org/drawingml/2006/picture">
+                  <pic:nvPicPr>
+                    <pic:cNvPr id="74417122" name=""/>
+                    <pic:cNvPicPr/>
+                  </pic:nvPicPr>
+                  <pic:blipFill>
+                    <a:blip r:embed="rId23"/>
+                    <a:stretch>
+                      <a:fillRect/>
+                    </a:stretch>
+                  </pic:blipFill>
+                  <pic:spPr>
+                    <a:xfrm>
+                      <a:off x="0" y="0"/>
+                      <a:ext cx="5579745" cy="2451735"/>
+                    </a:xfrm>
+                    <a:prstGeom prst="rect">
+                      <a:avLst/>
+                    </a:prstGeom>
+                  </pic:spPr>
+                </pic:pic>
+              </a:graphicData>
+            </a:graphic>
+          </wp:inline>
+        </w:drawing>
+      </w:r>
+    </w:p>
+    <w:p>
+      <w:pPr>
+        <w:ind w:firstLine="0"/>
+      </w:pPr>
+    </w:p>
+    <w:p>
+      <w:pPr>
+        <w:ind w:firstLine="0"/>
+      </w:pPr>
+    </w:p>
+    <w:p>
+      <w:pPr>
+        <w:ind w:firstLine="0"/>
+      </w:pPr>
+    </w:p>
+    <w:p>
+      <w:pPr>
+        <w:ind w:firstLine="0"/>
+      </w:pPr>
+    </w:p>
+    <w:p>
+      <w:pPr>
+        <w:ind w:firstLine="0"/>
+      </w:pPr>
+    </w:p>
+    <w:p>
+      <w:pPr>
+        <w:pStyle w:val="ListParagraph"/>
+        <w:numPr>
+          <w:ilvl w:val="0"/>
+          <w:numId w:val="31"/>
+        </w:numPr>
+      </w:pPr>
+      <w:r>
+        <w:lastRenderedPageBreak/>
+        <w:t>Ảnh mới</w:t>
+      </w:r>
+    </w:p>
+    <w:p>
+      <w:pPr>
+        <w:ind w:firstLine="0"/>
+      </w:pPr>
+      <w:r>
+        <w:drawing>
+          <wp:inline distT="0" distB="0" distL="0" distR="0" wp14:anchorId="398D3FCA" wp14:editId="23CCC21B">
+            <wp:extent cx="5579745" cy="2529840"/>
+            <wp:effectExtent l="0" t="0" r="1905" b="3810"/>
+            <wp:docPr id="742662472" name="Picture 1"/>
+            <wp:cNvGraphicFramePr>
+              <a:graphicFrameLocks xmlns:a="http://schemas.openxmlformats.org/drawingml/2006/main" noChangeAspect="1"/>
+            </wp:cNvGraphicFramePr>
+            <a:graphic xmlns:a="http://schemas.openxmlformats.org/drawingml/2006/main">
+              <a:graphicData uri="http://schemas.openxmlformats.org/drawingml/2006/picture">
+                <pic:pic xmlns:pic="http://schemas.openxmlformats.org/drawingml/2006/picture">
+                  <pic:nvPicPr>
+                    <pic:cNvPr id="742662472" name=""/>
+                    <pic:cNvPicPr/>
+                  </pic:nvPicPr>
+                  <pic:blipFill>
+                    <a:blip r:embed="rId24"/>
+                    <a:stretch>
+                      <a:fillRect/>
+                    </a:stretch>
+                  </pic:blipFill>
+                  <pic:spPr>
+                    <a:xfrm>
+                      <a:off x="0" y="0"/>
+                      <a:ext cx="5579745" cy="2529840"/>
+                    </a:xfrm>
+                    <a:prstGeom prst="rect">
+                      <a:avLst/>
+                    </a:prstGeom>
+                  </pic:spPr>
+                </pic:pic>
+              </a:graphicData>
+            </a:graphic>
+          </wp:inline>
+        </w:drawing>
+      </w:r>
+    </w:p>
+    <w:p>
+      <w:pPr>
+        <w:ind w:firstLine="0"/>
+      </w:pPr>
+    </w:p>
+    <w:p>
+      <w:pPr>
+        <w:pStyle w:val="Heading4"/>
+        <w:rPr>
+          <w:rFonts w:eastAsia="Times New Roman"/>
+        </w:rPr>
+      </w:pPr>
+      <w:r>
+        <w:rPr>
+          <w:rFonts w:eastAsia="Times New Roman"/>
+        </w:rPr>
+        <w:t>H</w:t>
+      </w:r>
+      <w:r>
+        <w:rPr>
+          <w:rFonts w:eastAsia="Times New Roman"/>
+        </w:rPr>
+        <w:t>iển thị ảnh mặc định nếu sản phẩm chưa có ảnh</w:t>
+      </w:r>
+    </w:p>
+    <w:p>
+      <w:pPr>
+        <w:ind w:firstLine="0"/>
+      </w:pPr>
+      <w:r>
+        <w:rPr>
+          <w:noProof/>
+        </w:rPr>
+        <mc:AlternateContent>
+          <mc:Choice Requires="wpi">
+            <w:drawing>
+              <wp:anchor distT="0" distB="0" distL="114300" distR="114300" simplePos="0" relativeHeight="251659264" behindDoc="0" locked="0" layoutInCell="1" allowOverlap="1" wp14:anchorId="769C8013" wp14:editId="4BBAEFC9">
+                <wp:simplePos x="0" y="0"/>
+                <wp:positionH relativeFrom="column">
+                  <wp:posOffset>1827236</wp:posOffset>
+                </wp:positionH>
+                <wp:positionV relativeFrom="paragraph">
+                  <wp:posOffset>1220061</wp:posOffset>
+                </wp:positionV>
+                <wp:extent cx="925560" cy="301320"/>
+                <wp:effectExtent l="38100" t="38100" r="27305" b="41910"/>
+                <wp:wrapNone/>
+                <wp:docPr id="458773268" name="Ink 1"/>
+                <wp:cNvGraphicFramePr/>
+                <a:graphic xmlns:a="http://schemas.openxmlformats.org/drawingml/2006/main">
+                  <a:graphicData uri="http://schemas.microsoft.com/office/word/2010/wordprocessingInk">
+                    <w14:contentPart bwMode="auto" r:id="rId25">
+                      <w14:nvContentPartPr>
+                        <w14:cNvContentPartPr/>
+                      </w14:nvContentPartPr>
+                      <w14:xfrm>
+                        <a:off x="0" y="0"/>
+                        <a:ext cx="925560" cy="301320"/>
+                      </w14:xfrm>
+                    </w14:contentPart>
+                  </a:graphicData>
+                </a:graphic>
+              </wp:anchor>
+            </w:drawing>
+          </mc:Choice>
+          <mc:Fallback>
+            <w:pict>
+              <v:shapetype w14:anchorId="3B6B584C" id="_x0000_t75" coordsize="21600,21600" o:spt="75" o:preferrelative="t" path="m@4@5l@4@11@9@11@9@5xe" filled="f" stroked="f">
+                <v:stroke joinstyle="miter"/>
+                <v:formulas>
+                  <v:f eqn="if lineDrawn pixelLineWidth 0"/>
+                  <v:f eqn="sum @0 1 0"/>
+                  <v:f eqn="sum 0 0 @1"/>
+                  <v:f eqn="prod @2 1 2"/>
+                  <v:f eqn="prod @3 21600 pixelWidth"/>
+                  <v:f eqn="prod @3 21600 pixelHeight"/>
+                  <v:f eqn="sum @0 0 1"/>
+                  <v:f eqn="prod @6 1 2"/>
+                  <v:f eqn="prod @7 21600 pixelWidth"/>
+                  <v:f eqn="sum @8 21600 0"/>
+                  <v:f eqn="prod @7 21600 pixelHeight"/>
+                  <v:f eqn="sum @10 21600 0"/>
+                </v:formulas>
+                <v:path o:extrusionok="f" gradientshapeok="t" o:connecttype="rect"/>
+                <o:lock v:ext="edit" aspectratio="t"/>
+              </v:shapetype>
+              <v:shape id="Ink 1" o:spid="_x0000_s1026" type="#_x0000_t75" style="position:absolute;margin-left:143.4pt;margin-top:95.55pt;width:73.9pt;height:24.75pt;z-index:251659264;visibility:visible;mso-wrap-style:square;mso-wrap-distance-left:9pt;mso-wrap-distance-top:0;mso-wrap-distance-right:9pt;mso-wrap-distance-bottom:0;mso-position-horizontal:absolute;mso-position-horizontal-relative:text;mso-position-vertical:absolute;mso-position-vertical-relative:text" o:gfxdata="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">
+                <v:imagedata r:id="rId26" o:title=""/>
+              </v:shape>
+            </w:pict>
+          </mc:Fallback>
+        </mc:AlternateContent>
+      </w:r>
+      <w:r>
+        <w:rPr>
+          <w:noProof/>
+        </w:rPr>
+        <w:drawing>
+          <wp:inline distT="0" distB="0" distL="0" distR="0" wp14:anchorId="31D09AA0" wp14:editId="3A368042">
+            <wp:extent cx="5579745" cy="2964180"/>
+            <wp:effectExtent l="0" t="0" r="1905" b="7620"/>
+            <wp:docPr id="689137163" name="Picture 1"/>
+            <wp:cNvGraphicFramePr>
+              <a:graphicFrameLocks xmlns:a="http://schemas.openxmlformats.org/drawingml/2006/main" noChangeAspect="1"/>
+            </wp:cNvGraphicFramePr>
+            <a:graphic xmlns:a="http://schemas.openxmlformats.org/drawingml/2006/main">
+              <a:graphicData uri="http://schemas.openxmlformats.org/drawingml/2006/picture">
+                <pic:pic xmlns:pic="http://schemas.openxmlformats.org/drawingml/2006/picture">
+                  <pic:nvPicPr>
+                    <pic:cNvPr id="689137163" name=""/>
+                    <pic:cNvPicPr/>
+                  </pic:nvPicPr>
+                  <pic:blipFill>
+                    <a:blip r:embed="rId27"/>
+                    <a:stretch>
+                      <a:fillRect/>
+                    </a:stretch>
+                  </pic:blipFill>
+                  <pic:spPr>
+                    <a:xfrm>
+                      <a:off x="0" y="0"/>
+                      <a:ext cx="5579745" cy="2964180"/>
+                    </a:xfrm>
+                    <a:prstGeom prst="rect">
+                      <a:avLst/>
+                    </a:prstGeom>
+                  </pic:spPr>
+                </pic:pic>
+              </a:graphicData>
+            </a:graphic>
+          </wp:inline>
+        </w:drawing>
+      </w:r>
+    </w:p>
+    <w:p>
+      <w:pPr>
+        <w:ind w:firstLine="0"/>
+      </w:pPr>
+      <w:r>
+        <w:rPr>
+          <w:noProof/>
+        </w:rPr>
+        <w:lastRenderedPageBreak/>
+        <mc:AlternateContent>
+          <mc:Choice Requires="wpi">
+            <w:drawing>
+              <wp:anchor distT="0" distB="0" distL="114300" distR="114300" simplePos="0" relativeHeight="251660288" behindDoc="0" locked="0" layoutInCell="1" allowOverlap="1" wp14:anchorId="4051D390" wp14:editId="3C0FB673">
+                <wp:simplePos x="0" y="0"/>
+                <wp:positionH relativeFrom="column">
+                  <wp:posOffset>2462636</wp:posOffset>
+                </wp:positionH>
+                <wp:positionV relativeFrom="paragraph">
+                  <wp:posOffset>1351970</wp:posOffset>
+                </wp:positionV>
+                <wp:extent cx="645480" cy="446400"/>
+                <wp:effectExtent l="38100" t="38100" r="40640" b="49530"/>
+                <wp:wrapNone/>
+                <wp:docPr id="372300384" name="Ink 2"/>
+                <wp:cNvGraphicFramePr/>
+                <a:graphic xmlns:a="http://schemas.openxmlformats.org/drawingml/2006/main">
+                  <a:graphicData uri="http://schemas.microsoft.com/office/word/2010/wordprocessingInk">
+                    <w14:contentPart bwMode="auto" r:id="rId28">
+                      <w14:nvContentPartPr>
+                        <w14:cNvContentPartPr/>
+                      </w14:nvContentPartPr>
+                      <w14:xfrm>
+                        <a:off x="0" y="0"/>
+                        <a:ext cx="645480" cy="446400"/>
+                      </w14:xfrm>
+                    </w14:contentPart>
+                  </a:graphicData>
+                </a:graphic>
+              </wp:anchor>
+            </w:drawing>
+          </mc:Choice>
+          <mc:Fallback>
+            <w:pict>
+              <v:shape w14:anchorId="7A1FB0FF" id="Ink 2" o:spid="_x0000_s1026" type="#_x0000_t75" style="position:absolute;margin-left:193.4pt;margin-top:105.95pt;width:51.85pt;height:36.15pt;z-index:251660288;visibility:visible;mso-wrap-style:square;mso-wrap-distance-left:9pt;mso-wrap-distance-top:0;mso-wrap-distance-right:9pt;mso-wrap-distance-bottom:0;mso-position-horizontal:absolute;mso-position-horizontal-relative:text;mso-position-vertical:absolute;mso-position-vertical-relative:text" o:gfxdata="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">
+                <v:imagedata r:id="rId29" o:title=""/>
+              </v:shape>
+            </w:pict>
+          </mc:Fallback>
+        </mc:AlternateContent>
+      </w:r>
+      <w:r>
+        <w:rPr>
+          <w:noProof/>
+        </w:rPr>
+        <w:drawing>
+          <wp:inline distT="0" distB="0" distL="0" distR="0" wp14:anchorId="50D7D018" wp14:editId="13202DDA">
+            <wp:extent cx="5579745" cy="2964180"/>
+            <wp:effectExtent l="0" t="0" r="1905" b="7620"/>
+            <wp:docPr id="1771994172" name="Picture 1"/>
+            <wp:cNvGraphicFramePr>
+              <a:graphicFrameLocks xmlns:a="http://schemas.openxmlformats.org/drawingml/2006/main" noChangeAspect="1"/>
+            </wp:cNvGraphicFramePr>
+            <a:graphic xmlns:a="http://schemas.openxmlformats.org/drawingml/2006/main">
+              <a:graphicData uri="http://schemas.openxmlformats.org/drawingml/2006/picture">
+                <pic:pic xmlns:pic="http://schemas.openxmlformats.org/drawingml/2006/picture">
+                  <pic:nvPicPr>
+                    <pic:cNvPr id="1771994172" name=""/>
+                    <pic:cNvPicPr/>
+                  </pic:nvPicPr>
+                  <pic:blipFill>
+                    <a:blip r:embed="rId30"/>
+                    <a:stretch>
+                      <a:fillRect/>
+                    </a:stretch>
+                  </pic:blipFill>
+                  <pic:spPr>
+                    <a:xfrm>
+                      <a:off x="0" y="0"/>
+                      <a:ext cx="5579745" cy="2964180"/>
+                    </a:xfrm>
+                    <a:prstGeom prst="rect">
+                      <a:avLst/>
+                    </a:prstGeom>
+                  </pic:spPr>
+                </pic:pic>
+              </a:graphicData>
+            </a:graphic>
+          </wp:inline>
+        </w:drawing>
+      </w:r>
+    </w:p>
+    <w:p>
+      <w:pPr>
+        <w:rPr>
+          <w:rFonts w:eastAsia="Times New Roman"/>
+        </w:rPr>
+      </w:pPr>
+    </w:p>
+    <w:p>
+      <w:pPr>
+        <w:pStyle w:val="Heading4"/>
+        <w:rPr>
+          <w:rFonts w:eastAsia="Times New Roman"/>
+        </w:rPr>
+      </w:pPr>
+      <w:r>
+        <w:rPr>
+          <w:rFonts w:eastAsia="Times New Roman"/>
+        </w:rPr>
+        <w:t>T</w:t>
+      </w:r>
+      <w:r>
+        <w:rPr>
+          <w:rFonts w:eastAsia="Times New Roman"/>
+        </w:rPr>
+        <w:t>riển khai ứng dụng lên AWS Elastic Beanstalk hoặc EC2</w:t>
+      </w:r>
+    </w:p>
+    <w:p>
+      <w:r>
+        <w:t xml:space="preserve">Link: </w:t>
+      </w:r>
+      <w:hyperlink r:id="rId31" w:tgtFrame="_blank" w:history="1">
+        <w:r>
+          <w:rPr>
+            <w:rStyle w:val="Hyperlink"/>
+          </w:rPr>
+          <w:t>Tuan10Sang2-env.eba-239ahgpg.ap-southeast-1.elasticbeanstalk.com </w:t>
+        </w:r>
+      </w:hyperlink>
+    </w:p>
+    <w:p>
+      <w:pPr>
+        <w:ind w:firstLine="0"/>
+      </w:pPr>
+      <w:r>
+        <w:drawing>
+          <wp:inline distT="0" distB="0" distL="0" distR="0" wp14:anchorId="60961241" wp14:editId="4937B48A">
+            <wp:extent cx="5579745" cy="2410460"/>
+            <wp:effectExtent l="0" t="0" r="1905" b="8890"/>
+            <wp:docPr id="2034663318" name="Picture 1"/>
+            <wp:cNvGraphicFramePr>
+              <a:graphicFrameLocks xmlns:a="http://schemas.openxmlformats.org/drawingml/2006/main" noChangeAspect="1"/>
+            </wp:cNvGraphicFramePr>
+            <a:graphic xmlns:a="http://schemas.openxmlformats.org/drawingml/2006/main">
+              <a:graphicData uri="http://schemas.openxmlformats.org/drawingml/2006/picture">
+                <pic:pic xmlns:pic="http://schemas.openxmlformats.org/drawingml/2006/picture">
+                  <pic:nvPicPr>
+                    <pic:cNvPr id="2034663318" name=""/>
+                    <pic:cNvPicPr/>
+                  </pic:nvPicPr>
+                  <pic:blipFill>
+                    <a:blip r:embed="rId32"/>
+                    <a:stretch>
+                      <a:fillRect/>
+                    </a:stretch>
+                  </pic:blipFill>
+                  <pic:spPr>
+                    <a:xfrm>
+                      <a:off x="0" y="0"/>
+                      <a:ext cx="5579745" cy="2410460"/>
+                    </a:xfrm>
+                    <a:prstGeom prst="rect">
+                      <a:avLst/>
+                    </a:prstGeom>
+                  </pic:spPr>
+                </pic:pic>
+              </a:graphicData>
+            </a:graphic>
+          </wp:inline>
+        </w:drawing>
+      </w:r>
+    </w:p>
+    <w:p>
+      <w:pPr>
+        <w:spacing w:before="0" w:after="160" w:line="259" w:lineRule="auto"/>
+        <w:ind w:firstLine="0"/>
+      </w:pPr>
+    </w:p>
+    <w:p>
+      <w:pPr>
+        <w:spacing w:before="0" w:after="160" w:line="259" w:lineRule="auto"/>
+        <w:ind w:firstLine="0"/>
+      </w:pPr>
+      <w:r>
+        <w:lastRenderedPageBreak/>
+        <w:drawing>
+          <wp:inline distT="0" distB="0" distL="0" distR="0" wp14:anchorId="3E3C6097" wp14:editId="2D52608A">
+            <wp:extent cx="5579745" cy="2964180"/>
+            <wp:effectExtent l="0" t="0" r="1905" b="7620"/>
+            <wp:docPr id="56518774" name="Picture 1"/>
+            <wp:cNvGraphicFramePr>
+              <a:graphicFrameLocks xmlns:a="http://schemas.openxmlformats.org/drawingml/2006/main" noChangeAspect="1"/>
+            </wp:cNvGraphicFramePr>
+            <a:graphic xmlns:a="http://schemas.openxmlformats.org/drawingml/2006/main">
+              <a:graphicData uri="http://schemas.openxmlformats.org/drawingml/2006/picture">
+                <pic:pic xmlns:pic="http://schemas.openxmlformats.org/drawingml/2006/picture">
+                  <pic:nvPicPr>
+                    <pic:cNvPr id="56518774" name=""/>
+                    <pic:cNvPicPr/>
+                  </pic:nvPicPr>
+                  <pic:blipFill>
+                    <a:blip r:embed="rId33"/>
+                    <a:stretch>
+                      <a:fillRect/>
+                    </a:stretch>
+                  </pic:blipFill>
+                  <pic:spPr>
+                    <a:xfrm>
+                      <a:off x="0" y="0"/>
+                      <a:ext cx="5579745" cy="2964180"/>
+                    </a:xfrm>
+                    <a:prstGeom prst="rect">
+                      <a:avLst/>
+                    </a:prstGeom>
+                  </pic:spPr>
+                </pic:pic>
+              </a:graphicData>
+            </a:graphic>
+          </wp:inline>
+        </w:drawing>
+      </w:r>
+      <w:r>
+        <w:t xml:space="preserve"> </w:t>
+      </w:r>
+      <w:r>
+        <w:br w:type="page"/>
+      </w:r>
+    </w:p>
+    <w:p/>
+    <w:p>
+      <w:pPr>
+        <w:pStyle w:val="Heading2"/>
+        <w:rPr>
+          <w:rFonts w:eastAsia="Times New Roman"/>
+        </w:rPr>
+      </w:pPr>
+      <w:bookmarkStart w:id="15" w:name="_Toc223957591"/>
+      <w:r>
+        <w:rPr>
+          <w:rFonts w:eastAsia="Times New Roman"/>
+        </w:rPr>
+        <w:t>B</w:t>
+      </w:r>
+      <w:r>
+        <w:rPr>
+          <w:rFonts w:eastAsia="Times New Roman"/>
+        </w:rPr>
+        <w:t>áo cáo ngắn mô tả:</w:t>
+      </w:r>
+      <w:bookmarkEnd w:id="15"/>
+    </w:p>
+    <w:p>
+      <w:pPr>
+        <w:pStyle w:val="Heading3"/>
+        <w:rPr>
+          <w:lang w:eastAsia="zh-CN"/>
+        </w:rPr>
+      </w:pPr>
+      <w:bookmarkStart w:id="16" w:name="_Toc223957592"/>
+      <w:r>
+        <w:rPr>
+          <w:lang w:eastAsia="zh-CN"/>
+        </w:rPr>
+        <w:t>Kiến trúc hệ thống</w:t>
+      </w:r>
+      <w:bookmarkEnd w:id="16"/>
+    </w:p>
+    <w:p>
+      <w:pPr>
+        <w:ind w:firstLine="0"/>
+        <w:rPr>
+          <w:lang w:eastAsia="zh-CN"/>
+        </w:rPr>
+      </w:pPr>
+      <w:r>
+        <w:rPr>
           <w:b/>
-          <w:color w:val="000000" w:themeColor="text1"/>
-          <w:sz w:val="28"/>
-          <w:szCs w:val="32"/>
-        </w:rPr>
-      </w:pPr>
-      <w:r>
-        <w:rPr>
-          <w:rFonts w:eastAsia="Times New Roman"/>
-        </w:rPr>
-        <w:br w:type="page"/>
-      </w:r>
-    </w:p>
-    <w:p>
-      <w:pPr>
-        <w:pStyle w:val="Heading2"/>
+          <w:bCs/>
+          <w:lang w:eastAsia="zh-CN"/>
+        </w:rPr>
+        <w:t>Sơ đồ luồng dữ liệu:</w:t>
+      </w:r>
+    </w:p>
+    <w:p>
+      <w:pPr>
+        <w:numPr>
+          <w:ilvl w:val="0"/>
+          <w:numId w:val="36"/>
+        </w:numPr>
+        <w:rPr>
+          <w:lang w:eastAsia="zh-CN"/>
+        </w:rPr>
+      </w:pPr>
+      <w:r>
+        <w:rPr>
+          <w:lang w:eastAsia="zh-CN"/>
+        </w:rPr>
+        <w:t>Trình duyệt (Client) gửi yêu cầu HTTP.</w:t>
+      </w:r>
+    </w:p>
+    <w:p>
+      <w:pPr>
+        <w:numPr>
+          <w:ilvl w:val="0"/>
+          <w:numId w:val="36"/>
+        </w:numPr>
+        <w:rPr>
+          <w:lang w:eastAsia="zh-CN"/>
+        </w:rPr>
+      </w:pPr>
+      <w:r>
+        <w:rPr>
+          <w:lang w:eastAsia="zh-CN"/>
+        </w:rPr>
+        <w:t>Node.js + Express Server tiếp nhận và xử lý theo mô hình MVC:</w:t>
+      </w:r>
+    </w:p>
+    <w:p>
+      <w:pPr>
+        <w:pStyle w:val="ListParagraphlevev"/>
+        <w:rPr>
+          <w:lang w:eastAsia="zh-CN"/>
+        </w:rPr>
+      </w:pPr>
+      <w:r>
+        <w:rPr>
+          <w:b/>
+          <w:bCs/>
+          <w:lang w:eastAsia="zh-CN"/>
+        </w:rPr>
+        <w:t>Routes</w:t>
+      </w:r>
+      <w:r>
+        <w:rPr>
+          <w:lang w:eastAsia="zh-CN"/>
+        </w:rPr>
+        <w:t>: Điều hướng yêu cầu.</w:t>
+      </w:r>
+    </w:p>
+    <w:p>
+      <w:pPr>
+        <w:pStyle w:val="ListParagraphlevev"/>
+        <w:rPr>
+          <w:lang w:eastAsia="zh-CN"/>
+        </w:rPr>
+      </w:pPr>
+      <w:r>
+        <w:rPr>
+          <w:b/>
+          <w:bCs/>
+          <w:lang w:eastAsia="zh-CN"/>
+        </w:rPr>
+        <w:t>Controllers</w:t>
+      </w:r>
+      <w:r>
+        <w:rPr>
+          <w:lang w:eastAsia="zh-CN"/>
+        </w:rPr>
+        <w:t>: Xử lý logic nghiệp vụ.</w:t>
+      </w:r>
+    </w:p>
+    <w:p>
+      <w:pPr>
+        <w:pStyle w:val="ListParagraphlevev"/>
+        <w:rPr>
+          <w:lang w:eastAsia="zh-CN"/>
+        </w:rPr>
+      </w:pPr>
+      <w:r>
+        <w:rPr>
+          <w:b/>
+          <w:bCs/>
+          <w:lang w:eastAsia="zh-CN"/>
+        </w:rPr>
+        <w:t>Models</w:t>
+      </w:r>
+      <w:r>
+        <w:rPr>
+          <w:lang w:eastAsia="zh-CN"/>
+        </w:rPr>
+        <w:t>: Tương tác dữ liệu.</w:t>
+      </w:r>
+    </w:p>
+    <w:p>
+      <w:pPr>
+        <w:pStyle w:val="ListParagraphlevev"/>
+        <w:rPr>
+          <w:lang w:eastAsia="zh-CN"/>
+        </w:rPr>
+      </w:pPr>
+      <w:r>
+        <w:rPr>
+          <w:b/>
+          <w:bCs/>
+          <w:lang w:eastAsia="zh-CN"/>
+        </w:rPr>
+        <w:t>Views</w:t>
+      </w:r>
+      <w:r>
+        <w:rPr>
+          <w:lang w:eastAsia="zh-CN"/>
+        </w:rPr>
+        <w:t>: Giao diện EJS trả về cho người dùng.</w:t>
+      </w:r>
+    </w:p>
+    <w:p>
+      <w:pPr>
+        <w:numPr>
+          <w:ilvl w:val="0"/>
+          <w:numId w:val="36"/>
+        </w:numPr>
+        <w:rPr>
+          <w:lang w:eastAsia="zh-CN"/>
+        </w:rPr>
+      </w:pPr>
+      <w:r>
+        <w:rPr>
+          <w:b/>
+          <w:bCs/>
+          <w:lang w:eastAsia="zh-CN"/>
+        </w:rPr>
+        <w:t>Kết nối dịch vụ Cloud (AWS SDK v3):</w:t>
+      </w:r>
+    </w:p>
+    <w:p>
+      <w:pPr>
+        <w:pStyle w:val="ListParagraphlevev"/>
+        <w:rPr>
+          <w:lang w:eastAsia="zh-CN"/>
+        </w:rPr>
+      </w:pPr>
+      <w:r>
+        <w:rPr>
+          <w:b/>
+          <w:bCs/>
+          <w:lang w:eastAsia="zh-CN"/>
+        </w:rPr>
+        <w:t>DynamoDB</w:t>
+      </w:r>
+      <w:r>
+        <w:rPr>
+          <w:lang w:eastAsia="zh-CN"/>
+        </w:rPr>
+        <w:t>: Lưu trữ cơ sở dữ liệu (Database).</w:t>
+      </w:r>
+    </w:p>
+    <w:p>
+      <w:pPr>
+        <w:pStyle w:val="ListParagraphlevev"/>
+        <w:rPr>
+          <w:lang w:eastAsia="zh-CN"/>
+        </w:rPr>
+      </w:pPr>
+      <w:r>
+        <w:rPr>
+          <w:b/>
+          <w:bCs/>
+          <w:lang w:eastAsia="zh-CN"/>
+        </w:rPr>
+        <w:t>S3</w:t>
+      </w:r>
+      <w:r>
+        <w:rPr>
+          <w:lang w:eastAsia="zh-CN"/>
+        </w:rPr>
+        <w:t>: Lưu trữ hình ảnh sản phẩm (Storage).</w:t>
+      </w:r>
+    </w:p>
+    <w:p>
+      <w:pPr>
+        <w:rPr>
+          <w:lang w:eastAsia="zh-CN"/>
+        </w:rPr>
+      </w:pPr>
+      <w:r>
+        <w:rPr>
+          <w:b/>
+          <w:bCs/>
+          <w:lang w:eastAsia="zh-CN"/>
+        </w:rPr>
+        <w:t>Công nghệ sử dụng:</w:t>
+      </w:r>
+    </w:p>
+    <w:p>
+      <w:pPr>
+        <w:pStyle w:val="ListParagraphlevev"/>
+        <w:rPr>
+          <w:lang w:eastAsia="zh-CN"/>
+        </w:rPr>
+      </w:pPr>
+      <w:r>
+        <w:rPr>
+          <w:b/>
+          <w:bCs/>
+          <w:lang w:eastAsia="zh-CN"/>
+        </w:rPr>
+        <w:t>Backend:</w:t>
+      </w:r>
+      <w:r>
+        <w:rPr>
+          <w:lang w:eastAsia="zh-CN"/>
+        </w:rPr>
+        <w:t xml:space="preserve"> Node.js, Express.js.</w:t>
+      </w:r>
+    </w:p>
+    <w:p>
+      <w:pPr>
+        <w:pStyle w:val="ListParagraphlevev"/>
+        <w:rPr>
+          <w:lang w:eastAsia="zh-CN"/>
+        </w:rPr>
+      </w:pPr>
+      <w:r>
+        <w:rPr>
+          <w:b/>
+          <w:bCs/>
+          <w:lang w:eastAsia="zh-CN"/>
+        </w:rPr>
+        <w:t>View Engine:</w:t>
+      </w:r>
+      <w:r>
+        <w:rPr>
+          <w:lang w:eastAsia="zh-CN"/>
+        </w:rPr>
+        <w:t xml:space="preserve"> EJS.</w:t>
+      </w:r>
+    </w:p>
+    <w:p>
+      <w:pPr>
+        <w:pStyle w:val="ListParagraphlevev"/>
+        <w:rPr>
+          <w:lang w:eastAsia="zh-CN"/>
+        </w:rPr>
+      </w:pPr>
+      <w:r>
+        <w:rPr>
+          <w:b/>
+          <w:bCs/>
+          <w:lang w:eastAsia="zh-CN"/>
+        </w:rPr>
+        <w:t>Database:</w:t>
+      </w:r>
+      <w:r>
+        <w:rPr>
+          <w:lang w:eastAsia="zh-CN"/>
+        </w:rPr>
+        <w:t xml:space="preserve"> AWS DynamoDB (NoSQL).</w:t>
+      </w:r>
+    </w:p>
+    <w:p>
+      <w:pPr>
+        <w:pStyle w:val="ListParagraphlevev"/>
+        <w:rPr>
+          <w:lang w:eastAsia="zh-CN"/>
+        </w:rPr>
+      </w:pPr>
+      <w:r>
+        <w:rPr>
+          <w:b/>
+          <w:bCs/>
+          <w:lang w:eastAsia="zh-CN"/>
+        </w:rPr>
+        <w:t>Storage:</w:t>
+      </w:r>
+      <w:r>
+        <w:rPr>
+          <w:lang w:eastAsia="zh-CN"/>
+        </w:rPr>
+        <w:t xml:space="preserve"> AWS S3 (Object Storage).</w:t>
+      </w:r>
+    </w:p>
+    <w:p>
+      <w:pPr>
+        <w:pStyle w:val="ListParagraphlevev"/>
+        <w:rPr>
+          <w:lang w:eastAsia="zh-CN"/>
+        </w:rPr>
+      </w:pPr>
+      <w:r>
+        <w:rPr>
+          <w:b/>
+          <w:bCs/>
+          <w:lang w:eastAsia="zh-CN"/>
+        </w:rPr>
+        <w:t>File Upload:</w:t>
+      </w:r>
+      <w:r>
+        <w:rPr>
+          <w:lang w:eastAsia="zh-CN"/>
+        </w:rPr>
+        <w:t xml:space="preserve"> Multer (Sử dụng memory storage để tối ưu tốc độ).</w:t>
+      </w:r>
+    </w:p>
+    <w:p>
+      <w:pPr>
+        <w:pStyle w:val="ListParagraphlevev"/>
+        <w:rPr>
+          <w:lang w:eastAsia="zh-CN"/>
+        </w:rPr>
+      </w:pPr>
+      <w:r>
+        <w:rPr>
+          <w:b/>
+          <w:bCs/>
+          <w:lang w:eastAsia="zh-CN"/>
+        </w:rPr>
+        <w:t>Mô hình thiết kế:</w:t>
+      </w:r>
+      <w:r>
+        <w:rPr>
+          <w:lang w:eastAsia="zh-CN"/>
+        </w:rPr>
+        <w:t xml:space="preserve"> MVC (Model-View-Controller).</w:t>
+      </w:r>
+    </w:p>
+    <w:p>
+      <w:pPr>
+        <w:pStyle w:val="Heading3"/>
+        <w:rPr>
+          <w:lang w:eastAsia="zh-CN"/>
+        </w:rPr>
+      </w:pPr>
+      <w:bookmarkStart w:id="17" w:name="_Toc223957593"/>
+      <w:r>
+        <w:rPr>
+          <w:lang w:eastAsia="zh-CN"/>
+        </w:rPr>
+        <w:t>Phương thức kết nối DynamoDB</w:t>
+      </w:r>
+      <w:bookmarkEnd w:id="17"/>
+    </w:p>
+    <w:p>
+      <w:pPr>
+        <w:rPr>
+          <w:lang w:eastAsia="zh-CN"/>
+        </w:rPr>
+      </w:pPr>
+      <w:r>
+        <w:rPr>
+          <w:lang w:eastAsia="zh-CN"/>
+        </w:rPr>
+        <w:t>Cấu hình tại file: src/config/dynamodb.js Sử dụng thư viện @aws-sdk để khởi tạo client với các thông số từ biến môi trường (.env):</w:t>
+      </w:r>
+    </w:p>
+    <w:p>
+      <w:pPr>
+        <w:pStyle w:val="ListParagraphlevev"/>
+        <w:rPr>
+          <w:lang w:eastAsia="zh-CN"/>
+        </w:rPr>
+      </w:pPr>
+      <w:r>
+        <w:rPr>
+          <w:lang w:eastAsia="zh-CN"/>
+        </w:rPr>
+        <w:t>Khởi tạo DynamoDBClient với Region và Credentials.</w:t>
+      </w:r>
+    </w:p>
+    <w:p>
+      <w:pPr>
+        <w:pStyle w:val="ListParagraphlevev"/>
+        <w:rPr>
+          <w:lang w:eastAsia="zh-CN"/>
+        </w:rPr>
+      </w:pPr>
+      <w:r>
+        <w:rPr>
+          <w:lang w:eastAsia="zh-CN"/>
+        </w:rPr>
+        <w:t>Sử dụng DynamoDBDocumentClient để làm việc trực tiếp với định dạng JSON một cách thuận tiện.</w:t>
+      </w:r>
+    </w:p>
+    <w:p>
+      <w:pPr>
+        <w:pStyle w:val="ListParagraphlevev"/>
         <w:numPr>
           <w:ilvl w:val="0"/>
           <w:numId w:val="0"/>
         </w:numPr>
-        <w:ind w:left="576"/>
-        <w:rPr>
-          <w:rFonts w:eastAsia="Times New Roman"/>
-        </w:rPr>
-      </w:pPr>
-    </w:p>
-    <w:p>
-      <w:pPr>
-        <w:pStyle w:val="Heading2"/>
-        <w:rPr>
-          <w:rFonts w:eastAsia="Times New Roman"/>
-        </w:rPr>
-      </w:pPr>
-      <w:bookmarkStart w:id="5" w:name="_Toc223946377"/>
-      <w:r>
-        <w:rPr>
-          <w:rFonts w:eastAsia="Times New Roman"/>
-        </w:rPr>
-        <w:t>báo cáo ngắn mô tả:</w:t>
-      </w:r>
-      <w:bookmarkEnd w:id="5"/>
-    </w:p>
-    <w:p>
-      <w:pPr>
-        <w:pStyle w:val="Heading3"/>
-        <w:rPr>
-          <w:rFonts w:eastAsia="Times New Roman"/>
-        </w:rPr>
-      </w:pPr>
-      <w:bookmarkStart w:id="6" w:name="_Toc223946378"/>
-      <w:r>
-        <w:rPr>
-          <w:rFonts w:eastAsia="Times New Roman"/>
-        </w:rPr>
-        <w:t>kiến trúc hệ thống</w:t>
-      </w:r>
-      <w:bookmarkEnd w:id="6"/>
-    </w:p>
-    <w:p>
-      <w:pPr>
-        <w:pStyle w:val="Heading3"/>
-        <w:rPr>
-          <w:rFonts w:eastAsia="Times New Roman"/>
-        </w:rPr>
-      </w:pPr>
-      <w:bookmarkStart w:id="7" w:name="_Toc223946379"/>
-      <w:r>
-        <w:rPr>
-          <w:rFonts w:eastAsia="Times New Roman"/>
-        </w:rPr>
-        <w:t>cách kết nối DynamoDB</w:t>
-      </w:r>
-      <w:bookmarkEnd w:id="7"/>
-    </w:p>
-    <w:p>
-      <w:pPr>
-        <w:pStyle w:val="Heading3"/>
-        <w:rPr>
-          <w:rFonts w:eastAsia="Times New Roman"/>
-        </w:rPr>
-      </w:pPr>
-      <w:bookmarkStart w:id="8" w:name="_Toc223946380"/>
-      <w:r>
-        <w:rPr>
-          <w:rFonts w:eastAsia="Times New Roman"/>
-        </w:rPr>
-        <w:t>cách upload ảnh lên S3</w:t>
-      </w:r>
-      <w:bookmarkEnd w:id="8"/>
-    </w:p>
-    <w:p>
-      <w:pPr>
-        <w:pStyle w:val="Heading3"/>
-        <w:rPr>
-          <w:rFonts w:eastAsia="Times New Roman"/>
-        </w:rPr>
-      </w:pPr>
-      <w:bookmarkStart w:id="9" w:name="_Toc223946381"/>
-      <w:r>
-        <w:rPr>
-          <w:rFonts w:eastAsia="Times New Roman"/>
-        </w:rPr>
-        <w:t>phân công công việc nếu làm theo nhóm</w:t>
-      </w:r>
-      <w:bookmarkEnd w:id="9"/>
-    </w:p>
-    <w:p>
-      <w:pPr>
-        <w:spacing w:before="0" w:after="160" w:line="259" w:lineRule="auto"/>
-        <w:ind w:firstLine="0"/>
+        <w:rPr>
+          <w:lang w:eastAsia="zh-CN"/>
+        </w:rPr>
+      </w:pPr>
+    </w:p>
+    <w:p>
+      <w:pPr>
+        <w:rPr>
+          <w:lang w:eastAsia="zh-CN"/>
+        </w:rPr>
+      </w:pPr>
+      <w:r>
         <w:rPr>
           <w:b/>
           <w:bCs/>
-          <w:caps/>
-          <w:kern w:val="44"/>
-          <w:sz w:val="32"/>
-          <w:szCs w:val="44"/>
           <w:lang w:eastAsia="zh-CN"/>
         </w:rPr>
+        <w:lastRenderedPageBreak/>
+        <w:t>Cách sử dụng trong Model (Ví dụ các lệnh chính):</w:t>
+      </w:r>
+    </w:p>
+    <w:p>
+      <w:pPr>
+        <w:pStyle w:val="ListParagraphlevev"/>
+        <w:rPr>
+          <w:lang w:eastAsia="zh-CN"/>
+        </w:rPr>
+      </w:pPr>
+      <w:r>
+        <w:rPr>
+          <w:b/>
+          <w:bCs/>
+          <w:lang w:eastAsia="zh-CN"/>
+        </w:rPr>
+        <w:t>Lấy tất cả sản phẩm:</w:t>
+      </w:r>
+      <w:r>
+        <w:rPr>
+          <w:lang w:eastAsia="zh-CN"/>
+        </w:rPr>
+        <w:t xml:space="preserve"> Sử dụng lệnh ScanCommand.</w:t>
+      </w:r>
+    </w:p>
+    <w:p>
+      <w:pPr>
+        <w:pStyle w:val="ListParagraphlevev"/>
+        <w:rPr>
+          <w:lang w:eastAsia="zh-CN"/>
+        </w:rPr>
+      </w:pPr>
+      <w:r>
+        <w:rPr>
+          <w:b/>
+          <w:bCs/>
+          <w:lang w:eastAsia="zh-CN"/>
+        </w:rPr>
+        <w:t>Lấy sản phẩm theo ID:</w:t>
+      </w:r>
+      <w:r>
+        <w:rPr>
+          <w:lang w:eastAsia="zh-CN"/>
+        </w:rPr>
+        <w:t xml:space="preserve"> Sử dụng lệnh GetCommand với khóa (Key) tương ứng.</w:t>
+      </w:r>
+    </w:p>
+    <w:p>
+      <w:pPr>
+        <w:pStyle w:val="ListParagraphlevev"/>
+        <w:rPr>
+          <w:lang w:eastAsia="zh-CN"/>
+        </w:rPr>
+      </w:pPr>
+      <w:r>
+        <w:rPr>
+          <w:b/>
+          <w:bCs/>
+          <w:lang w:eastAsia="zh-CN"/>
+        </w:rPr>
+        <w:t>Thêm hoặc cập nhật sản phẩm:</w:t>
+      </w:r>
+      <w:r>
+        <w:rPr>
+          <w:lang w:eastAsia="zh-CN"/>
+        </w:rPr>
+        <w:t xml:space="preserve"> Sử dụng lệnh PutCommand để đẩy dữ liệu Item lên bảng.</w:t>
+      </w:r>
+    </w:p>
+    <w:p>
+      <w:pPr>
+        <w:pStyle w:val="ListParagraphlevev"/>
+        <w:rPr>
+          <w:lang w:eastAsia="zh-CN"/>
+        </w:rPr>
+      </w:pPr>
+      <w:r>
+        <w:rPr>
+          <w:b/>
+          <w:bCs/>
+          <w:lang w:eastAsia="zh-CN"/>
+        </w:rPr>
+        <w:t>Các lệnh khác:</w:t>
+      </w:r>
+      <w:r>
+        <w:rPr>
+          <w:lang w:eastAsia="zh-CN"/>
+        </w:rPr>
+        <w:t xml:space="preserve"> UpdateCommand (cập nhật một phần), DeleteCommand (xóa dữ liệu).</w:t>
+      </w:r>
+    </w:p>
+    <w:p>
+      <w:pPr>
+        <w:pStyle w:val="Heading3"/>
+        <w:rPr>
+          <w:lang w:eastAsia="zh-CN"/>
+        </w:rPr>
+      </w:pPr>
+      <w:bookmarkStart w:id="18" w:name="_Toc223957594"/>
+      <w:r>
+        <w:rPr>
+          <w:lang w:eastAsia="zh-CN"/>
+        </w:rPr>
+        <w:t>Quy trình upload hình ảnh lên AWS S3</w:t>
+      </w:r>
+      <w:bookmarkEnd w:id="18"/>
+    </w:p>
+    <w:p>
+      <w:pPr>
+        <w:rPr>
+          <w:lang w:eastAsia="zh-CN"/>
+        </w:rPr>
+      </w:pPr>
+      <w:r>
+        <w:rPr>
+          <w:b/>
+          <w:bCs/>
+          <w:lang w:eastAsia="zh-CN"/>
+        </w:rPr>
+        <w:t>Bước 1: Cấu hình Multer để nhận file từ phía Client</w:t>
+      </w:r>
+      <w:r>
+        <w:rPr>
+          <w:lang w:eastAsia="zh-CN"/>
+        </w:rPr>
+        <w:t xml:space="preserve"> Hệ thống được cấu hình để nhận file lưu tạm vào RAM (Memory Storage), giới hạn dung lượng 5MB và chỉ chấp nhận các định dạng ảnh phổ biến (jpeg, jpg, png, gif, webp).</w:t>
+      </w:r>
+    </w:p>
+    <w:p>
+      <w:pPr>
+        <w:rPr>
+          <w:lang w:eastAsia="zh-CN"/>
+        </w:rPr>
+      </w:pPr>
+    </w:p>
+    <w:p>
+      <w:pPr>
+        <w:rPr>
+          <w:lang w:eastAsia="zh-CN"/>
+        </w:rPr>
+      </w:pPr>
+      <w:r>
+        <w:rPr>
+          <w:b/>
+          <w:bCs/>
+          <w:lang w:eastAsia="zh-CN"/>
+        </w:rPr>
+        <w:t>Bước 2: Xử lý đẩy ảnh lên S3 (src/config/s3.js)</w:t>
+      </w:r>
+      <w:r>
+        <w:rPr>
+          <w:lang w:eastAsia="zh-CN"/>
+        </w:rPr>
+        <w:t xml:space="preserve"> Sử dụng </w:t>
+      </w:r>
+      <w:r>
+        <w:rPr>
+          <w:b/>
+          <w:bCs/>
+          <w:lang w:eastAsia="zh-CN"/>
+        </w:rPr>
+        <w:t>PutObjectCommand</w:t>
+      </w:r>
+      <w:r>
+        <w:rPr>
+          <w:lang w:eastAsia="zh-CN"/>
+        </w:rPr>
+        <w:t xml:space="preserve"> để gửi file từ bộ nhớ đệm (buffer) lên S3 Bucket. Mỗi ảnh sẽ được gắn một Key duy nhất bằng cách kết hợp mốc thời gian (Timestamp) và tên file gốc để tránh trùng lặp. Hàm này sẽ trả về URL công khai của ảnh sau khi upload thành công.</w:t>
+      </w:r>
+    </w:p>
+    <w:p>
+      <w:pPr>
+        <w:rPr>
+          <w:lang w:eastAsia="zh-CN"/>
+        </w:rPr>
+      </w:pPr>
+    </w:p>
+    <w:p>
+      <w:pPr>
+        <w:rPr>
+          <w:lang w:eastAsia="zh-CN"/>
+        </w:rPr>
+      </w:pPr>
+      <w:r>
+        <w:rPr>
+          <w:b/>
+          <w:bCs/>
+          <w:lang w:eastAsia="zh-CN"/>
+        </w:rPr>
+        <w:t>Bước 3: Tích hợp vào Route xử lý</w:t>
+      </w:r>
+      <w:r>
+        <w:rPr>
+          <w:lang w:eastAsia="zh-CN"/>
+        </w:rPr>
+        <w:t xml:space="preserve"> Khi người dùng thêm sản phẩm mới:</w:t>
+      </w:r>
+    </w:p>
+    <w:p>
+      <w:pPr>
+        <w:numPr>
+          <w:ilvl w:val="0"/>
+          <w:numId w:val="40"/>
+        </w:numPr>
+        <w:rPr>
+          <w:lang w:eastAsia="zh-CN"/>
+        </w:rPr>
+      </w:pPr>
+      <w:r>
+        <w:rPr>
+          <w:lang w:eastAsia="zh-CN"/>
+        </w:rPr>
+        <w:t>Multer tiếp nhận file ảnh.</w:t>
+      </w:r>
+    </w:p>
+    <w:p>
+      <w:pPr>
+        <w:numPr>
+          <w:ilvl w:val="0"/>
+          <w:numId w:val="40"/>
+        </w:numPr>
+        <w:rPr>
+          <w:lang w:eastAsia="zh-CN"/>
+        </w:rPr>
+      </w:pPr>
+      <w:r>
+        <w:rPr>
+          <w:lang w:eastAsia="zh-CN"/>
+        </w:rPr>
+        <w:t>Hệ thống gọi hàm uploadToS3 để lấy URL ảnh.</w:t>
+      </w:r>
+    </w:p>
+    <w:p>
+      <w:pPr>
+        <w:numPr>
+          <w:ilvl w:val="0"/>
+          <w:numId w:val="40"/>
+        </w:numPr>
+        <w:rPr>
+          <w:lang w:eastAsia="zh-CN"/>
+        </w:rPr>
+      </w:pPr>
+      <w:r>
+        <w:rPr>
+          <w:lang w:eastAsia="zh-CN"/>
+        </w:rPr>
+        <w:t>Lưu thông tin sản phẩm kèm URL ảnh đó vào DynamoDB.</w:t>
+      </w:r>
+    </w:p>
+    <w:p>
+      <w:pPr>
+        <w:rPr>
+          <w:lang w:eastAsia="zh-CN"/>
+        </w:rPr>
       </w:pPr>
     </w:p>
     <w:sectPr>
-      <w:footerReference w:type="default" r:id="rId17"/>
+      <w:footerReference w:type="default" r:id="rId34"/>
       <w:type w:val="continuous"/>
       <w:pgSz w:w="11906" w:h="16838"/>
       <w:pgMar w:top="1701" w:right="1134" w:bottom="1701" w:left="1985" w:header="6" w:footer="142" w:gutter="0"/>
@@ -2204,7 +4907,7 @@
 </file>
 
 <file path=word/endnotes.xml><?xml version="1.0" encoding="utf-8"?>
-<w:endnotes xmlns:wpc="http://schemas.microsoft.com/office/word/2010/wordprocessingCanvas" xmlns:mc="http://schemas.openxmlformats.org/markup-compatibility/2006" xmlns:o="urn:schemas-microsoft-com:office:office" xmlns:r="http://schemas.openxmlformats.org/officeDocument/2006/relationships" xmlns:m="http://schemas.openxmlformats.org/officeDocument/2006/math" xmlns:v="urn:schemas-microsoft-com:vml" xmlns:wp14="http://schemas.microsoft.com/office/word/2010/wordprocessingDrawing" xmlns:wp="http://schemas.openxmlformats.org/drawingml/2006/wordprocessingDrawing" xmlns:w10="urn:schemas-microsoft-com:office:word" xmlns:w="http://schemas.openxmlformats.org/wordprocessingml/2006/main" xmlns:w14="http://schemas.microsoft.com/office/word/2010/wordml" xmlns:w15="http://schemas.microsoft.com/office/word/2012/wordml" xmlns:wpg="http://schemas.microsoft.com/office/word/2010/wordprocessingGroup" xmlns:wpi="http://schemas.microsoft.com/office/word/2010/wordprocessingInk" xmlns:wne="http://schemas.microsoft.com/office/word/2006/wordml" xmlns:wps="http://schemas.microsoft.com/office/word/2010/wordprocessingShape" mc:Ignorable="w14 w15 wp14">
+<w:endnotes xmlns:wpc="http://schemas.microsoft.com/office/word/2010/wordprocessingCanvas" xmlns:cx="http://schemas.microsoft.com/office/drawing/2014/chartex" xmlns:cx1="http://schemas.microsoft.com/office/drawing/2015/9/8/chartex" xmlns:cx2="http://schemas.microsoft.com/office/drawing/2015/10/21/chartex" xmlns:cx3="http://schemas.microsoft.com/office/drawing/2016/5/9/chartex" xmlns:cx4="http://schemas.microsoft.com/office/drawing/2016/5/10/chartex" xmlns:cx5="http://schemas.microsoft.com/office/drawing/2016/5/11/chartex" xmlns:cx6="http://schemas.microsoft.com/office/drawing/2016/5/12/chartex" xmlns:cx7="http://schemas.microsoft.com/office/drawing/2016/5/13/chartex" xmlns:cx8="http://schemas.microsoft.com/office/drawing/2016/5/14/chartex" xmlns:mc="http://schemas.openxmlformats.org/markup-compatibility/2006" xmlns:aink="http://schemas.microsoft.com/office/drawing/2016/ink" xmlns:am3d="http://schemas.microsoft.com/office/drawing/2017/model3d" xmlns:o="urn:schemas-microsoft-com:office:office" xmlns:oel="http://schemas.microsoft.com/office/2019/extlst" xmlns:r="http://schemas.openxmlformats.org/officeDocument/2006/relationships" xmlns:m="http://schemas.openxmlformats.org/officeDocument/2006/math" xmlns:v="urn:schemas-microsoft-com:vml" xmlns:wp14="http://schemas.microsoft.com/office/word/2010/wordprocessingDrawing" xmlns:wp="http://schemas.openxmlformats.org/drawingml/2006/wordprocessingDrawing" xmlns:w10="urn:schemas-microsoft-com:office:word" xmlns:w="http://schemas.openxmlformats.org/wordprocessingml/2006/main" xmlns:w14="http://schemas.microsoft.com/office/word/2010/wordml" xmlns:w15="http://schemas.microsoft.com/office/word/2012/wordml" xmlns:w16cex="http://schemas.microsoft.com/office/word/2018/wordml/cex" xmlns:w16cid="http://schemas.microsoft.com/office/word/2016/wordml/cid" xmlns:w16="http://schemas.microsoft.com/office/word/2018/wordml" xmlns:w16du="http://schemas.microsoft.com/office/word/2023/wordml/word16du" xmlns:w16sdtdh="http://schemas.microsoft.com/office/word/2020/wordml/sdtdatahash" xmlns:w16sdtfl="http://schemas.microsoft.com/office/word/2024/wordml/sdtformatlock" xmlns:w16se="http://schemas.microsoft.com/office/word/2015/wordml/symex" xmlns:wpg="http://schemas.microsoft.com/office/word/2010/wordprocessingGroup" xmlns:wpi="http://schemas.microsoft.com/office/word/2010/wordprocessingInk" xmlns:wne="http://schemas.microsoft.com/office/word/2006/wordml" xmlns:wps="http://schemas.microsoft.com/office/word/2010/wordprocessingShape" mc:Ignorable="w14 w15 w16se w16cid w16 w16cex w16sdtdh w16sdtfl w16du wp14">
   <w:endnote w:type="separator" w:id="-1">
     <w:p>
       <w:pPr>
@@ -2229,7 +4932,7 @@
 </file>
 
 <file path=word/footer1.xml><?xml version="1.0" encoding="utf-8"?>
-<w:ftr xmlns:wpc="http://schemas.microsoft.com/office/word/2010/wordprocessingCanvas" xmlns:mc="http://schemas.openxmlformats.org/markup-compatibility/2006" xmlns:o="urn:schemas-microsoft-com:office:office" xmlns:r="http://schemas.openxmlformats.org/officeDocument/2006/relationships" xmlns:m="http://schemas.openxmlformats.org/officeDocument/2006/math" xmlns:v="urn:schemas-microsoft-com:vml" xmlns:wp14="http://schemas.microsoft.com/office/word/2010/wordprocessingDrawing" xmlns:wp="http://schemas.openxmlformats.org/drawingml/2006/wordprocessingDrawing" xmlns:w10="urn:schemas-microsoft-com:office:word" xmlns:w="http://schemas.openxmlformats.org/wordprocessingml/2006/main" xmlns:w14="http://schemas.microsoft.com/office/word/2010/wordml" xmlns:w15="http://schemas.microsoft.com/office/word/2012/wordml" xmlns:wpg="http://schemas.microsoft.com/office/word/2010/wordprocessingGroup" xmlns:wpi="http://schemas.microsoft.com/office/word/2010/wordprocessingInk" xmlns:wne="http://schemas.microsoft.com/office/word/2006/wordml" xmlns:wps="http://schemas.microsoft.com/office/word/2010/wordprocessingShape" mc:Ignorable="w14 w15 wp14">
+<w:ftr xmlns:wpc="http://schemas.microsoft.com/office/word/2010/wordprocessingCanvas" xmlns:cx="http://schemas.microsoft.com/office/drawing/2014/chartex" xmlns:cx1="http://schemas.microsoft.com/office/drawing/2015/9/8/chartex" xmlns:cx2="http://schemas.microsoft.com/office/drawing/2015/10/21/chartex" xmlns:cx3="http://schemas.microsoft.com/office/drawing/2016/5/9/chartex" xmlns:cx4="http://schemas.microsoft.com/office/drawing/2016/5/10/chartex" xmlns:cx5="http://schemas.microsoft.com/office/drawing/2016/5/11/chartex" xmlns:cx6="http://schemas.microsoft.com/office/drawing/2016/5/12/chartex" xmlns:cx7="http://schemas.microsoft.com/office/drawing/2016/5/13/chartex" xmlns:cx8="http://schemas.microsoft.com/office/drawing/2016/5/14/chartex" xmlns:mc="http://schemas.openxmlformats.org/markup-compatibility/2006" xmlns:aink="http://schemas.microsoft.com/office/drawing/2016/ink" xmlns:am3d="http://schemas.microsoft.com/office/drawing/2017/model3d" xmlns:o="urn:schemas-microsoft-com:office:office" xmlns:oel="http://schemas.microsoft.com/office/2019/extlst" xmlns:r="http://schemas.openxmlformats.org/officeDocument/2006/relationships" xmlns:m="http://schemas.openxmlformats.org/officeDocument/2006/math" xmlns:v="urn:schemas-microsoft-com:vml" xmlns:wp14="http://schemas.microsoft.com/office/word/2010/wordprocessingDrawing" xmlns:wp="http://schemas.openxmlformats.org/drawingml/2006/wordprocessingDrawing" xmlns:w10="urn:schemas-microsoft-com:office:word" xmlns:w="http://schemas.openxmlformats.org/wordprocessingml/2006/main" xmlns:w14="http://schemas.microsoft.com/office/word/2010/wordml" xmlns:w15="http://schemas.microsoft.com/office/word/2012/wordml" xmlns:w16cex="http://schemas.microsoft.com/office/word/2018/wordml/cex" xmlns:w16cid="http://schemas.microsoft.com/office/word/2016/wordml/cid" xmlns:w16="http://schemas.microsoft.com/office/word/2018/wordml" xmlns:w16du="http://schemas.microsoft.com/office/word/2023/wordml/word16du" xmlns:w16sdtdh="http://schemas.microsoft.com/office/word/2020/wordml/sdtdatahash" xmlns:w16sdtfl="http://schemas.microsoft.com/office/word/2024/wordml/sdtformatlock" xmlns:w16se="http://schemas.microsoft.com/office/word/2015/wordml/symex" xmlns:wpg="http://schemas.microsoft.com/office/word/2010/wordprocessingGroup" xmlns:wpi="http://schemas.microsoft.com/office/word/2010/wordprocessingInk" xmlns:wne="http://schemas.microsoft.com/office/word/2006/wordml" xmlns:wps="http://schemas.microsoft.com/office/word/2010/wordprocessingShape" mc:Ignorable="w14 w15 w16se w16cid w16 w16cex w16sdtdh w16sdtfl w16du wp14">
   <w:sdt>
     <w:sdtPr>
       <w:id w:val="960225161"/>
@@ -2282,7 +4985,7 @@
 </file>
 
 <file path=word/footnotes.xml><?xml version="1.0" encoding="utf-8"?>
-<w:footnotes xmlns:wpc="http://schemas.microsoft.com/office/word/2010/wordprocessingCanvas" xmlns:mc="http://schemas.openxmlformats.org/markup-compatibility/2006" xmlns:o="urn:schemas-microsoft-com:office:office" xmlns:r="http://schemas.openxmlformats.org/officeDocument/2006/relationships" xmlns:m="http://schemas.openxmlformats.org/officeDocument/2006/math" xmlns:v="urn:schemas-microsoft-com:vml" xmlns:wp14="http://schemas.microsoft.com/office/word/2010/wordprocessingDrawing" xmlns:wp="http://schemas.openxmlformats.org/drawingml/2006/wordprocessingDrawing" xmlns:w10="urn:schemas-microsoft-com:office:word" xmlns:w="http://schemas.openxmlformats.org/wordprocessingml/2006/main" xmlns:w14="http://schemas.microsoft.com/office/word/2010/wordml" xmlns:w15="http://schemas.microsoft.com/office/word/2012/wordml" xmlns:wpg="http://schemas.microsoft.com/office/word/2010/wordprocessingGroup" xmlns:wpi="http://schemas.microsoft.com/office/word/2010/wordprocessingInk" xmlns:wne="http://schemas.microsoft.com/office/word/2006/wordml" xmlns:wps="http://schemas.microsoft.com/office/word/2010/wordprocessingShape" mc:Ignorable="w14 w15 wp14">
+<w:footnotes xmlns:wpc="http://schemas.microsoft.com/office/word/2010/wordprocessingCanvas" xmlns:cx="http://schemas.microsoft.com/office/drawing/2014/chartex" xmlns:cx1="http://schemas.microsoft.com/office/drawing/2015/9/8/chartex" xmlns:cx2="http://schemas.microsoft.com/office/drawing/2015/10/21/chartex" xmlns:cx3="http://schemas.microsoft.com/office/drawing/2016/5/9/chartex" xmlns:cx4="http://schemas.microsoft.com/office/drawing/2016/5/10/chartex" xmlns:cx5="http://schemas.microsoft.com/office/drawing/2016/5/11/chartex" xmlns:cx6="http://schemas.microsoft.com/office/drawing/2016/5/12/chartex" xmlns:cx7="http://schemas.microsoft.com/office/drawing/2016/5/13/chartex" xmlns:cx8="http://schemas.microsoft.com/office/drawing/2016/5/14/chartex" xmlns:mc="http://schemas.openxmlformats.org/markup-compatibility/2006" xmlns:aink="http://schemas.microsoft.com/office/drawing/2016/ink" xmlns:am3d="http://schemas.microsoft.com/office/drawing/2017/model3d" xmlns:o="urn:schemas-microsoft-com:office:office" xmlns:oel="http://schemas.microsoft.com/office/2019/extlst" xmlns:r="http://schemas.openxmlformats.org/officeDocument/2006/relationships" xmlns:m="http://schemas.openxmlformats.org/officeDocument/2006/math" xmlns:v="urn:schemas-microsoft-com:vml" xmlns:wp14="http://schemas.microsoft.com/office/word/2010/wordprocessingDrawing" xmlns:wp="http://schemas.openxmlformats.org/drawingml/2006/wordprocessingDrawing" xmlns:w10="urn:schemas-microsoft-com:office:word" xmlns:w="http://schemas.openxmlformats.org/wordprocessingml/2006/main" xmlns:w14="http://schemas.microsoft.com/office/word/2010/wordml" xmlns:w15="http://schemas.microsoft.com/office/word/2012/wordml" xmlns:w16cex="http://schemas.microsoft.com/office/word/2018/wordml/cex" xmlns:w16cid="http://schemas.microsoft.com/office/word/2016/wordml/cid" xmlns:w16="http://schemas.microsoft.com/office/word/2018/wordml" xmlns:w16du="http://schemas.microsoft.com/office/word/2023/wordml/word16du" xmlns:w16sdtdh="http://schemas.microsoft.com/office/word/2020/wordml/sdtdatahash" xmlns:w16sdtfl="http://schemas.microsoft.com/office/word/2024/wordml/sdtformatlock" xmlns:w16se="http://schemas.microsoft.com/office/word/2015/wordml/symex" xmlns:wpg="http://schemas.microsoft.com/office/word/2010/wordprocessingGroup" xmlns:wpi="http://schemas.microsoft.com/office/word/2010/wordprocessingInk" xmlns:wne="http://schemas.microsoft.com/office/word/2006/wordml" xmlns:wps="http://schemas.microsoft.com/office/word/2010/wordprocessingShape" mc:Ignorable="w14 w15 w16se w16cid w16 w16cex w16sdtdh w16sdtfl w16du wp14">
   <w:footnote w:type="separator" w:id="-1">
     <w:p>
       <w:pPr>
@@ -2307,8 +5010,306 @@
 </file>
 
 <file path=word/numbering.xml><?xml version="1.0" encoding="utf-8"?>
-<w:numbering xmlns:wpc="http://schemas.microsoft.com/office/word/2010/wordprocessingCanvas" xmlns:mc="http://schemas.openxmlformats.org/markup-compatibility/2006" xmlns:o="urn:schemas-microsoft-com:office:office" xmlns:r="http://schemas.openxmlformats.org/officeDocument/2006/relationships" xmlns:m="http://schemas.openxmlformats.org/officeDocument/2006/math" xmlns:v="urn:schemas-microsoft-com:vml" xmlns:wp14="http://schemas.microsoft.com/office/word/2010/wordprocessingDrawing" xmlns:wp="http://schemas.openxmlformats.org/drawingml/2006/wordprocessingDrawing" xmlns:w10="urn:schemas-microsoft-com:office:word" xmlns:w="http://schemas.openxmlformats.org/wordprocessingml/2006/main" xmlns:w14="http://schemas.microsoft.com/office/word/2010/wordml" xmlns:w15="http://schemas.microsoft.com/office/word/2012/wordml" xmlns:wpg="http://schemas.microsoft.com/office/word/2010/wordprocessingGroup" xmlns:wpi="http://schemas.microsoft.com/office/word/2010/wordprocessingInk" xmlns:wne="http://schemas.microsoft.com/office/word/2006/wordml" xmlns:wps="http://schemas.microsoft.com/office/word/2010/wordprocessingShape" mc:Ignorable="w14 w15 wp14">
-  <w:abstractNum w:abstractNumId="0">
+<w:numbering xmlns:wpc="http://schemas.microsoft.com/office/word/2010/wordprocessingCanvas" xmlns:cx="http://schemas.microsoft.com/office/drawing/2014/chartex" xmlns:cx1="http://schemas.microsoft.com/office/drawing/2015/9/8/chartex" xmlns:cx2="http://schemas.microsoft.com/office/drawing/2015/10/21/chartex" xmlns:cx3="http://schemas.microsoft.com/office/drawing/2016/5/9/chartex" xmlns:cx4="http://schemas.microsoft.com/office/drawing/2016/5/10/chartex" xmlns:cx5="http://schemas.microsoft.com/office/drawing/2016/5/11/chartex" xmlns:cx6="http://schemas.microsoft.com/office/drawing/2016/5/12/chartex" xmlns:cx7="http://schemas.microsoft.com/office/drawing/2016/5/13/chartex" xmlns:cx8="http://schemas.microsoft.com/office/drawing/2016/5/14/chartex" xmlns:mc="http://schemas.openxmlformats.org/markup-compatibility/2006" xmlns:aink="http://schemas.microsoft.com/office/drawing/2016/ink" xmlns:am3d="http://schemas.microsoft.com/office/drawing/2017/model3d" xmlns:o="urn:schemas-microsoft-com:office:office" xmlns:oel="http://schemas.microsoft.com/office/2019/extlst" xmlns:r="http://schemas.openxmlformats.org/officeDocument/2006/relationships" xmlns:m="http://schemas.openxmlformats.org/officeDocument/2006/math" xmlns:v="urn:schemas-microsoft-com:vml" xmlns:wp14="http://schemas.microsoft.com/office/word/2010/wordprocessingDrawing" xmlns:wp="http://schemas.openxmlformats.org/drawingml/2006/wordprocessingDrawing" xmlns:w10="urn:schemas-microsoft-com:office:word" xmlns:w="http://schemas.openxmlformats.org/wordprocessingml/2006/main" xmlns:w14="http://schemas.microsoft.com/office/word/2010/wordml" xmlns:w15="http://schemas.microsoft.com/office/word/2012/wordml" xmlns:w16cex="http://schemas.microsoft.com/office/word/2018/wordml/cex" xmlns:w16cid="http://schemas.microsoft.com/office/word/2016/wordml/cid" xmlns:w16="http://schemas.microsoft.com/office/word/2018/wordml" xmlns:w16du="http://schemas.microsoft.com/office/word/2023/wordml/word16du" xmlns:w16sdtdh="http://schemas.microsoft.com/office/word/2020/wordml/sdtdatahash" xmlns:w16sdtfl="http://schemas.microsoft.com/office/word/2024/wordml/sdtformatlock" xmlns:w16se="http://schemas.microsoft.com/office/word/2015/wordml/symex" xmlns:wpg="http://schemas.microsoft.com/office/word/2010/wordprocessingGroup" xmlns:wpi="http://schemas.microsoft.com/office/word/2010/wordprocessingInk" xmlns:wne="http://schemas.microsoft.com/office/word/2006/wordml" xmlns:wps="http://schemas.microsoft.com/office/word/2010/wordprocessingShape" mc:Ignorable="w14 w15 w16se w16cid w16 w16cex w16sdtdh w16sdtfl w16du wp14">
+  <w:abstractNum w:abstractNumId="0" w15:restartNumberingAfterBreak="0">
+    <w:nsid w:val="015A1890"/>
+    <w:multiLevelType w:val="multilevel"/>
+    <w:tmpl w:val="14A2E864"/>
+    <w:lvl w:ilvl="0">
+      <w:start w:val="1"/>
+      <w:numFmt w:val="bullet"/>
+      <w:lvlText w:val=""/>
+      <w:lvlJc w:val="left"/>
+      <w:pPr>
+        <w:tabs>
+          <w:tab w:val="num" w:pos="720"/>
+        </w:tabs>
+        <w:ind w:left="720" w:hanging="360"/>
+      </w:pPr>
+      <w:rPr>
+        <w:rFonts w:ascii="Symbol" w:hAnsi="Symbol" w:hint="default"/>
+        <w:sz w:val="20"/>
+      </w:rPr>
+    </w:lvl>
+    <w:lvl w:ilvl="1" w:tentative="1">
+      <w:start w:val="1"/>
+      <w:numFmt w:val="bullet"/>
+      <w:lvlText w:val="o"/>
+      <w:lvlJc w:val="left"/>
+      <w:pPr>
+        <w:tabs>
+          <w:tab w:val="num" w:pos="1440"/>
+        </w:tabs>
+        <w:ind w:left="1440" w:hanging="360"/>
+      </w:pPr>
+      <w:rPr>
+        <w:rFonts w:ascii="Courier New" w:hAnsi="Courier New" w:hint="default"/>
+        <w:sz w:val="20"/>
+      </w:rPr>
+    </w:lvl>
+    <w:lvl w:ilvl="2" w:tentative="1">
+      <w:start w:val="1"/>
+      <w:numFmt w:val="bullet"/>
+      <w:lvlText w:val=""/>
+      <w:lvlJc w:val="left"/>
+      <w:pPr>
+        <w:tabs>
+          <w:tab w:val="num" w:pos="2160"/>
+        </w:tabs>
+        <w:ind w:left="2160" w:hanging="360"/>
+      </w:pPr>
+      <w:rPr>
+        <w:rFonts w:ascii="Wingdings" w:hAnsi="Wingdings" w:hint="default"/>
+        <w:sz w:val="20"/>
+      </w:rPr>
+    </w:lvl>
+    <w:lvl w:ilvl="3" w:tentative="1">
+      <w:start w:val="1"/>
+      <w:numFmt w:val="bullet"/>
+      <w:lvlText w:val=""/>
+      <w:lvlJc w:val="left"/>
+      <w:pPr>
+        <w:tabs>
+          <w:tab w:val="num" w:pos="2880"/>
+        </w:tabs>
+        <w:ind w:left="2880" w:hanging="360"/>
+      </w:pPr>
+      <w:rPr>
+        <w:rFonts w:ascii="Wingdings" w:hAnsi="Wingdings" w:hint="default"/>
+        <w:sz w:val="20"/>
+      </w:rPr>
+    </w:lvl>
+    <w:lvl w:ilvl="4" w:tentative="1">
+      <w:start w:val="1"/>
+      <w:numFmt w:val="bullet"/>
+      <w:lvlText w:val=""/>
+      <w:lvlJc w:val="left"/>
+      <w:pPr>
+        <w:tabs>
+          <w:tab w:val="num" w:pos="3600"/>
+        </w:tabs>
+        <w:ind w:left="3600" w:hanging="360"/>
+      </w:pPr>
+      <w:rPr>
+        <w:rFonts w:ascii="Wingdings" w:hAnsi="Wingdings" w:hint="default"/>
+        <w:sz w:val="20"/>
+      </w:rPr>
+    </w:lvl>
+    <w:lvl w:ilvl="5" w:tentative="1">
+      <w:start w:val="1"/>
+      <w:numFmt w:val="bullet"/>
+      <w:lvlText w:val=""/>
+      <w:lvlJc w:val="left"/>
+      <w:pPr>
+        <w:tabs>
+          <w:tab w:val="num" w:pos="4320"/>
+        </w:tabs>
+        <w:ind w:left="4320" w:hanging="360"/>
+      </w:pPr>
+      <w:rPr>
+        <w:rFonts w:ascii="Wingdings" w:hAnsi="Wingdings" w:hint="default"/>
+        <w:sz w:val="20"/>
+      </w:rPr>
+    </w:lvl>
+    <w:lvl w:ilvl="6" w:tentative="1">
+      <w:start w:val="1"/>
+      <w:numFmt w:val="bullet"/>
+      <w:lvlText w:val=""/>
+      <w:lvlJc w:val="left"/>
+      <w:pPr>
+        <w:tabs>
+          <w:tab w:val="num" w:pos="5040"/>
+        </w:tabs>
+        <w:ind w:left="5040" w:hanging="360"/>
+      </w:pPr>
+      <w:rPr>
+        <w:rFonts w:ascii="Wingdings" w:hAnsi="Wingdings" w:hint="default"/>
+        <w:sz w:val="20"/>
+      </w:rPr>
+    </w:lvl>
+    <w:lvl w:ilvl="7" w:tentative="1">
+      <w:start w:val="1"/>
+      <w:numFmt w:val="bullet"/>
+      <w:lvlText w:val=""/>
+      <w:lvlJc w:val="left"/>
+      <w:pPr>
+        <w:tabs>
+          <w:tab w:val="num" w:pos="5760"/>
+        </w:tabs>
+        <w:ind w:left="5760" w:hanging="360"/>
+      </w:pPr>
+      <w:rPr>
+        <w:rFonts w:ascii="Wingdings" w:hAnsi="Wingdings" w:hint="default"/>
+        <w:sz w:val="20"/>
+      </w:rPr>
+    </w:lvl>
+    <w:lvl w:ilvl="8" w:tentative="1">
+      <w:start w:val="1"/>
+      <w:numFmt w:val="bullet"/>
+      <w:lvlText w:val=""/>
+      <w:lvlJc w:val="left"/>
+      <w:pPr>
+        <w:tabs>
+          <w:tab w:val="num" w:pos="6480"/>
+        </w:tabs>
+        <w:ind w:left="6480" w:hanging="360"/>
+      </w:pPr>
+      <w:rPr>
+        <w:rFonts w:ascii="Wingdings" w:hAnsi="Wingdings" w:hint="default"/>
+        <w:sz w:val="20"/>
+      </w:rPr>
+    </w:lvl>
+  </w:abstractNum>
+  <w:abstractNum w:abstractNumId="1" w15:restartNumberingAfterBreak="0">
+    <w:nsid w:val="0ED6497B"/>
+    <w:multiLevelType w:val="multilevel"/>
+    <w:tmpl w:val="670A6332"/>
+    <w:lvl w:ilvl="0">
+      <w:start w:val="1"/>
+      <w:numFmt w:val="bullet"/>
+      <w:lvlText w:val=""/>
+      <w:lvlJc w:val="left"/>
+      <w:pPr>
+        <w:tabs>
+          <w:tab w:val="num" w:pos="720"/>
+        </w:tabs>
+        <w:ind w:left="720" w:hanging="360"/>
+      </w:pPr>
+      <w:rPr>
+        <w:rFonts w:ascii="Symbol" w:hAnsi="Symbol" w:hint="default"/>
+        <w:sz w:val="20"/>
+      </w:rPr>
+    </w:lvl>
+    <w:lvl w:ilvl="1" w:tentative="1">
+      <w:start w:val="1"/>
+      <w:numFmt w:val="bullet"/>
+      <w:lvlText w:val="o"/>
+      <w:lvlJc w:val="left"/>
+      <w:pPr>
+        <w:tabs>
+          <w:tab w:val="num" w:pos="1440"/>
+        </w:tabs>
+        <w:ind w:left="1440" w:hanging="360"/>
+      </w:pPr>
+      <w:rPr>
+        <w:rFonts w:ascii="Courier New" w:hAnsi="Courier New" w:hint="default"/>
+        <w:sz w:val="20"/>
+      </w:rPr>
+    </w:lvl>
+    <w:lvl w:ilvl="2" w:tentative="1">
+      <w:start w:val="1"/>
+      <w:numFmt w:val="bullet"/>
+      <w:lvlText w:val=""/>
+      <w:lvlJc w:val="left"/>
+      <w:pPr>
+        <w:tabs>
+          <w:tab w:val="num" w:pos="2160"/>
+        </w:tabs>
+        <w:ind w:left="2160" w:hanging="360"/>
+      </w:pPr>
+      <w:rPr>
+        <w:rFonts w:ascii="Wingdings" w:hAnsi="Wingdings" w:hint="default"/>
+        <w:sz w:val="20"/>
+      </w:rPr>
+    </w:lvl>
+    <w:lvl w:ilvl="3" w:tentative="1">
+      <w:start w:val="1"/>
+      <w:numFmt w:val="bullet"/>
+      <w:lvlText w:val=""/>
+      <w:lvlJc w:val="left"/>
+      <w:pPr>
+        <w:tabs>
+          <w:tab w:val="num" w:pos="2880"/>
+        </w:tabs>
+        <w:ind w:left="2880" w:hanging="360"/>
+      </w:pPr>
+      <w:rPr>
+        <w:rFonts w:ascii="Wingdings" w:hAnsi="Wingdings" w:hint="default"/>
+        <w:sz w:val="20"/>
+      </w:rPr>
+    </w:lvl>
+    <w:lvl w:ilvl="4" w:tentative="1">
+      <w:start w:val="1"/>
+      <w:numFmt w:val="bullet"/>
+      <w:lvlText w:val=""/>
+      <w:lvlJc w:val="left"/>
+      <w:pPr>
+        <w:tabs>
+          <w:tab w:val="num" w:pos="3600"/>
+        </w:tabs>
+        <w:ind w:left="3600" w:hanging="360"/>
+      </w:pPr>
+      <w:rPr>
+        <w:rFonts w:ascii="Wingdings" w:hAnsi="Wingdings" w:hint="default"/>
+        <w:sz w:val="20"/>
+      </w:rPr>
+    </w:lvl>
+    <w:lvl w:ilvl="5" w:tentative="1">
+      <w:start w:val="1"/>
+      <w:numFmt w:val="bullet"/>
+      <w:lvlText w:val=""/>
+      <w:lvlJc w:val="left"/>
+      <w:pPr>
+        <w:tabs>
+          <w:tab w:val="num" w:pos="4320"/>
+        </w:tabs>
+        <w:ind w:left="4320" w:hanging="360"/>
+      </w:pPr>
+      <w:rPr>
+        <w:rFonts w:ascii="Wingdings" w:hAnsi="Wingdings" w:hint="default"/>
+        <w:sz w:val="20"/>
+      </w:rPr>
+    </w:lvl>
+    <w:lvl w:ilvl="6" w:tentative="1">
+      <w:start w:val="1"/>
+      <w:numFmt w:val="bullet"/>
+      <w:lvlText w:val=""/>
+      <w:lvlJc w:val="left"/>
+      <w:pPr>
+        <w:tabs>
+          <w:tab w:val="num" w:pos="5040"/>
+        </w:tabs>
+        <w:ind w:left="5040" w:hanging="360"/>
+      </w:pPr>
+      <w:rPr>
+        <w:rFonts w:ascii="Wingdings" w:hAnsi="Wingdings" w:hint="default"/>
+        <w:sz w:val="20"/>
+      </w:rPr>
+    </w:lvl>
+    <w:lvl w:ilvl="7" w:tentative="1">
+      <w:start w:val="1"/>
+      <w:numFmt w:val="bullet"/>
+      <w:lvlText w:val=""/>
+      <w:lvlJc w:val="left"/>
+      <w:pPr>
+        <w:tabs>
+          <w:tab w:val="num" w:pos="5760"/>
+        </w:tabs>
+        <w:ind w:left="5760" w:hanging="360"/>
+      </w:pPr>
+      <w:rPr>
+        <w:rFonts w:ascii="Wingdings" w:hAnsi="Wingdings" w:hint="default"/>
+        <w:sz w:val="20"/>
+      </w:rPr>
+    </w:lvl>
+    <w:lvl w:ilvl="8" w:tentative="1">
+      <w:start w:val="1"/>
+      <w:numFmt w:val="bullet"/>
+      <w:lvlText w:val=""/>
+      <w:lvlJc w:val="left"/>
+      <w:pPr>
+        <w:tabs>
+          <w:tab w:val="num" w:pos="6480"/>
+        </w:tabs>
+        <w:ind w:left="6480" w:hanging="360"/>
+      </w:pPr>
+      <w:rPr>
+        <w:rFonts w:ascii="Wingdings" w:hAnsi="Wingdings" w:hint="default"/>
+        <w:sz w:val="20"/>
+      </w:rPr>
+    </w:lvl>
+  </w:abstractNum>
+  <w:abstractNum w:abstractNumId="2" w15:restartNumberingAfterBreak="0">
     <w:nsid w:val="12865B1E"/>
     <w:multiLevelType w:val="multilevel"/>
     <w:tmpl w:val="A16651E2"/>
@@ -2457,7 +5458,7 @@
       </w:rPr>
     </w:lvl>
   </w:abstractNum>
-  <w:abstractNum w:abstractNumId="1">
+  <w:abstractNum w:abstractNumId="3" w15:restartNumberingAfterBreak="0">
     <w:nsid w:val="14ED7B44"/>
     <w:multiLevelType w:val="multilevel"/>
     <w:tmpl w:val="CAB8779A"/>
@@ -2577,7 +5578,156 @@
       </w:rPr>
     </w:lvl>
   </w:abstractNum>
-  <w:abstractNum w:abstractNumId="2">
+  <w:abstractNum w:abstractNumId="4" w15:restartNumberingAfterBreak="0">
+    <w:nsid w:val="1C5E6E33"/>
+    <w:multiLevelType w:val="multilevel"/>
+    <w:tmpl w:val="E9D2E1D4"/>
+    <w:lvl w:ilvl="0">
+      <w:start w:val="1"/>
+      <w:numFmt w:val="bullet"/>
+      <w:lvlText w:val=""/>
+      <w:lvlJc w:val="left"/>
+      <w:pPr>
+        <w:tabs>
+          <w:tab w:val="num" w:pos="720"/>
+        </w:tabs>
+        <w:ind w:left="720" w:hanging="360"/>
+      </w:pPr>
+      <w:rPr>
+        <w:rFonts w:ascii="Symbol" w:hAnsi="Symbol" w:hint="default"/>
+        <w:sz w:val="20"/>
+      </w:rPr>
+    </w:lvl>
+    <w:lvl w:ilvl="1" w:tentative="1">
+      <w:start w:val="1"/>
+      <w:numFmt w:val="bullet"/>
+      <w:lvlText w:val="o"/>
+      <w:lvlJc w:val="left"/>
+      <w:pPr>
+        <w:tabs>
+          <w:tab w:val="num" w:pos="1440"/>
+        </w:tabs>
+        <w:ind w:left="1440" w:hanging="360"/>
+      </w:pPr>
+      <w:rPr>
+        <w:rFonts w:ascii="Courier New" w:hAnsi="Courier New" w:hint="default"/>
+        <w:sz w:val="20"/>
+      </w:rPr>
+    </w:lvl>
+    <w:lvl w:ilvl="2" w:tentative="1">
+      <w:start w:val="1"/>
+      <w:numFmt w:val="bullet"/>
+      <w:lvlText w:val=""/>
+      <w:lvlJc w:val="left"/>
+      <w:pPr>
+        <w:tabs>
+          <w:tab w:val="num" w:pos="2160"/>
+        </w:tabs>
+        <w:ind w:left="2160" w:hanging="360"/>
+      </w:pPr>
+      <w:rPr>
+        <w:rFonts w:ascii="Wingdings" w:hAnsi="Wingdings" w:hint="default"/>
+        <w:sz w:val="20"/>
+      </w:rPr>
+    </w:lvl>
+    <w:lvl w:ilvl="3" w:tentative="1">
+      <w:start w:val="1"/>
+      <w:numFmt w:val="bullet"/>
+      <w:lvlText w:val=""/>
+      <w:lvlJc w:val="left"/>
+      <w:pPr>
+        <w:tabs>
+          <w:tab w:val="num" w:pos="2880"/>
+        </w:tabs>
+        <w:ind w:left="2880" w:hanging="360"/>
+      </w:pPr>
+      <w:rPr>
+        <w:rFonts w:ascii="Wingdings" w:hAnsi="Wingdings" w:hint="default"/>
+        <w:sz w:val="20"/>
+      </w:rPr>
+    </w:lvl>
+    <w:lvl w:ilvl="4" w:tentative="1">
+      <w:start w:val="1"/>
+      <w:numFmt w:val="bullet"/>
+      <w:lvlText w:val=""/>
+      <w:lvlJc w:val="left"/>
+      <w:pPr>
+        <w:tabs>
+          <w:tab w:val="num" w:pos="3600"/>
+        </w:tabs>
+        <w:ind w:left="3600" w:hanging="360"/>
+      </w:pPr>
+      <w:rPr>
+        <w:rFonts w:ascii="Wingdings" w:hAnsi="Wingdings" w:hint="default"/>
+        <w:sz w:val="20"/>
+      </w:rPr>
+    </w:lvl>
+    <w:lvl w:ilvl="5" w:tentative="1">
+      <w:start w:val="1"/>
+      <w:numFmt w:val="bullet"/>
+      <w:lvlText w:val=""/>
+      <w:lvlJc w:val="left"/>
+      <w:pPr>
+        <w:tabs>
+          <w:tab w:val="num" w:pos="4320"/>
+        </w:tabs>
+        <w:ind w:left="4320" w:hanging="360"/>
+      </w:pPr>
+      <w:rPr>
+        <w:rFonts w:ascii="Wingdings" w:hAnsi="Wingdings" w:hint="default"/>
+        <w:sz w:val="20"/>
+      </w:rPr>
+    </w:lvl>
+    <w:lvl w:ilvl="6" w:tentative="1">
+      <w:start w:val="1"/>
+      <w:numFmt w:val="bullet"/>
+      <w:lvlText w:val=""/>
+      <w:lvlJc w:val="left"/>
+      <w:pPr>
+        <w:tabs>
+          <w:tab w:val="num" w:pos="5040"/>
+        </w:tabs>
+        <w:ind w:left="5040" w:hanging="360"/>
+      </w:pPr>
+      <w:rPr>
+        <w:rFonts w:ascii="Wingdings" w:hAnsi="Wingdings" w:hint="default"/>
+        <w:sz w:val="20"/>
+      </w:rPr>
+    </w:lvl>
+    <w:lvl w:ilvl="7" w:tentative="1">
+      <w:start w:val="1"/>
+      <w:numFmt w:val="bullet"/>
+      <w:lvlText w:val=""/>
+      <w:lvlJc w:val="left"/>
+      <w:pPr>
+        <w:tabs>
+          <w:tab w:val="num" w:pos="5760"/>
+        </w:tabs>
+        <w:ind w:left="5760" w:hanging="360"/>
+      </w:pPr>
+      <w:rPr>
+        <w:rFonts w:ascii="Wingdings" w:hAnsi="Wingdings" w:hint="default"/>
+        <w:sz w:val="20"/>
+      </w:rPr>
+    </w:lvl>
+    <w:lvl w:ilvl="8" w:tentative="1">
+      <w:start w:val="1"/>
+      <w:numFmt w:val="bullet"/>
+      <w:lvlText w:val=""/>
+      <w:lvlJc w:val="left"/>
+      <w:pPr>
+        <w:tabs>
+          <w:tab w:val="num" w:pos="6480"/>
+        </w:tabs>
+        <w:ind w:left="6480" w:hanging="360"/>
+      </w:pPr>
+      <w:rPr>
+        <w:rFonts w:ascii="Wingdings" w:hAnsi="Wingdings" w:hint="default"/>
+        <w:sz w:val="20"/>
+      </w:rPr>
+    </w:lvl>
+  </w:abstractNum>
+  <w:abstractNum w:abstractNumId="5" w15:restartNumberingAfterBreak="0">
     <w:nsid w:val="1DCF34C0"/>
     <w:multiLevelType w:val="multilevel"/>
     <w:tmpl w:val="C86688C4"/>
@@ -2716,7 +5866,7 @@
       </w:rPr>
     </w:lvl>
   </w:abstractNum>
-  <w:abstractNum w:abstractNumId="3">
+  <w:abstractNum w:abstractNumId="6" w15:restartNumberingAfterBreak="0">
     <w:nsid w:val="1FC50C89"/>
     <w:multiLevelType w:val="multilevel"/>
     <w:tmpl w:val="48765062"/>
@@ -2833,7 +5983,273 @@
       </w:pPr>
     </w:lvl>
   </w:abstractNum>
-  <w:abstractNum w:abstractNumId="4">
+  <w:abstractNum w:abstractNumId="7" w15:restartNumberingAfterBreak="0">
+    <w:nsid w:val="23F354D3"/>
+    <w:multiLevelType w:val="multilevel"/>
+    <w:tmpl w:val="F4E237D2"/>
+    <w:lvl w:ilvl="0">
+      <w:start w:val="1"/>
+      <w:numFmt w:val="decimal"/>
+      <w:lvlText w:val="%1."/>
+      <w:lvlJc w:val="left"/>
+      <w:pPr>
+        <w:tabs>
+          <w:tab w:val="num" w:pos="720"/>
+        </w:tabs>
+        <w:ind w:left="720" w:hanging="360"/>
+      </w:pPr>
+    </w:lvl>
+    <w:lvl w:ilvl="1">
+      <w:start w:val="1"/>
+      <w:numFmt w:val="bullet"/>
+      <w:lvlText w:val="o"/>
+      <w:lvlJc w:val="left"/>
+      <w:pPr>
+        <w:tabs>
+          <w:tab w:val="num" w:pos="1440"/>
+        </w:tabs>
+        <w:ind w:left="1440" w:hanging="360"/>
+      </w:pPr>
+      <w:rPr>
+        <w:rFonts w:ascii="Courier New" w:hAnsi="Courier New" w:hint="default"/>
+        <w:sz w:val="20"/>
+      </w:rPr>
+    </w:lvl>
+    <w:lvl w:ilvl="2" w:tentative="1">
+      <w:start w:val="1"/>
+      <w:numFmt w:val="decimal"/>
+      <w:lvlText w:val="%3."/>
+      <w:lvlJc w:val="left"/>
+      <w:pPr>
+        <w:tabs>
+          <w:tab w:val="num" w:pos="2160"/>
+        </w:tabs>
+        <w:ind w:left="2160" w:hanging="360"/>
+      </w:pPr>
+    </w:lvl>
+    <w:lvl w:ilvl="3" w:tentative="1">
+      <w:start w:val="1"/>
+      <w:numFmt w:val="decimal"/>
+      <w:lvlText w:val="%4."/>
+      <w:lvlJc w:val="left"/>
+      <w:pPr>
+        <w:tabs>
+          <w:tab w:val="num" w:pos="2880"/>
+        </w:tabs>
+        <w:ind w:left="2880" w:hanging="360"/>
+      </w:pPr>
+    </w:lvl>
+    <w:lvl w:ilvl="4" w:tentative="1">
+      <w:start w:val="1"/>
+      <w:numFmt w:val="decimal"/>
+      <w:lvlText w:val="%5."/>
+      <w:lvlJc w:val="left"/>
+      <w:pPr>
+        <w:tabs>
+          <w:tab w:val="num" w:pos="3600"/>
+        </w:tabs>
+        <w:ind w:left="3600" w:hanging="360"/>
+      </w:pPr>
+    </w:lvl>
+    <w:lvl w:ilvl="5" w:tentative="1">
+      <w:start w:val="1"/>
+      <w:numFmt w:val="decimal"/>
+      <w:lvlText w:val="%6."/>
+      <w:lvlJc w:val="left"/>
+      <w:pPr>
+        <w:tabs>
+          <w:tab w:val="num" w:pos="4320"/>
+        </w:tabs>
+        <w:ind w:left="4320" w:hanging="360"/>
+      </w:pPr>
+    </w:lvl>
+    <w:lvl w:ilvl="6" w:tentative="1">
+      <w:start w:val="1"/>
+      <w:numFmt w:val="decimal"/>
+      <w:lvlText w:val="%7."/>
+      <w:lvlJc w:val="left"/>
+      <w:pPr>
+        <w:tabs>
+          <w:tab w:val="num" w:pos="5040"/>
+        </w:tabs>
+        <w:ind w:left="5040" w:hanging="360"/>
+      </w:pPr>
+    </w:lvl>
+    <w:lvl w:ilvl="7" w:tentative="1">
+      <w:start w:val="1"/>
+      <w:numFmt w:val="decimal"/>
+      <w:lvlText w:val="%8."/>
+      <w:lvlJc w:val="left"/>
+      <w:pPr>
+        <w:tabs>
+          <w:tab w:val="num" w:pos="5760"/>
+        </w:tabs>
+        <w:ind w:left="5760" w:hanging="360"/>
+      </w:pPr>
+    </w:lvl>
+    <w:lvl w:ilvl="8" w:tentative="1">
+      <w:start w:val="1"/>
+      <w:numFmt w:val="decimal"/>
+      <w:lvlText w:val="%9."/>
+      <w:lvlJc w:val="left"/>
+      <w:pPr>
+        <w:tabs>
+          <w:tab w:val="num" w:pos="6480"/>
+        </w:tabs>
+        <w:ind w:left="6480" w:hanging="360"/>
+      </w:pPr>
+    </w:lvl>
+  </w:abstractNum>
+  <w:abstractNum w:abstractNumId="8" w15:restartNumberingAfterBreak="0">
+    <w:nsid w:val="26C050FD"/>
+    <w:multiLevelType w:val="multilevel"/>
+    <w:tmpl w:val="8348D5E6"/>
+    <w:lvl w:ilvl="0">
+      <w:start w:val="1"/>
+      <w:numFmt w:val="bullet"/>
+      <w:lvlText w:val=""/>
+      <w:lvlJc w:val="left"/>
+      <w:pPr>
+        <w:tabs>
+          <w:tab w:val="num" w:pos="720"/>
+        </w:tabs>
+        <w:ind w:left="720" w:hanging="360"/>
+      </w:pPr>
+      <w:rPr>
+        <w:rFonts w:ascii="Symbol" w:hAnsi="Symbol" w:hint="default"/>
+        <w:sz w:val="20"/>
+      </w:rPr>
+    </w:lvl>
+    <w:lvl w:ilvl="1" w:tentative="1">
+      <w:start w:val="1"/>
+      <w:numFmt w:val="bullet"/>
+      <w:lvlText w:val="o"/>
+      <w:lvlJc w:val="left"/>
+      <w:pPr>
+        <w:tabs>
+          <w:tab w:val="num" w:pos="1440"/>
+        </w:tabs>
+        <w:ind w:left="1440" w:hanging="360"/>
+      </w:pPr>
+      <w:rPr>
+        <w:rFonts w:ascii="Courier New" w:hAnsi="Courier New" w:hint="default"/>
+        <w:sz w:val="20"/>
+      </w:rPr>
+    </w:lvl>
+    <w:lvl w:ilvl="2" w:tentative="1">
+      <w:start w:val="1"/>
+      <w:numFmt w:val="bullet"/>
+      <w:lvlText w:val=""/>
+      <w:lvlJc w:val="left"/>
+      <w:pPr>
+        <w:tabs>
+          <w:tab w:val="num" w:pos="2160"/>
+        </w:tabs>
+        <w:ind w:left="2160" w:hanging="360"/>
+      </w:pPr>
+      <w:rPr>
+        <w:rFonts w:ascii="Wingdings" w:hAnsi="Wingdings" w:hint="default"/>
+        <w:sz w:val="20"/>
+      </w:rPr>
+    </w:lvl>
+    <w:lvl w:ilvl="3" w:tentative="1">
+      <w:start w:val="1"/>
+      <w:numFmt w:val="bullet"/>
+      <w:lvlText w:val=""/>
+      <w:lvlJc w:val="left"/>
+      <w:pPr>
+        <w:tabs>
+          <w:tab w:val="num" w:pos="2880"/>
+        </w:tabs>
+        <w:ind w:left="2880" w:hanging="360"/>
+      </w:pPr>
+      <w:rPr>
+        <w:rFonts w:ascii="Wingdings" w:hAnsi="Wingdings" w:hint="default"/>
+        <w:sz w:val="20"/>
+      </w:rPr>
+    </w:lvl>
+    <w:lvl w:ilvl="4" w:tentative="1">
+      <w:start w:val="1"/>
+      <w:numFmt w:val="bullet"/>
+      <w:lvlText w:val=""/>
+      <w:lvlJc w:val="left"/>
+      <w:pPr>
+        <w:tabs>
+          <w:tab w:val="num" w:pos="3600"/>
+        </w:tabs>
+        <w:ind w:left="3600" w:hanging="360"/>
+      </w:pPr>
+      <w:rPr>
+        <w:rFonts w:ascii="Wingdings" w:hAnsi="Wingdings" w:hint="default"/>
+        <w:sz w:val="20"/>
+      </w:rPr>
+    </w:lvl>
+    <w:lvl w:ilvl="5" w:tentative="1">
+      <w:start w:val="1"/>
+      <w:numFmt w:val="bullet"/>
+      <w:lvlText w:val=""/>
+      <w:lvlJc w:val="left"/>
+      <w:pPr>
+        <w:tabs>
+          <w:tab w:val="num" w:pos="4320"/>
+        </w:tabs>
+        <w:ind w:left="4320" w:hanging="360"/>
+      </w:pPr>
+      <w:rPr>
+        <w:rFonts w:ascii="Wingdings" w:hAnsi="Wingdings" w:hint="default"/>
+        <w:sz w:val="20"/>
+      </w:rPr>
+    </w:lvl>
+    <w:lvl w:ilvl="6" w:tentative="1">
+      <w:start w:val="1"/>
+      <w:numFmt w:val="bullet"/>
+      <w:lvlText w:val=""/>
+      <w:lvlJc w:val="left"/>
+      <w:pPr>
+        <w:tabs>
+          <w:tab w:val="num" w:pos="5040"/>
+        </w:tabs>
+        <w:ind w:left="5040" w:hanging="360"/>
+      </w:pPr>
+      <w:rPr>
+        <w:rFonts w:ascii="Wingdings" w:hAnsi="Wingdings" w:hint="default"/>
+        <w:sz w:val="20"/>
+      </w:rPr>
+    </w:lvl>
+    <w:lvl w:ilvl="7" w:tentative="1">
+      <w:start w:val="1"/>
+      <w:numFmt w:val="bullet"/>
+      <w:lvlText w:val=""/>
+      <w:lvlJc w:val="left"/>
+      <w:pPr>
+        <w:tabs>
+          <w:tab w:val="num" w:pos="5760"/>
+        </w:tabs>
+        <w:ind w:left="5760" w:hanging="360"/>
+      </w:pPr>
+      <w:rPr>
+        <w:rFonts w:ascii="Wingdings" w:hAnsi="Wingdings" w:hint="default"/>
+        <w:sz w:val="20"/>
+      </w:rPr>
+    </w:lvl>
+    <w:lvl w:ilvl="8" w:tentative="1">
+      <w:start w:val="1"/>
+      <w:numFmt w:val="bullet"/>
+      <w:lvlText w:val=""/>
+      <w:lvlJc w:val="left"/>
+      <w:pPr>
+        <w:tabs>
+          <w:tab w:val="num" w:pos="6480"/>
+        </w:tabs>
+        <w:ind w:left="6480" w:hanging="360"/>
+      </w:pPr>
+      <w:rPr>
+        <w:rFonts w:ascii="Wingdings" w:hAnsi="Wingdings" w:hint="default"/>
+        <w:sz w:val="20"/>
+      </w:rPr>
+    </w:lvl>
+  </w:abstractNum>
+  <w:abstractNum w:abstractNumId="9" w15:restartNumberingAfterBreak="0">
     <w:nsid w:val="31885E40"/>
     <w:multiLevelType w:val="multilevel"/>
     <w:tmpl w:val="FE964DB2"/>
@@ -2982,7 +6398,7 @@
       </w:rPr>
     </w:lvl>
   </w:abstractNum>
-  <w:abstractNum w:abstractNumId="5">
+  <w:abstractNum w:abstractNumId="10" w15:restartNumberingAfterBreak="0">
     <w:nsid w:val="3213318F"/>
     <w:multiLevelType w:val="multilevel"/>
     <w:tmpl w:val="0B12F742"/>
@@ -3131,7 +6547,156 @@
       </w:rPr>
     </w:lvl>
   </w:abstractNum>
-  <w:abstractNum w:abstractNumId="6">
+  <w:abstractNum w:abstractNumId="11" w15:restartNumberingAfterBreak="0">
+    <w:nsid w:val="33E35406"/>
+    <w:multiLevelType w:val="multilevel"/>
+    <w:tmpl w:val="42866B9E"/>
+    <w:lvl w:ilvl="0">
+      <w:start w:val="1"/>
+      <w:numFmt w:val="bullet"/>
+      <w:lvlText w:val=""/>
+      <w:lvlJc w:val="left"/>
+      <w:pPr>
+        <w:tabs>
+          <w:tab w:val="num" w:pos="720"/>
+        </w:tabs>
+        <w:ind w:left="720" w:hanging="360"/>
+      </w:pPr>
+      <w:rPr>
+        <w:rFonts w:ascii="Symbol" w:hAnsi="Symbol" w:hint="default"/>
+        <w:sz w:val="20"/>
+      </w:rPr>
+    </w:lvl>
+    <w:lvl w:ilvl="1" w:tentative="1">
+      <w:start w:val="1"/>
+      <w:numFmt w:val="bullet"/>
+      <w:lvlText w:val="o"/>
+      <w:lvlJc w:val="left"/>
+      <w:pPr>
+        <w:tabs>
+          <w:tab w:val="num" w:pos="1440"/>
+        </w:tabs>
+        <w:ind w:left="1440" w:hanging="360"/>
+      </w:pPr>
+      <w:rPr>
+        <w:rFonts w:ascii="Courier New" w:hAnsi="Courier New" w:hint="default"/>
+        <w:sz w:val="20"/>
+      </w:rPr>
+    </w:lvl>
+    <w:lvl w:ilvl="2" w:tentative="1">
+      <w:start w:val="1"/>
+      <w:numFmt w:val="bullet"/>
+      <w:lvlText w:val=""/>
+      <w:lvlJc w:val="left"/>
+      <w:pPr>
+        <w:tabs>
+          <w:tab w:val="num" w:pos="2160"/>
+        </w:tabs>
+        <w:ind w:left="2160" w:hanging="360"/>
+      </w:pPr>
+      <w:rPr>
+        <w:rFonts w:ascii="Wingdings" w:hAnsi="Wingdings" w:hint="default"/>
+        <w:sz w:val="20"/>
+      </w:rPr>
+    </w:lvl>
+    <w:lvl w:ilvl="3" w:tentative="1">
+      <w:start w:val="1"/>
+      <w:numFmt w:val="bullet"/>
+      <w:lvlText w:val=""/>
+      <w:lvlJc w:val="left"/>
+      <w:pPr>
+        <w:tabs>
+          <w:tab w:val="num" w:pos="2880"/>
+        </w:tabs>
+        <w:ind w:left="2880" w:hanging="360"/>
+      </w:pPr>
+      <w:rPr>
+        <w:rFonts w:ascii="Wingdings" w:hAnsi="Wingdings" w:hint="default"/>
+        <w:sz w:val="20"/>
+      </w:rPr>
+    </w:lvl>
+    <w:lvl w:ilvl="4" w:tentative="1">
+      <w:start w:val="1"/>
+      <w:numFmt w:val="bullet"/>
+      <w:lvlText w:val=""/>
+      <w:lvlJc w:val="left"/>
+      <w:pPr>
+        <w:tabs>
+          <w:tab w:val="num" w:pos="3600"/>
+        </w:tabs>
+        <w:ind w:left="3600" w:hanging="360"/>
+      </w:pPr>
+      <w:rPr>
+        <w:rFonts w:ascii="Wingdings" w:hAnsi="Wingdings" w:hint="default"/>
+        <w:sz w:val="20"/>
+      </w:rPr>
+    </w:lvl>
+    <w:lvl w:ilvl="5" w:tentative="1">
+      <w:start w:val="1"/>
+      <w:numFmt w:val="bullet"/>
+      <w:lvlText w:val=""/>
+      <w:lvlJc w:val="left"/>
+      <w:pPr>
+        <w:tabs>
+          <w:tab w:val="num" w:pos="4320"/>
+        </w:tabs>
+        <w:ind w:left="4320" w:hanging="360"/>
+      </w:pPr>
+      <w:rPr>
+        <w:rFonts w:ascii="Wingdings" w:hAnsi="Wingdings" w:hint="default"/>
+        <w:sz w:val="20"/>
+      </w:rPr>
+    </w:lvl>
+    <w:lvl w:ilvl="6" w:tentative="1">
+      <w:start w:val="1"/>
+      <w:numFmt w:val="bullet"/>
+      <w:lvlText w:val=""/>
+      <w:lvlJc w:val="left"/>
+      <w:pPr>
+        <w:tabs>
+          <w:tab w:val="num" w:pos="5040"/>
+        </w:tabs>
+        <w:ind w:left="5040" w:hanging="360"/>
+      </w:pPr>
+      <w:rPr>
+        <w:rFonts w:ascii="Wingdings" w:hAnsi="Wingdings" w:hint="default"/>
+        <w:sz w:val="20"/>
+      </w:rPr>
+    </w:lvl>
+    <w:lvl w:ilvl="7" w:tentative="1">
+      <w:start w:val="1"/>
+      <w:numFmt w:val="bullet"/>
+      <w:lvlText w:val=""/>
+      <w:lvlJc w:val="left"/>
+      <w:pPr>
+        <w:tabs>
+          <w:tab w:val="num" w:pos="5760"/>
+        </w:tabs>
+        <w:ind w:left="5760" w:hanging="360"/>
+      </w:pPr>
+      <w:rPr>
+        <w:rFonts w:ascii="Wingdings" w:hAnsi="Wingdings" w:hint="default"/>
+        <w:sz w:val="20"/>
+      </w:rPr>
+    </w:lvl>
+    <w:lvl w:ilvl="8" w:tentative="1">
+      <w:start w:val="1"/>
+      <w:numFmt w:val="bullet"/>
+      <w:lvlText w:val=""/>
+      <w:lvlJc w:val="left"/>
+      <w:pPr>
+        <w:tabs>
+          <w:tab w:val="num" w:pos="6480"/>
+        </w:tabs>
+        <w:ind w:left="6480" w:hanging="360"/>
+      </w:pPr>
+      <w:rPr>
+        <w:rFonts w:ascii="Wingdings" w:hAnsi="Wingdings" w:hint="default"/>
+        <w:sz w:val="20"/>
+      </w:rPr>
+    </w:lvl>
+  </w:abstractNum>
+  <w:abstractNum w:abstractNumId="12" w15:restartNumberingAfterBreak="0">
     <w:nsid w:val="354D1BEA"/>
     <w:multiLevelType w:val="hybridMultilevel"/>
     <w:tmpl w:val="2FF89804"/>
@@ -3221,7 +6786,864 @@
       </w:pPr>
     </w:lvl>
   </w:abstractNum>
-  <w:abstractNum w:abstractNumId="7">
+  <w:abstractNum w:abstractNumId="13" w15:restartNumberingAfterBreak="0">
+    <w:nsid w:val="379E6824"/>
+    <w:multiLevelType w:val="multilevel"/>
+    <w:tmpl w:val="EFB46780"/>
+    <w:lvl w:ilvl="0">
+      <w:start w:val="1"/>
+      <w:numFmt w:val="bullet"/>
+      <w:lvlText w:val=""/>
+      <w:lvlJc w:val="left"/>
+      <w:pPr>
+        <w:tabs>
+          <w:tab w:val="num" w:pos="720"/>
+        </w:tabs>
+        <w:ind w:left="720" w:hanging="360"/>
+      </w:pPr>
+      <w:rPr>
+        <w:rFonts w:ascii="Symbol" w:hAnsi="Symbol" w:hint="default"/>
+        <w:sz w:val="20"/>
+      </w:rPr>
+    </w:lvl>
+    <w:lvl w:ilvl="1" w:tentative="1">
+      <w:start w:val="1"/>
+      <w:numFmt w:val="bullet"/>
+      <w:lvlText w:val="o"/>
+      <w:lvlJc w:val="left"/>
+      <w:pPr>
+        <w:tabs>
+          <w:tab w:val="num" w:pos="1440"/>
+        </w:tabs>
+        <w:ind w:left="1440" w:hanging="360"/>
+      </w:pPr>
+      <w:rPr>
+        <w:rFonts w:ascii="Courier New" w:hAnsi="Courier New" w:hint="default"/>
+        <w:sz w:val="20"/>
+      </w:rPr>
+    </w:lvl>
+    <w:lvl w:ilvl="2" w:tentative="1">
+      <w:start w:val="1"/>
+      <w:numFmt w:val="bullet"/>
+      <w:lvlText w:val=""/>
+      <w:lvlJc w:val="left"/>
+      <w:pPr>
+        <w:tabs>
+          <w:tab w:val="num" w:pos="2160"/>
+        </w:tabs>
+        <w:ind w:left="2160" w:hanging="360"/>
+      </w:pPr>
+      <w:rPr>
+        <w:rFonts w:ascii="Wingdings" w:hAnsi="Wingdings" w:hint="default"/>
+        <w:sz w:val="20"/>
+      </w:rPr>
+    </w:lvl>
+    <w:lvl w:ilvl="3" w:tentative="1">
+      <w:start w:val="1"/>
+      <w:numFmt w:val="bullet"/>
+      <w:lvlText w:val=""/>
+      <w:lvlJc w:val="left"/>
+      <w:pPr>
+        <w:tabs>
+          <w:tab w:val="num" w:pos="2880"/>
+        </w:tabs>
+        <w:ind w:left="2880" w:hanging="360"/>
+      </w:pPr>
+      <w:rPr>
+        <w:rFonts w:ascii="Wingdings" w:hAnsi="Wingdings" w:hint="default"/>
+        <w:sz w:val="20"/>
+      </w:rPr>
+    </w:lvl>
+    <w:lvl w:ilvl="4" w:tentative="1">
+      <w:start w:val="1"/>
+      <w:numFmt w:val="bullet"/>
+      <w:lvlText w:val=""/>
+      <w:lvlJc w:val="left"/>
+      <w:pPr>
+        <w:tabs>
+          <w:tab w:val="num" w:pos="3600"/>
+        </w:tabs>
+        <w:ind w:left="3600" w:hanging="360"/>
+      </w:pPr>
+      <w:rPr>
+        <w:rFonts w:ascii="Wingdings" w:hAnsi="Wingdings" w:hint="default"/>
+        <w:sz w:val="20"/>
+      </w:rPr>
+    </w:lvl>
+    <w:lvl w:ilvl="5" w:tentative="1">
+      <w:start w:val="1"/>
+      <w:numFmt w:val="bullet"/>
+      <w:lvlText w:val=""/>
+      <w:lvlJc w:val="left"/>
+      <w:pPr>
+        <w:tabs>
+          <w:tab w:val="num" w:pos="4320"/>
+        </w:tabs>
+        <w:ind w:left="4320" w:hanging="360"/>
+      </w:pPr>
+      <w:rPr>
+        <w:rFonts w:ascii="Wingdings" w:hAnsi="Wingdings" w:hint="default"/>
+        <w:sz w:val="20"/>
+      </w:rPr>
+    </w:lvl>
+    <w:lvl w:ilvl="6" w:tentative="1">
+      <w:start w:val="1"/>
+      <w:numFmt w:val="bullet"/>
+      <w:lvlText w:val=""/>
+      <w:lvlJc w:val="left"/>
+      <w:pPr>
+        <w:tabs>
+          <w:tab w:val="num" w:pos="5040"/>
+        </w:tabs>
+        <w:ind w:left="5040" w:hanging="360"/>
+      </w:pPr>
+      <w:rPr>
+        <w:rFonts w:ascii="Wingdings" w:hAnsi="Wingdings" w:hint="default"/>
+        <w:sz w:val="20"/>
+      </w:rPr>
+    </w:lvl>
+    <w:lvl w:ilvl="7" w:tentative="1">
+      <w:start w:val="1"/>
+      <w:numFmt w:val="bullet"/>
+      <w:lvlText w:val=""/>
+      <w:lvlJc w:val="left"/>
+      <w:pPr>
+        <w:tabs>
+          <w:tab w:val="num" w:pos="5760"/>
+        </w:tabs>
+        <w:ind w:left="5760" w:hanging="360"/>
+      </w:pPr>
+      <w:rPr>
+        <w:rFonts w:ascii="Wingdings" w:hAnsi="Wingdings" w:hint="default"/>
+        <w:sz w:val="20"/>
+      </w:rPr>
+    </w:lvl>
+    <w:lvl w:ilvl="8" w:tentative="1">
+      <w:start w:val="1"/>
+      <w:numFmt w:val="bullet"/>
+      <w:lvlText w:val=""/>
+      <w:lvlJc w:val="left"/>
+      <w:pPr>
+        <w:tabs>
+          <w:tab w:val="num" w:pos="6480"/>
+        </w:tabs>
+        <w:ind w:left="6480" w:hanging="360"/>
+      </w:pPr>
+      <w:rPr>
+        <w:rFonts w:ascii="Wingdings" w:hAnsi="Wingdings" w:hint="default"/>
+        <w:sz w:val="20"/>
+      </w:rPr>
+    </w:lvl>
+  </w:abstractNum>
+  <w:abstractNum w:abstractNumId="14" w15:restartNumberingAfterBreak="0">
+    <w:nsid w:val="383F0B22"/>
+    <w:multiLevelType w:val="multilevel"/>
+    <w:tmpl w:val="B5BA25B8"/>
+    <w:lvl w:ilvl="0">
+      <w:start w:val="1"/>
+      <w:numFmt w:val="bullet"/>
+      <w:lvlText w:val=""/>
+      <w:lvlJc w:val="left"/>
+      <w:pPr>
+        <w:tabs>
+          <w:tab w:val="num" w:pos="720"/>
+        </w:tabs>
+        <w:ind w:left="720" w:hanging="360"/>
+      </w:pPr>
+      <w:rPr>
+        <w:rFonts w:ascii="Symbol" w:hAnsi="Symbol" w:hint="default"/>
+        <w:sz w:val="20"/>
+      </w:rPr>
+    </w:lvl>
+    <w:lvl w:ilvl="1" w:tentative="1">
+      <w:start w:val="1"/>
+      <w:numFmt w:val="bullet"/>
+      <w:lvlText w:val="o"/>
+      <w:lvlJc w:val="left"/>
+      <w:pPr>
+        <w:tabs>
+          <w:tab w:val="num" w:pos="1440"/>
+        </w:tabs>
+        <w:ind w:left="1440" w:hanging="360"/>
+      </w:pPr>
+      <w:rPr>
+        <w:rFonts w:ascii="Courier New" w:hAnsi="Courier New" w:hint="default"/>
+        <w:sz w:val="20"/>
+      </w:rPr>
+    </w:lvl>
+    <w:lvl w:ilvl="2" w:tentative="1">
+      <w:start w:val="1"/>
+      <w:numFmt w:val="bullet"/>
+      <w:lvlText w:val=""/>
+      <w:lvlJc w:val="left"/>
+      <w:pPr>
+        <w:tabs>
+          <w:tab w:val="num" w:pos="2160"/>
+        </w:tabs>
+        <w:ind w:left="2160" w:hanging="360"/>
+      </w:pPr>
+      <w:rPr>
+        <w:rFonts w:ascii="Wingdings" w:hAnsi="Wingdings" w:hint="default"/>
+        <w:sz w:val="20"/>
+      </w:rPr>
+    </w:lvl>
+    <w:lvl w:ilvl="3" w:tentative="1">
+      <w:start w:val="1"/>
+      <w:numFmt w:val="bullet"/>
+      <w:lvlText w:val=""/>
+      <w:lvlJc w:val="left"/>
+      <w:pPr>
+        <w:tabs>
+          <w:tab w:val="num" w:pos="2880"/>
+        </w:tabs>
+        <w:ind w:left="2880" w:hanging="360"/>
+      </w:pPr>
+      <w:rPr>
+        <w:rFonts w:ascii="Wingdings" w:hAnsi="Wingdings" w:hint="default"/>
+        <w:sz w:val="20"/>
+      </w:rPr>
+    </w:lvl>
+    <w:lvl w:ilvl="4" w:tentative="1">
+      <w:start w:val="1"/>
+      <w:numFmt w:val="bullet"/>
+      <w:lvlText w:val=""/>
+      <w:lvlJc w:val="left"/>
+      <w:pPr>
+        <w:tabs>
+          <w:tab w:val="num" w:pos="3600"/>
+        </w:tabs>
+        <w:ind w:left="3600" w:hanging="360"/>
+      </w:pPr>
+      <w:rPr>
+        <w:rFonts w:ascii="Wingdings" w:hAnsi="Wingdings" w:hint="default"/>
+        <w:sz w:val="20"/>
+      </w:rPr>
+    </w:lvl>
+    <w:lvl w:ilvl="5" w:tentative="1">
+      <w:start w:val="1"/>
+      <w:numFmt w:val="bullet"/>
+      <w:lvlText w:val=""/>
+      <w:lvlJc w:val="left"/>
+      <w:pPr>
+        <w:tabs>
+          <w:tab w:val="num" w:pos="4320"/>
+        </w:tabs>
+        <w:ind w:left="4320" w:hanging="360"/>
+      </w:pPr>
+      <w:rPr>
+        <w:rFonts w:ascii="Wingdings" w:hAnsi="Wingdings" w:hint="default"/>
+        <w:sz w:val="20"/>
+      </w:rPr>
+    </w:lvl>
+    <w:lvl w:ilvl="6" w:tentative="1">
+      <w:start w:val="1"/>
+      <w:numFmt w:val="bullet"/>
+      <w:lvlText w:val=""/>
+      <w:lvlJc w:val="left"/>
+      <w:pPr>
+        <w:tabs>
+          <w:tab w:val="num" w:pos="5040"/>
+        </w:tabs>
+        <w:ind w:left="5040" w:hanging="360"/>
+      </w:pPr>
+      <w:rPr>
+        <w:rFonts w:ascii="Wingdings" w:hAnsi="Wingdings" w:hint="default"/>
+        <w:sz w:val="20"/>
+      </w:rPr>
+    </w:lvl>
+    <w:lvl w:ilvl="7" w:tentative="1">
+      <w:start w:val="1"/>
+      <w:numFmt w:val="bullet"/>
+      <w:lvlText w:val=""/>
+      <w:lvlJc w:val="left"/>
+      <w:pPr>
+        <w:tabs>
+          <w:tab w:val="num" w:pos="5760"/>
+        </w:tabs>
+        <w:ind w:left="5760" w:hanging="360"/>
+      </w:pPr>
+      <w:rPr>
+        <w:rFonts w:ascii="Wingdings" w:hAnsi="Wingdings" w:hint="default"/>
+        <w:sz w:val="20"/>
+      </w:rPr>
+    </w:lvl>
+    <w:lvl w:ilvl="8" w:tentative="1">
+      <w:start w:val="1"/>
+      <w:numFmt w:val="bullet"/>
+      <w:lvlText w:val=""/>
+      <w:lvlJc w:val="left"/>
+      <w:pPr>
+        <w:tabs>
+          <w:tab w:val="num" w:pos="6480"/>
+        </w:tabs>
+        <w:ind w:left="6480" w:hanging="360"/>
+      </w:pPr>
+      <w:rPr>
+        <w:rFonts w:ascii="Wingdings" w:hAnsi="Wingdings" w:hint="default"/>
+        <w:sz w:val="20"/>
+      </w:rPr>
+    </w:lvl>
+  </w:abstractNum>
+  <w:abstractNum w:abstractNumId="15" w15:restartNumberingAfterBreak="0">
+    <w:nsid w:val="3C861231"/>
+    <w:multiLevelType w:val="multilevel"/>
+    <w:tmpl w:val="291429A2"/>
+    <w:lvl w:ilvl="0">
+      <w:start w:val="1"/>
+      <w:numFmt w:val="bullet"/>
+      <w:lvlText w:val=""/>
+      <w:lvlJc w:val="left"/>
+      <w:pPr>
+        <w:tabs>
+          <w:tab w:val="num" w:pos="720"/>
+        </w:tabs>
+        <w:ind w:left="720" w:hanging="360"/>
+      </w:pPr>
+      <w:rPr>
+        <w:rFonts w:ascii="Symbol" w:hAnsi="Symbol" w:hint="default"/>
+        <w:sz w:val="20"/>
+      </w:rPr>
+    </w:lvl>
+    <w:lvl w:ilvl="1" w:tentative="1">
+      <w:start w:val="1"/>
+      <w:numFmt w:val="bullet"/>
+      <w:lvlText w:val="o"/>
+      <w:lvlJc w:val="left"/>
+      <w:pPr>
+        <w:tabs>
+          <w:tab w:val="num" w:pos="1440"/>
+        </w:tabs>
+        <w:ind w:left="1440" w:hanging="360"/>
+      </w:pPr>
+      <w:rPr>
+        <w:rFonts w:ascii="Courier New" w:hAnsi="Courier New" w:hint="default"/>
+        <w:sz w:val="20"/>
+      </w:rPr>
+    </w:lvl>
+    <w:lvl w:ilvl="2" w:tentative="1">
+      <w:start w:val="1"/>
+      <w:numFmt w:val="bullet"/>
+      <w:lvlText w:val=""/>
+      <w:lvlJc w:val="left"/>
+      <w:pPr>
+        <w:tabs>
+          <w:tab w:val="num" w:pos="2160"/>
+        </w:tabs>
+        <w:ind w:left="2160" w:hanging="360"/>
+      </w:pPr>
+      <w:rPr>
+        <w:rFonts w:ascii="Wingdings" w:hAnsi="Wingdings" w:hint="default"/>
+        <w:sz w:val="20"/>
+      </w:rPr>
+    </w:lvl>
+    <w:lvl w:ilvl="3" w:tentative="1">
+      <w:start w:val="1"/>
+      <w:numFmt w:val="bullet"/>
+      <w:lvlText w:val=""/>
+      <w:lvlJc w:val="left"/>
+      <w:pPr>
+        <w:tabs>
+          <w:tab w:val="num" w:pos="2880"/>
+        </w:tabs>
+        <w:ind w:left="2880" w:hanging="360"/>
+      </w:pPr>
+      <w:rPr>
+        <w:rFonts w:ascii="Wingdings" w:hAnsi="Wingdings" w:hint="default"/>
+        <w:sz w:val="20"/>
+      </w:rPr>
+    </w:lvl>
+    <w:lvl w:ilvl="4" w:tentative="1">
+      <w:start w:val="1"/>
+      <w:numFmt w:val="bullet"/>
+      <w:lvlText w:val=""/>
+      <w:lvlJc w:val="left"/>
+      <w:pPr>
+        <w:tabs>
+          <w:tab w:val="num" w:pos="3600"/>
+        </w:tabs>
+        <w:ind w:left="3600" w:hanging="360"/>
+      </w:pPr>
+      <w:rPr>
+        <w:rFonts w:ascii="Wingdings" w:hAnsi="Wingdings" w:hint="default"/>
+        <w:sz w:val="20"/>
+      </w:rPr>
+    </w:lvl>
+    <w:lvl w:ilvl="5" w:tentative="1">
+      <w:start w:val="1"/>
+      <w:numFmt w:val="bullet"/>
+      <w:lvlText w:val=""/>
+      <w:lvlJc w:val="left"/>
+      <w:pPr>
+        <w:tabs>
+          <w:tab w:val="num" w:pos="4320"/>
+        </w:tabs>
+        <w:ind w:left="4320" w:hanging="360"/>
+      </w:pPr>
+      <w:rPr>
+        <w:rFonts w:ascii="Wingdings" w:hAnsi="Wingdings" w:hint="default"/>
+        <w:sz w:val="20"/>
+      </w:rPr>
+    </w:lvl>
+    <w:lvl w:ilvl="6" w:tentative="1">
+      <w:start w:val="1"/>
+      <w:numFmt w:val="bullet"/>
+      <w:lvlText w:val=""/>
+      <w:lvlJc w:val="left"/>
+      <w:pPr>
+        <w:tabs>
+          <w:tab w:val="num" w:pos="5040"/>
+        </w:tabs>
+        <w:ind w:left="5040" w:hanging="360"/>
+      </w:pPr>
+      <w:rPr>
+        <w:rFonts w:ascii="Wingdings" w:hAnsi="Wingdings" w:hint="default"/>
+        <w:sz w:val="20"/>
+      </w:rPr>
+    </w:lvl>
+    <w:lvl w:ilvl="7" w:tentative="1">
+      <w:start w:val="1"/>
+      <w:numFmt w:val="bullet"/>
+      <w:lvlText w:val=""/>
+      <w:lvlJc w:val="left"/>
+      <w:pPr>
+        <w:tabs>
+          <w:tab w:val="num" w:pos="5760"/>
+        </w:tabs>
+        <w:ind w:left="5760" w:hanging="360"/>
+      </w:pPr>
+      <w:rPr>
+        <w:rFonts w:ascii="Wingdings" w:hAnsi="Wingdings" w:hint="default"/>
+        <w:sz w:val="20"/>
+      </w:rPr>
+    </w:lvl>
+    <w:lvl w:ilvl="8" w:tentative="1">
+      <w:start w:val="1"/>
+      <w:numFmt w:val="bullet"/>
+      <w:lvlText w:val=""/>
+      <w:lvlJc w:val="left"/>
+      <w:pPr>
+        <w:tabs>
+          <w:tab w:val="num" w:pos="6480"/>
+        </w:tabs>
+        <w:ind w:left="6480" w:hanging="360"/>
+      </w:pPr>
+      <w:rPr>
+        <w:rFonts w:ascii="Wingdings" w:hAnsi="Wingdings" w:hint="default"/>
+        <w:sz w:val="20"/>
+      </w:rPr>
+    </w:lvl>
+  </w:abstractNum>
+  <w:abstractNum w:abstractNumId="16" w15:restartNumberingAfterBreak="0">
+    <w:nsid w:val="3FC942E3"/>
+    <w:multiLevelType w:val="hybridMultilevel"/>
+    <w:tmpl w:val="5EEC1636"/>
+    <w:lvl w:ilvl="0" w:tplc="28C6B69E">
+      <w:numFmt w:val="bullet"/>
+      <w:lvlText w:val="-"/>
+      <w:lvlJc w:val="left"/>
+      <w:pPr>
+        <w:ind w:left="720" w:hanging="360"/>
+      </w:pPr>
+      <w:rPr>
+        <w:rFonts w:ascii="Times New Roman" w:eastAsiaTheme="minorEastAsia" w:hAnsi="Times New Roman" w:cs="Times New Roman" w:hint="default"/>
+      </w:rPr>
+    </w:lvl>
+    <w:lvl w:ilvl="1" w:tplc="04090003" w:tentative="1">
+      <w:start w:val="1"/>
+      <w:numFmt w:val="bullet"/>
+      <w:lvlText w:val="o"/>
+      <w:lvlJc w:val="left"/>
+      <w:pPr>
+        <w:ind w:left="1440" w:hanging="360"/>
+      </w:pPr>
+      <w:rPr>
+        <w:rFonts w:ascii="Courier New" w:hAnsi="Courier New" w:cs="Courier New" w:hint="default"/>
+      </w:rPr>
+    </w:lvl>
+    <w:lvl w:ilvl="2" w:tplc="04090005" w:tentative="1">
+      <w:start w:val="1"/>
+      <w:numFmt w:val="bullet"/>
+      <w:lvlText w:val=""/>
+      <w:lvlJc w:val="left"/>
+      <w:pPr>
+        <w:ind w:left="2160" w:hanging="360"/>
+      </w:pPr>
+      <w:rPr>
+        <w:rFonts w:ascii="Wingdings" w:hAnsi="Wingdings" w:hint="default"/>
+      </w:rPr>
+    </w:lvl>
+    <w:lvl w:ilvl="3" w:tplc="04090001" w:tentative="1">
+      <w:start w:val="1"/>
+      <w:numFmt w:val="bullet"/>
+      <w:lvlText w:val=""/>
+      <w:lvlJc w:val="left"/>
+      <w:pPr>
+        <w:ind w:left="2880" w:hanging="360"/>
+      </w:pPr>
+      <w:rPr>
+        <w:rFonts w:ascii="Symbol" w:hAnsi="Symbol" w:hint="default"/>
+      </w:rPr>
+    </w:lvl>
+    <w:lvl w:ilvl="4" w:tplc="04090003" w:tentative="1">
+      <w:start w:val="1"/>
+      <w:numFmt w:val="bullet"/>
+      <w:lvlText w:val="o"/>
+      <w:lvlJc w:val="left"/>
+      <w:pPr>
+        <w:ind w:left="3600" w:hanging="360"/>
+      </w:pPr>
+      <w:rPr>
+        <w:rFonts w:ascii="Courier New" w:hAnsi="Courier New" w:cs="Courier New" w:hint="default"/>
+      </w:rPr>
+    </w:lvl>
+    <w:lvl w:ilvl="5" w:tplc="04090005" w:tentative="1">
+      <w:start w:val="1"/>
+      <w:numFmt w:val="bullet"/>
+      <w:lvlText w:val=""/>
+      <w:lvlJc w:val="left"/>
+      <w:pPr>
+        <w:ind w:left="4320" w:hanging="360"/>
+      </w:pPr>
+      <w:rPr>
+        <w:rFonts w:ascii="Wingdings" w:hAnsi="Wingdings" w:hint="default"/>
+      </w:rPr>
+    </w:lvl>
+    <w:lvl w:ilvl="6" w:tplc="04090001" w:tentative="1">
+      <w:start w:val="1"/>
+      <w:numFmt w:val="bullet"/>
+      <w:lvlText w:val=""/>
+      <w:lvlJc w:val="left"/>
+      <w:pPr>
+        <w:ind w:left="5040" w:hanging="360"/>
+      </w:pPr>
+      <w:rPr>
+        <w:rFonts w:ascii="Symbol" w:hAnsi="Symbol" w:hint="default"/>
+      </w:rPr>
+    </w:lvl>
+    <w:lvl w:ilvl="7" w:tplc="04090003" w:tentative="1">
+      <w:start w:val="1"/>
+      <w:numFmt w:val="bullet"/>
+      <w:lvlText w:val="o"/>
+      <w:lvlJc w:val="left"/>
+      <w:pPr>
+        <w:ind w:left="5760" w:hanging="360"/>
+      </w:pPr>
+      <w:rPr>
+        <w:rFonts w:ascii="Courier New" w:hAnsi="Courier New" w:cs="Courier New" w:hint="default"/>
+      </w:rPr>
+    </w:lvl>
+    <w:lvl w:ilvl="8" w:tplc="04090005" w:tentative="1">
+      <w:start w:val="1"/>
+      <w:numFmt w:val="bullet"/>
+      <w:lvlText w:val=""/>
+      <w:lvlJc w:val="left"/>
+      <w:pPr>
+        <w:ind w:left="6480" w:hanging="360"/>
+      </w:pPr>
+      <w:rPr>
+        <w:rFonts w:ascii="Wingdings" w:hAnsi="Wingdings" w:hint="default"/>
+      </w:rPr>
+    </w:lvl>
+  </w:abstractNum>
+  <w:abstractNum w:abstractNumId="17" w15:restartNumberingAfterBreak="0">
+    <w:nsid w:val="410F1D5F"/>
+    <w:multiLevelType w:val="multilevel"/>
+    <w:tmpl w:val="F9200300"/>
+    <w:lvl w:ilvl="0">
+      <w:start w:val="1"/>
+      <w:numFmt w:val="bullet"/>
+      <w:lvlText w:val=""/>
+      <w:lvlJc w:val="left"/>
+      <w:pPr>
+        <w:tabs>
+          <w:tab w:val="num" w:pos="720"/>
+        </w:tabs>
+        <w:ind w:left="720" w:hanging="360"/>
+      </w:pPr>
+      <w:rPr>
+        <w:rFonts w:ascii="Symbol" w:hAnsi="Symbol" w:hint="default"/>
+        <w:sz w:val="20"/>
+      </w:rPr>
+    </w:lvl>
+    <w:lvl w:ilvl="1" w:tentative="1">
+      <w:start w:val="1"/>
+      <w:numFmt w:val="bullet"/>
+      <w:lvlText w:val="o"/>
+      <w:lvlJc w:val="left"/>
+      <w:pPr>
+        <w:tabs>
+          <w:tab w:val="num" w:pos="1440"/>
+        </w:tabs>
+        <w:ind w:left="1440" w:hanging="360"/>
+      </w:pPr>
+      <w:rPr>
+        <w:rFonts w:ascii="Courier New" w:hAnsi="Courier New" w:hint="default"/>
+        <w:sz w:val="20"/>
+      </w:rPr>
+    </w:lvl>
+    <w:lvl w:ilvl="2" w:tentative="1">
+      <w:start w:val="1"/>
+      <w:numFmt w:val="bullet"/>
+      <w:lvlText w:val=""/>
+      <w:lvlJc w:val="left"/>
+      <w:pPr>
+        <w:tabs>
+          <w:tab w:val="num" w:pos="2160"/>
+        </w:tabs>
+        <w:ind w:left="2160" w:hanging="360"/>
+      </w:pPr>
+      <w:rPr>
+        <w:rFonts w:ascii="Wingdings" w:hAnsi="Wingdings" w:hint="default"/>
+        <w:sz w:val="20"/>
+      </w:rPr>
+    </w:lvl>
+    <w:lvl w:ilvl="3" w:tentative="1">
+      <w:start w:val="1"/>
+      <w:numFmt w:val="bullet"/>
+      <w:lvlText w:val=""/>
+      <w:lvlJc w:val="left"/>
+      <w:pPr>
+        <w:tabs>
+          <w:tab w:val="num" w:pos="2880"/>
+        </w:tabs>
+        <w:ind w:left="2880" w:hanging="360"/>
+      </w:pPr>
+      <w:rPr>
+        <w:rFonts w:ascii="Wingdings" w:hAnsi="Wingdings" w:hint="default"/>
+        <w:sz w:val="20"/>
+      </w:rPr>
+    </w:lvl>
+    <w:lvl w:ilvl="4" w:tentative="1">
+      <w:start w:val="1"/>
+      <w:numFmt w:val="bullet"/>
+      <w:lvlText w:val=""/>
+      <w:lvlJc w:val="left"/>
+      <w:pPr>
+        <w:tabs>
+          <w:tab w:val="num" w:pos="3600"/>
+        </w:tabs>
+        <w:ind w:left="3600" w:hanging="360"/>
+      </w:pPr>
+      <w:rPr>
+        <w:rFonts w:ascii="Wingdings" w:hAnsi="Wingdings" w:hint="default"/>
+        <w:sz w:val="20"/>
+      </w:rPr>
+    </w:lvl>
+    <w:lvl w:ilvl="5" w:tentative="1">
+      <w:start w:val="1"/>
+      <w:numFmt w:val="bullet"/>
+      <w:lvlText w:val=""/>
+      <w:lvlJc w:val="left"/>
+      <w:pPr>
+        <w:tabs>
+          <w:tab w:val="num" w:pos="4320"/>
+        </w:tabs>
+        <w:ind w:left="4320" w:hanging="360"/>
+      </w:pPr>
+      <w:rPr>
+        <w:rFonts w:ascii="Wingdings" w:hAnsi="Wingdings" w:hint="default"/>
+        <w:sz w:val="20"/>
+      </w:rPr>
+    </w:lvl>
+    <w:lvl w:ilvl="6" w:tentative="1">
+      <w:start w:val="1"/>
+      <w:numFmt w:val="bullet"/>
+      <w:lvlText w:val=""/>
+      <w:lvlJc w:val="left"/>
+      <w:pPr>
+        <w:tabs>
+          <w:tab w:val="num" w:pos="5040"/>
+        </w:tabs>
+        <w:ind w:left="5040" w:hanging="360"/>
+      </w:pPr>
+      <w:rPr>
+        <w:rFonts w:ascii="Wingdings" w:hAnsi="Wingdings" w:hint="default"/>
+        <w:sz w:val="20"/>
+      </w:rPr>
+    </w:lvl>
+    <w:lvl w:ilvl="7" w:tentative="1">
+      <w:start w:val="1"/>
+      <w:numFmt w:val="bullet"/>
+      <w:lvlText w:val=""/>
+      <w:lvlJc w:val="left"/>
+      <w:pPr>
+        <w:tabs>
+          <w:tab w:val="num" w:pos="5760"/>
+        </w:tabs>
+        <w:ind w:left="5760" w:hanging="360"/>
+      </w:pPr>
+      <w:rPr>
+        <w:rFonts w:ascii="Wingdings" w:hAnsi="Wingdings" w:hint="default"/>
+        <w:sz w:val="20"/>
+      </w:rPr>
+    </w:lvl>
+    <w:lvl w:ilvl="8" w:tentative="1">
+      <w:start w:val="1"/>
+      <w:numFmt w:val="bullet"/>
+      <w:lvlText w:val=""/>
+      <w:lvlJc w:val="left"/>
+      <w:pPr>
+        <w:tabs>
+          <w:tab w:val="num" w:pos="6480"/>
+        </w:tabs>
+        <w:ind w:left="6480" w:hanging="360"/>
+      </w:pPr>
+      <w:rPr>
+        <w:rFonts w:ascii="Wingdings" w:hAnsi="Wingdings" w:hint="default"/>
+        <w:sz w:val="20"/>
+      </w:rPr>
+    </w:lvl>
+  </w:abstractNum>
+  <w:abstractNum w:abstractNumId="18" w15:restartNumberingAfterBreak="0">
+    <w:nsid w:val="41470F86"/>
+    <w:multiLevelType w:val="multilevel"/>
+    <w:tmpl w:val="859E6490"/>
+    <w:lvl w:ilvl="0">
+      <w:start w:val="1"/>
+      <w:numFmt w:val="bullet"/>
+      <w:lvlText w:val=""/>
+      <w:lvlJc w:val="left"/>
+      <w:pPr>
+        <w:tabs>
+          <w:tab w:val="num" w:pos="720"/>
+        </w:tabs>
+        <w:ind w:left="720" w:hanging="360"/>
+      </w:pPr>
+      <w:rPr>
+        <w:rFonts w:ascii="Symbol" w:hAnsi="Symbol" w:hint="default"/>
+        <w:sz w:val="20"/>
+      </w:rPr>
+    </w:lvl>
+    <w:lvl w:ilvl="1" w:tentative="1">
+      <w:start w:val="1"/>
+      <w:numFmt w:val="bullet"/>
+      <w:lvlText w:val="o"/>
+      <w:lvlJc w:val="left"/>
+      <w:pPr>
+        <w:tabs>
+          <w:tab w:val="num" w:pos="1440"/>
+        </w:tabs>
+        <w:ind w:left="1440" w:hanging="360"/>
+      </w:pPr>
+      <w:rPr>
+        <w:rFonts w:ascii="Courier New" w:hAnsi="Courier New" w:hint="default"/>
+        <w:sz w:val="20"/>
+      </w:rPr>
+    </w:lvl>
+    <w:lvl w:ilvl="2" w:tentative="1">
+      <w:start w:val="1"/>
+      <w:numFmt w:val="bullet"/>
+      <w:lvlText w:val=""/>
+      <w:lvlJc w:val="left"/>
+      <w:pPr>
+        <w:tabs>
+          <w:tab w:val="num" w:pos="2160"/>
+        </w:tabs>
+        <w:ind w:left="2160" w:hanging="360"/>
+      </w:pPr>
+      <w:rPr>
+        <w:rFonts w:ascii="Wingdings" w:hAnsi="Wingdings" w:hint="default"/>
+        <w:sz w:val="20"/>
+      </w:rPr>
+    </w:lvl>
+    <w:lvl w:ilvl="3" w:tentative="1">
+      <w:start w:val="1"/>
+      <w:numFmt w:val="bullet"/>
+      <w:lvlText w:val=""/>
+      <w:lvlJc w:val="left"/>
+      <w:pPr>
+        <w:tabs>
+          <w:tab w:val="num" w:pos="2880"/>
+        </w:tabs>
+        <w:ind w:left="2880" w:hanging="360"/>
+      </w:pPr>
+      <w:rPr>
+        <w:rFonts w:ascii="Wingdings" w:hAnsi="Wingdings" w:hint="default"/>
+        <w:sz w:val="20"/>
+      </w:rPr>
+    </w:lvl>
+    <w:lvl w:ilvl="4" w:tentative="1">
+      <w:start w:val="1"/>
+      <w:numFmt w:val="bullet"/>
+      <w:lvlText w:val=""/>
+      <w:lvlJc w:val="left"/>
+      <w:pPr>
+        <w:tabs>
+          <w:tab w:val="num" w:pos="3600"/>
+        </w:tabs>
+        <w:ind w:left="3600" w:hanging="360"/>
+      </w:pPr>
+      <w:rPr>
+        <w:rFonts w:ascii="Wingdings" w:hAnsi="Wingdings" w:hint="default"/>
+        <w:sz w:val="20"/>
+      </w:rPr>
+    </w:lvl>
+    <w:lvl w:ilvl="5" w:tentative="1">
+      <w:start w:val="1"/>
+      <w:numFmt w:val="bullet"/>
+      <w:lvlText w:val=""/>
+      <w:lvlJc w:val="left"/>
+      <w:pPr>
+        <w:tabs>
+          <w:tab w:val="num" w:pos="4320"/>
+        </w:tabs>
+        <w:ind w:left="4320" w:hanging="360"/>
+      </w:pPr>
+      <w:rPr>
+        <w:rFonts w:ascii="Wingdings" w:hAnsi="Wingdings" w:hint="default"/>
+        <w:sz w:val="20"/>
+      </w:rPr>
+    </w:lvl>
+    <w:lvl w:ilvl="6" w:tentative="1">
+      <w:start w:val="1"/>
+      <w:numFmt w:val="bullet"/>
+      <w:lvlText w:val=""/>
+      <w:lvlJc w:val="left"/>
+      <w:pPr>
+        <w:tabs>
+          <w:tab w:val="num" w:pos="5040"/>
+        </w:tabs>
+        <w:ind w:left="5040" w:hanging="360"/>
+      </w:pPr>
+      <w:rPr>
+        <w:rFonts w:ascii="Wingdings" w:hAnsi="Wingdings" w:hint="default"/>
+        <w:sz w:val="20"/>
+      </w:rPr>
+    </w:lvl>
+    <w:lvl w:ilvl="7" w:tentative="1">
+      <w:start w:val="1"/>
+      <w:numFmt w:val="bullet"/>
+      <w:lvlText w:val=""/>
+      <w:lvlJc w:val="left"/>
+      <w:pPr>
+        <w:tabs>
+          <w:tab w:val="num" w:pos="5760"/>
+        </w:tabs>
+        <w:ind w:left="5760" w:hanging="360"/>
+      </w:pPr>
+      <w:rPr>
+        <w:rFonts w:ascii="Wingdings" w:hAnsi="Wingdings" w:hint="default"/>
+        <w:sz w:val="20"/>
+      </w:rPr>
+    </w:lvl>
+    <w:lvl w:ilvl="8" w:tentative="1">
+      <w:start w:val="1"/>
+      <w:numFmt w:val="bullet"/>
+      <w:lvlText w:val=""/>
+      <w:lvlJc w:val="left"/>
+      <w:pPr>
+        <w:tabs>
+          <w:tab w:val="num" w:pos="6480"/>
+        </w:tabs>
+        <w:ind w:left="6480" w:hanging="360"/>
+      </w:pPr>
+      <w:rPr>
+        <w:rFonts w:ascii="Wingdings" w:hAnsi="Wingdings" w:hint="default"/>
+        <w:sz w:val="20"/>
+      </w:rPr>
+    </w:lvl>
+  </w:abstractNum>
+  <w:abstractNum w:abstractNumId="19" w15:restartNumberingAfterBreak="0">
     <w:nsid w:val="47777266"/>
     <w:multiLevelType w:val="hybridMultilevel"/>
     <w:tmpl w:val="1DA49848"/>
@@ -3334,7 +7756,7 @@
       </w:rPr>
     </w:lvl>
   </w:abstractNum>
-  <w:abstractNum w:abstractNumId="8">
+  <w:abstractNum w:abstractNumId="20" w15:restartNumberingAfterBreak="0">
     <w:nsid w:val="4A7A76FC"/>
     <w:multiLevelType w:val="hybridMultilevel"/>
     <w:tmpl w:val="F6385344"/>
@@ -3424,7 +7846,7 @@
       </w:pPr>
     </w:lvl>
   </w:abstractNum>
-  <w:abstractNum w:abstractNumId="9">
+  <w:abstractNum w:abstractNumId="21" w15:restartNumberingAfterBreak="0">
     <w:nsid w:val="4BF13117"/>
     <w:multiLevelType w:val="multilevel"/>
     <w:tmpl w:val="DC44C60A"/>
@@ -3541,7 +7963,7 @@
       </w:pPr>
     </w:lvl>
   </w:abstractNum>
-  <w:abstractNum w:abstractNumId="10">
+  <w:abstractNum w:abstractNumId="22" w15:restartNumberingAfterBreak="0">
     <w:nsid w:val="4C522F92"/>
     <w:multiLevelType w:val="multilevel"/>
     <w:tmpl w:val="5A4EE93C"/>
@@ -3658,7 +8080,156 @@
       </w:pPr>
     </w:lvl>
   </w:abstractNum>
-  <w:abstractNum w:abstractNumId="11">
+  <w:abstractNum w:abstractNumId="23" w15:restartNumberingAfterBreak="0">
+    <w:nsid w:val="4CE377D6"/>
+    <w:multiLevelType w:val="multilevel"/>
+    <w:tmpl w:val="23BA1B56"/>
+    <w:lvl w:ilvl="0">
+      <w:start w:val="1"/>
+      <w:numFmt w:val="bullet"/>
+      <w:lvlText w:val=""/>
+      <w:lvlJc w:val="left"/>
+      <w:pPr>
+        <w:tabs>
+          <w:tab w:val="num" w:pos="720"/>
+        </w:tabs>
+        <w:ind w:left="720" w:hanging="360"/>
+      </w:pPr>
+      <w:rPr>
+        <w:rFonts w:ascii="Symbol" w:hAnsi="Symbol" w:hint="default"/>
+        <w:sz w:val="20"/>
+      </w:rPr>
+    </w:lvl>
+    <w:lvl w:ilvl="1" w:tentative="1">
+      <w:start w:val="1"/>
+      <w:numFmt w:val="bullet"/>
+      <w:lvlText w:val="o"/>
+      <w:lvlJc w:val="left"/>
+      <w:pPr>
+        <w:tabs>
+          <w:tab w:val="num" w:pos="1440"/>
+        </w:tabs>
+        <w:ind w:left="1440" w:hanging="360"/>
+      </w:pPr>
+      <w:rPr>
+        <w:rFonts w:ascii="Courier New" w:hAnsi="Courier New" w:hint="default"/>
+        <w:sz w:val="20"/>
+      </w:rPr>
+    </w:lvl>
+    <w:lvl w:ilvl="2" w:tentative="1">
+      <w:start w:val="1"/>
+      <w:numFmt w:val="bullet"/>
+      <w:lvlText w:val=""/>
+      <w:lvlJc w:val="left"/>
+      <w:pPr>
+        <w:tabs>
+          <w:tab w:val="num" w:pos="2160"/>
+        </w:tabs>
+        <w:ind w:left="2160" w:hanging="360"/>
+      </w:pPr>
+      <w:rPr>
+        <w:rFonts w:ascii="Wingdings" w:hAnsi="Wingdings" w:hint="default"/>
+        <w:sz w:val="20"/>
+      </w:rPr>
+    </w:lvl>
+    <w:lvl w:ilvl="3" w:tentative="1">
+      <w:start w:val="1"/>
+      <w:numFmt w:val="bullet"/>
+      <w:lvlText w:val=""/>
+      <w:lvlJc w:val="left"/>
+      <w:pPr>
+        <w:tabs>
+          <w:tab w:val="num" w:pos="2880"/>
+        </w:tabs>
+        <w:ind w:left="2880" w:hanging="360"/>
+      </w:pPr>
+      <w:rPr>
+        <w:rFonts w:ascii="Wingdings" w:hAnsi="Wingdings" w:hint="default"/>
+        <w:sz w:val="20"/>
+      </w:rPr>
+    </w:lvl>
+    <w:lvl w:ilvl="4" w:tentative="1">
+      <w:start w:val="1"/>
+      <w:numFmt w:val="bullet"/>
+      <w:lvlText w:val=""/>
+      <w:lvlJc w:val="left"/>
+      <w:pPr>
+        <w:tabs>
+          <w:tab w:val="num" w:pos="3600"/>
+        </w:tabs>
+        <w:ind w:left="3600" w:hanging="360"/>
+      </w:pPr>
+      <w:rPr>
+        <w:rFonts w:ascii="Wingdings" w:hAnsi="Wingdings" w:hint="default"/>
+        <w:sz w:val="20"/>
+      </w:rPr>
+    </w:lvl>
+    <w:lvl w:ilvl="5" w:tentative="1">
+      <w:start w:val="1"/>
+      <w:numFmt w:val="bullet"/>
+      <w:lvlText w:val=""/>
+      <w:lvlJc w:val="left"/>
+      <w:pPr>
+        <w:tabs>
+          <w:tab w:val="num" w:pos="4320"/>
+        </w:tabs>
+        <w:ind w:left="4320" w:hanging="360"/>
+      </w:pPr>
+      <w:rPr>
+        <w:rFonts w:ascii="Wingdings" w:hAnsi="Wingdings" w:hint="default"/>
+        <w:sz w:val="20"/>
+      </w:rPr>
+    </w:lvl>
+    <w:lvl w:ilvl="6" w:tentative="1">
+      <w:start w:val="1"/>
+      <w:numFmt w:val="bullet"/>
+      <w:lvlText w:val=""/>
+      <w:lvlJc w:val="left"/>
+      <w:pPr>
+        <w:tabs>
+          <w:tab w:val="num" w:pos="5040"/>
+        </w:tabs>
+        <w:ind w:left="5040" w:hanging="360"/>
+      </w:pPr>
+      <w:rPr>
+        <w:rFonts w:ascii="Wingdings" w:hAnsi="Wingdings" w:hint="default"/>
+        <w:sz w:val="20"/>
+      </w:rPr>
+    </w:lvl>
+    <w:lvl w:ilvl="7" w:tentative="1">
+      <w:start w:val="1"/>
+      <w:numFmt w:val="bullet"/>
+      <w:lvlText w:val=""/>
+      <w:lvlJc w:val="left"/>
+      <w:pPr>
+        <w:tabs>
+          <w:tab w:val="num" w:pos="5760"/>
+        </w:tabs>
+        <w:ind w:left="5760" w:hanging="360"/>
+      </w:pPr>
+      <w:rPr>
+        <w:rFonts w:ascii="Wingdings" w:hAnsi="Wingdings" w:hint="default"/>
+        <w:sz w:val="20"/>
+      </w:rPr>
+    </w:lvl>
+    <w:lvl w:ilvl="8" w:tentative="1">
+      <w:start w:val="1"/>
+      <w:numFmt w:val="bullet"/>
+      <w:lvlText w:val=""/>
+      <w:lvlJc w:val="left"/>
+      <w:pPr>
+        <w:tabs>
+          <w:tab w:val="num" w:pos="6480"/>
+        </w:tabs>
+        <w:ind w:left="6480" w:hanging="360"/>
+      </w:pPr>
+      <w:rPr>
+        <w:rFonts w:ascii="Wingdings" w:hAnsi="Wingdings" w:hint="default"/>
+        <w:sz w:val="20"/>
+      </w:rPr>
+    </w:lvl>
+  </w:abstractNum>
+  <w:abstractNum w:abstractNumId="24" w15:restartNumberingAfterBreak="0">
     <w:nsid w:val="4D7E3260"/>
     <w:multiLevelType w:val="hybridMultilevel"/>
     <w:tmpl w:val="B0DA1686"/>
@@ -3769,7 +8340,7 @@
       </w:rPr>
     </w:lvl>
   </w:abstractNum>
-  <w:abstractNum w:abstractNumId="12">
+  <w:abstractNum w:abstractNumId="25" w15:restartNumberingAfterBreak="0">
     <w:nsid w:val="4FC20DAF"/>
     <w:multiLevelType w:val="multilevel"/>
     <w:tmpl w:val="249A8FA6"/>
@@ -3882,7 +8453,268 @@
       </w:pPr>
     </w:lvl>
   </w:abstractNum>
-  <w:abstractNum w:abstractNumId="13">
+  <w:abstractNum w:abstractNumId="26" w15:restartNumberingAfterBreak="0">
+    <w:nsid w:val="521D6458"/>
+    <w:multiLevelType w:val="multilevel"/>
+    <w:tmpl w:val="A71C508C"/>
+    <w:lvl w:ilvl="0">
+      <w:start w:val="1"/>
+      <w:numFmt w:val="bullet"/>
+      <w:lvlText w:val=""/>
+      <w:lvlJc w:val="left"/>
+      <w:pPr>
+        <w:tabs>
+          <w:tab w:val="num" w:pos="720"/>
+        </w:tabs>
+        <w:ind w:left="720" w:hanging="360"/>
+      </w:pPr>
+      <w:rPr>
+        <w:rFonts w:ascii="Symbol" w:hAnsi="Symbol" w:hint="default"/>
+        <w:sz w:val="20"/>
+      </w:rPr>
+    </w:lvl>
+    <w:lvl w:ilvl="1" w:tentative="1">
+      <w:start w:val="1"/>
+      <w:numFmt w:val="bullet"/>
+      <w:lvlText w:val="o"/>
+      <w:lvlJc w:val="left"/>
+      <w:pPr>
+        <w:tabs>
+          <w:tab w:val="num" w:pos="1440"/>
+        </w:tabs>
+        <w:ind w:left="1440" w:hanging="360"/>
+      </w:pPr>
+      <w:rPr>
+        <w:rFonts w:ascii="Courier New" w:hAnsi="Courier New" w:hint="default"/>
+        <w:sz w:val="20"/>
+      </w:rPr>
+    </w:lvl>
+    <w:lvl w:ilvl="2" w:tentative="1">
+      <w:start w:val="1"/>
+      <w:numFmt w:val="bullet"/>
+      <w:lvlText w:val=""/>
+      <w:lvlJc w:val="left"/>
+      <w:pPr>
+        <w:tabs>
+          <w:tab w:val="num" w:pos="2160"/>
+        </w:tabs>
+        <w:ind w:left="2160" w:hanging="360"/>
+      </w:pPr>
+      <w:rPr>
+        <w:rFonts w:ascii="Wingdings" w:hAnsi="Wingdings" w:hint="default"/>
+        <w:sz w:val="20"/>
+      </w:rPr>
+    </w:lvl>
+    <w:lvl w:ilvl="3" w:tentative="1">
+      <w:start w:val="1"/>
+      <w:numFmt w:val="bullet"/>
+      <w:lvlText w:val=""/>
+      <w:lvlJc w:val="left"/>
+      <w:pPr>
+        <w:tabs>
+          <w:tab w:val="num" w:pos="2880"/>
+        </w:tabs>
+        <w:ind w:left="2880" w:hanging="360"/>
+      </w:pPr>
+      <w:rPr>
+        <w:rFonts w:ascii="Wingdings" w:hAnsi="Wingdings" w:hint="default"/>
+        <w:sz w:val="20"/>
+      </w:rPr>
+    </w:lvl>
+    <w:lvl w:ilvl="4" w:tentative="1">
+      <w:start w:val="1"/>
+      <w:numFmt w:val="bullet"/>
+      <w:lvlText w:val=""/>
+      <w:lvlJc w:val="left"/>
+      <w:pPr>
+        <w:tabs>
+          <w:tab w:val="num" w:pos="3600"/>
+        </w:tabs>
+        <w:ind w:left="3600" w:hanging="360"/>
+      </w:pPr>
+      <w:rPr>
+        <w:rFonts w:ascii="Wingdings" w:hAnsi="Wingdings" w:hint="default"/>
+        <w:sz w:val="20"/>
+      </w:rPr>
+    </w:lvl>
+    <w:lvl w:ilvl="5" w:tentative="1">
+      <w:start w:val="1"/>
+      <w:numFmt w:val="bullet"/>
+      <w:lvlText w:val=""/>
+      <w:lvlJc w:val="left"/>
+      <w:pPr>
+        <w:tabs>
+          <w:tab w:val="num" w:pos="4320"/>
+        </w:tabs>
+        <w:ind w:left="4320" w:hanging="360"/>
+      </w:pPr>
+      <w:rPr>
+        <w:rFonts w:ascii="Wingdings" w:hAnsi="Wingdings" w:hint="default"/>
+        <w:sz w:val="20"/>
+      </w:rPr>
+    </w:lvl>
+    <w:lvl w:ilvl="6" w:tentative="1">
+      <w:start w:val="1"/>
+      <w:numFmt w:val="bullet"/>
+      <w:lvlText w:val=""/>
+      <w:lvlJc w:val="left"/>
+      <w:pPr>
+        <w:tabs>
+          <w:tab w:val="num" w:pos="5040"/>
+        </w:tabs>
+        <w:ind w:left="5040" w:hanging="360"/>
+      </w:pPr>
+      <w:rPr>
+        <w:rFonts w:ascii="Wingdings" w:hAnsi="Wingdings" w:hint="default"/>
+        <w:sz w:val="20"/>
+      </w:rPr>
+    </w:lvl>
+    <w:lvl w:ilvl="7" w:tentative="1">
+      <w:start w:val="1"/>
+      <w:numFmt w:val="bullet"/>
+      <w:lvlText w:val=""/>
+      <w:lvlJc w:val="left"/>
+      <w:pPr>
+        <w:tabs>
+          <w:tab w:val="num" w:pos="5760"/>
+        </w:tabs>
+        <w:ind w:left="5760" w:hanging="360"/>
+      </w:pPr>
+      <w:rPr>
+        <w:rFonts w:ascii="Wingdings" w:hAnsi="Wingdings" w:hint="default"/>
+        <w:sz w:val="20"/>
+      </w:rPr>
+    </w:lvl>
+    <w:lvl w:ilvl="8" w:tentative="1">
+      <w:start w:val="1"/>
+      <w:numFmt w:val="bullet"/>
+      <w:lvlText w:val=""/>
+      <w:lvlJc w:val="left"/>
+      <w:pPr>
+        <w:tabs>
+          <w:tab w:val="num" w:pos="6480"/>
+        </w:tabs>
+        <w:ind w:left="6480" w:hanging="360"/>
+      </w:pPr>
+      <w:rPr>
+        <w:rFonts w:ascii="Wingdings" w:hAnsi="Wingdings" w:hint="default"/>
+        <w:sz w:val="20"/>
+      </w:rPr>
+    </w:lvl>
+  </w:abstractNum>
+  <w:abstractNum w:abstractNumId="27" w15:restartNumberingAfterBreak="0">
+    <w:nsid w:val="56205475"/>
+    <w:multiLevelType w:val="hybridMultilevel"/>
+    <w:tmpl w:val="0B0ABD96"/>
+    <w:lvl w:ilvl="0" w:tplc="DF869984">
+      <w:numFmt w:val="bullet"/>
+      <w:lvlText w:val="-"/>
+      <w:lvlJc w:val="left"/>
+      <w:pPr>
+        <w:ind w:left="720" w:hanging="360"/>
+      </w:pPr>
+      <w:rPr>
+        <w:rFonts w:ascii="Times New Roman" w:eastAsiaTheme="minorEastAsia" w:hAnsi="Times New Roman" w:cs="Times New Roman" w:hint="default"/>
+      </w:rPr>
+    </w:lvl>
+    <w:lvl w:ilvl="1" w:tplc="04090003" w:tentative="1">
+      <w:start w:val="1"/>
+      <w:numFmt w:val="bullet"/>
+      <w:lvlText w:val="o"/>
+      <w:lvlJc w:val="left"/>
+      <w:pPr>
+        <w:ind w:left="1440" w:hanging="360"/>
+      </w:pPr>
+      <w:rPr>
+        <w:rFonts w:ascii="Courier New" w:hAnsi="Courier New" w:cs="Courier New" w:hint="default"/>
+      </w:rPr>
+    </w:lvl>
+    <w:lvl w:ilvl="2" w:tplc="04090005" w:tentative="1">
+      <w:start w:val="1"/>
+      <w:numFmt w:val="bullet"/>
+      <w:lvlText w:val=""/>
+      <w:lvlJc w:val="left"/>
+      <w:pPr>
+        <w:ind w:left="2160" w:hanging="360"/>
+      </w:pPr>
+      <w:rPr>
+        <w:rFonts w:ascii="Wingdings" w:hAnsi="Wingdings" w:hint="default"/>
+      </w:rPr>
+    </w:lvl>
+    <w:lvl w:ilvl="3" w:tplc="04090001" w:tentative="1">
+      <w:start w:val="1"/>
+      <w:numFmt w:val="bullet"/>
+      <w:lvlText w:val=""/>
+      <w:lvlJc w:val="left"/>
+      <w:pPr>
+        <w:ind w:left="2880" w:hanging="360"/>
+      </w:pPr>
+      <w:rPr>
+        <w:rFonts w:ascii="Symbol" w:hAnsi="Symbol" w:hint="default"/>
+      </w:rPr>
+    </w:lvl>
+    <w:lvl w:ilvl="4" w:tplc="04090003" w:tentative="1">
+      <w:start w:val="1"/>
+      <w:numFmt w:val="bullet"/>
+      <w:lvlText w:val="o"/>
+      <w:lvlJc w:val="left"/>
+      <w:pPr>
+        <w:ind w:left="3600" w:hanging="360"/>
+      </w:pPr>
+      <w:rPr>
+        <w:rFonts w:ascii="Courier New" w:hAnsi="Courier New" w:cs="Courier New" w:hint="default"/>
+      </w:rPr>
+    </w:lvl>
+    <w:lvl w:ilvl="5" w:tplc="04090005" w:tentative="1">
+      <w:start w:val="1"/>
+      <w:numFmt w:val="bullet"/>
+      <w:lvlText w:val=""/>
+      <w:lvlJc w:val="left"/>
+      <w:pPr>
+        <w:ind w:left="4320" w:hanging="360"/>
+      </w:pPr>
+      <w:rPr>
+        <w:rFonts w:ascii="Wingdings" w:hAnsi="Wingdings" w:hint="default"/>
+      </w:rPr>
+    </w:lvl>
+    <w:lvl w:ilvl="6" w:tplc="04090001" w:tentative="1">
+      <w:start w:val="1"/>
+      <w:numFmt w:val="bullet"/>
+      <w:lvlText w:val=""/>
+      <w:lvlJc w:val="left"/>
+      <w:pPr>
+        <w:ind w:left="5040" w:hanging="360"/>
+      </w:pPr>
+      <w:rPr>
+        <w:rFonts w:ascii="Symbol" w:hAnsi="Symbol" w:hint="default"/>
+      </w:rPr>
+    </w:lvl>
+    <w:lvl w:ilvl="7" w:tplc="04090003" w:tentative="1">
+      <w:start w:val="1"/>
+      <w:numFmt w:val="bullet"/>
+      <w:lvlText w:val="o"/>
+      <w:lvlJc w:val="left"/>
+      <w:pPr>
+        <w:ind w:left="5760" w:hanging="360"/>
+      </w:pPr>
+      <w:rPr>
+        <w:rFonts w:ascii="Courier New" w:hAnsi="Courier New" w:cs="Courier New" w:hint="default"/>
+      </w:rPr>
+    </w:lvl>
+    <w:lvl w:ilvl="8" w:tplc="04090005" w:tentative="1">
+      <w:start w:val="1"/>
+      <w:numFmt w:val="bullet"/>
+      <w:lvlText w:val=""/>
+      <w:lvlJc w:val="left"/>
+      <w:pPr>
+        <w:ind w:left="6480" w:hanging="360"/>
+      </w:pPr>
+      <w:rPr>
+        <w:rFonts w:ascii="Wingdings" w:hAnsi="Wingdings" w:hint="default"/>
+      </w:rPr>
+    </w:lvl>
+  </w:abstractNum>
+  <w:abstractNum w:abstractNumId="28" w15:restartNumberingAfterBreak="0">
     <w:nsid w:val="583659A6"/>
     <w:multiLevelType w:val="multilevel"/>
     <w:tmpl w:val="1B329B2E"/>
@@ -3999,7 +8831,7 @@
       </w:pPr>
     </w:lvl>
   </w:abstractNum>
-  <w:abstractNum w:abstractNumId="14">
+  <w:abstractNum w:abstractNumId="29" w15:restartNumberingAfterBreak="0">
     <w:nsid w:val="58BD0ED1"/>
     <w:multiLevelType w:val="hybridMultilevel"/>
     <w:tmpl w:val="0C7C6512"/>
@@ -4114,7 +8946,120 @@
       </w:rPr>
     </w:lvl>
   </w:abstractNum>
-  <w:abstractNum w:abstractNumId="15">
+  <w:abstractNum w:abstractNumId="30" w15:restartNumberingAfterBreak="0">
+    <w:nsid w:val="60624B64"/>
+    <w:multiLevelType w:val="multilevel"/>
+    <w:tmpl w:val="FFE24160"/>
+    <w:lvl w:ilvl="0">
+      <w:start w:val="1"/>
+      <w:numFmt w:val="decimal"/>
+      <w:lvlText w:val="%1."/>
+      <w:lvlJc w:val="left"/>
+      <w:pPr>
+        <w:tabs>
+          <w:tab w:val="num" w:pos="720"/>
+        </w:tabs>
+        <w:ind w:left="720" w:hanging="360"/>
+      </w:pPr>
+    </w:lvl>
+    <w:lvl w:ilvl="1" w:tentative="1">
+      <w:start w:val="1"/>
+      <w:numFmt w:val="decimal"/>
+      <w:lvlText w:val="%2."/>
+      <w:lvlJc w:val="left"/>
+      <w:pPr>
+        <w:tabs>
+          <w:tab w:val="num" w:pos="1440"/>
+        </w:tabs>
+        <w:ind w:left="1440" w:hanging="360"/>
+      </w:pPr>
+    </w:lvl>
+    <w:lvl w:ilvl="2" w:tentative="1">
+      <w:start w:val="1"/>
+      <w:numFmt w:val="decimal"/>
+      <w:lvlText w:val="%3."/>
+      <w:lvlJc w:val="left"/>
+      <w:pPr>
+        <w:tabs>
+          <w:tab w:val="num" w:pos="2160"/>
+        </w:tabs>
+        <w:ind w:left="2160" w:hanging="360"/>
+      </w:pPr>
+    </w:lvl>
+    <w:lvl w:ilvl="3" w:tentative="1">
+      <w:start w:val="1"/>
+      <w:numFmt w:val="decimal"/>
+      <w:lvlText w:val="%4."/>
+      <w:lvlJc w:val="left"/>
+      <w:pPr>
+        <w:tabs>
+          <w:tab w:val="num" w:pos="2880"/>
+        </w:tabs>
+        <w:ind w:left="2880" w:hanging="360"/>
+      </w:pPr>
+    </w:lvl>
+    <w:lvl w:ilvl="4" w:tentative="1">
+      <w:start w:val="1"/>
+      <w:numFmt w:val="decimal"/>
+      <w:lvlText w:val="%5."/>
+      <w:lvlJc w:val="left"/>
+      <w:pPr>
+        <w:tabs>
+          <w:tab w:val="num" w:pos="3600"/>
+        </w:tabs>
+        <w:ind w:left="3600" w:hanging="360"/>
+      </w:pPr>
+    </w:lvl>
+    <w:lvl w:ilvl="5" w:tentative="1">
+      <w:start w:val="1"/>
+      <w:numFmt w:val="decimal"/>
+      <w:lvlText w:val="%6."/>
+      <w:lvlJc w:val="left"/>
+      <w:pPr>
+        <w:tabs>
+          <w:tab w:val="num" w:pos="4320"/>
+        </w:tabs>
+        <w:ind w:left="4320" w:hanging="360"/>
+      </w:pPr>
+    </w:lvl>
+    <w:lvl w:ilvl="6" w:tentative="1">
+      <w:start w:val="1"/>
+      <w:numFmt w:val="decimal"/>
+      <w:lvlText w:val="%7."/>
+      <w:lvlJc w:val="left"/>
+      <w:pPr>
+        <w:tabs>
+          <w:tab w:val="num" w:pos="5040"/>
+        </w:tabs>
+        <w:ind w:left="5040" w:hanging="360"/>
+      </w:pPr>
+    </w:lvl>
+    <w:lvl w:ilvl="7" w:tentative="1">
+      <w:start w:val="1"/>
+      <w:numFmt w:val="decimal"/>
+      <w:lvlText w:val="%8."/>
+      <w:lvlJc w:val="left"/>
+      <w:pPr>
+        <w:tabs>
+          <w:tab w:val="num" w:pos="5760"/>
+        </w:tabs>
+        <w:ind w:left="5760" w:hanging="360"/>
+      </w:pPr>
+    </w:lvl>
+    <w:lvl w:ilvl="8" w:tentative="1">
+      <w:start w:val="1"/>
+      <w:numFmt w:val="decimal"/>
+      <w:lvlText w:val="%9."/>
+      <w:lvlJc w:val="left"/>
+      <w:pPr>
+        <w:tabs>
+          <w:tab w:val="num" w:pos="6480"/>
+        </w:tabs>
+        <w:ind w:left="6480" w:hanging="360"/>
+      </w:pPr>
+    </w:lvl>
+  </w:abstractNum>
+  <w:abstractNum w:abstractNumId="31" w15:restartNumberingAfterBreak="0">
     <w:nsid w:val="65EE2548"/>
     <w:multiLevelType w:val="multilevel"/>
     <w:tmpl w:val="33DA860E"/>
@@ -4249,7 +9194,156 @@
       </w:rPr>
     </w:lvl>
   </w:abstractNum>
-  <w:abstractNum w:abstractNumId="16">
+  <w:abstractNum w:abstractNumId="32" w15:restartNumberingAfterBreak="0">
+    <w:nsid w:val="78970AAD"/>
+    <w:multiLevelType w:val="multilevel"/>
+    <w:tmpl w:val="A6429E02"/>
+    <w:lvl w:ilvl="0">
+      <w:start w:val="1"/>
+      <w:numFmt w:val="bullet"/>
+      <w:lvlText w:val=""/>
+      <w:lvlJc w:val="left"/>
+      <w:pPr>
+        <w:tabs>
+          <w:tab w:val="num" w:pos="720"/>
+        </w:tabs>
+        <w:ind w:left="720" w:hanging="360"/>
+      </w:pPr>
+      <w:rPr>
+        <w:rFonts w:ascii="Symbol" w:hAnsi="Symbol" w:hint="default"/>
+        <w:sz w:val="20"/>
+      </w:rPr>
+    </w:lvl>
+    <w:lvl w:ilvl="1" w:tentative="1">
+      <w:start w:val="1"/>
+      <w:numFmt w:val="bullet"/>
+      <w:lvlText w:val="o"/>
+      <w:lvlJc w:val="left"/>
+      <w:pPr>
+        <w:tabs>
+          <w:tab w:val="num" w:pos="1440"/>
+        </w:tabs>
+        <w:ind w:left="1440" w:hanging="360"/>
+      </w:pPr>
+      <w:rPr>
+        <w:rFonts w:ascii="Courier New" w:hAnsi="Courier New" w:hint="default"/>
+        <w:sz w:val="20"/>
+      </w:rPr>
+    </w:lvl>
+    <w:lvl w:ilvl="2" w:tentative="1">
+      <w:start w:val="1"/>
+      <w:numFmt w:val="bullet"/>
+      <w:lvlText w:val=""/>
+      <w:lvlJc w:val="left"/>
+      <w:pPr>
+        <w:tabs>
+          <w:tab w:val="num" w:pos="2160"/>
+        </w:tabs>
+        <w:ind w:left="2160" w:hanging="360"/>
+      </w:pPr>
+      <w:rPr>
+        <w:rFonts w:ascii="Wingdings" w:hAnsi="Wingdings" w:hint="default"/>
+        <w:sz w:val="20"/>
+      </w:rPr>
+    </w:lvl>
+    <w:lvl w:ilvl="3" w:tentative="1">
+      <w:start w:val="1"/>
+      <w:numFmt w:val="bullet"/>
+      <w:lvlText w:val=""/>
+      <w:lvlJc w:val="left"/>
+      <w:pPr>
+        <w:tabs>
+          <w:tab w:val="num" w:pos="2880"/>
+        </w:tabs>
+        <w:ind w:left="2880" w:hanging="360"/>
+      </w:pPr>
+      <w:rPr>
+        <w:rFonts w:ascii="Wingdings" w:hAnsi="Wingdings" w:hint="default"/>
+        <w:sz w:val="20"/>
+      </w:rPr>
+    </w:lvl>
+    <w:lvl w:ilvl="4" w:tentative="1">
+      <w:start w:val="1"/>
+      <w:numFmt w:val="bullet"/>
+      <w:lvlText w:val=""/>
+      <w:lvlJc w:val="left"/>
+      <w:pPr>
+        <w:tabs>
+          <w:tab w:val="num" w:pos="3600"/>
+        </w:tabs>
+        <w:ind w:left="3600" w:hanging="360"/>
+      </w:pPr>
+      <w:rPr>
+        <w:rFonts w:ascii="Wingdings" w:hAnsi="Wingdings" w:hint="default"/>
+        <w:sz w:val="20"/>
+      </w:rPr>
+    </w:lvl>
+    <w:lvl w:ilvl="5" w:tentative="1">
+      <w:start w:val="1"/>
+      <w:numFmt w:val="bullet"/>
+      <w:lvlText w:val=""/>
+      <w:lvlJc w:val="left"/>
+      <w:pPr>
+        <w:tabs>
+          <w:tab w:val="num" w:pos="4320"/>
+        </w:tabs>
+        <w:ind w:left="4320" w:hanging="360"/>
+      </w:pPr>
+      <w:rPr>
+        <w:rFonts w:ascii="Wingdings" w:hAnsi="Wingdings" w:hint="default"/>
+        <w:sz w:val="20"/>
+      </w:rPr>
+    </w:lvl>
+    <w:lvl w:ilvl="6" w:tentative="1">
+      <w:start w:val="1"/>
+      <w:numFmt w:val="bullet"/>
+      <w:lvlText w:val=""/>
+      <w:lvlJc w:val="left"/>
+      <w:pPr>
+        <w:tabs>
+          <w:tab w:val="num" w:pos="5040"/>
+        </w:tabs>
+        <w:ind w:left="5040" w:hanging="360"/>
+      </w:pPr>
+      <w:rPr>
+        <w:rFonts w:ascii="Wingdings" w:hAnsi="Wingdings" w:hint="default"/>
+        <w:sz w:val="20"/>
+      </w:rPr>
+    </w:lvl>
+    <w:lvl w:ilvl="7" w:tentative="1">
+      <w:start w:val="1"/>
+      <w:numFmt w:val="bullet"/>
+      <w:lvlText w:val=""/>
+      <w:lvlJc w:val="left"/>
+      <w:pPr>
+        <w:tabs>
+          <w:tab w:val="num" w:pos="5760"/>
+        </w:tabs>
+        <w:ind w:left="5760" w:hanging="360"/>
+      </w:pPr>
+      <w:rPr>
+        <w:rFonts w:ascii="Wingdings" w:hAnsi="Wingdings" w:hint="default"/>
+        <w:sz w:val="20"/>
+      </w:rPr>
+    </w:lvl>
+    <w:lvl w:ilvl="8" w:tentative="1">
+      <w:start w:val="1"/>
+      <w:numFmt w:val="bullet"/>
+      <w:lvlText w:val=""/>
+      <w:lvlJc w:val="left"/>
+      <w:pPr>
+        <w:tabs>
+          <w:tab w:val="num" w:pos="6480"/>
+        </w:tabs>
+        <w:ind w:left="6480" w:hanging="360"/>
+      </w:pPr>
+      <w:rPr>
+        <w:rFonts w:ascii="Wingdings" w:hAnsi="Wingdings" w:hint="default"/>
+        <w:sz w:val="20"/>
+      </w:rPr>
+    </w:lvl>
+  </w:abstractNum>
+  <w:abstractNum w:abstractNumId="33" w15:restartNumberingAfterBreak="0">
     <w:nsid w:val="7CD96B89"/>
     <w:multiLevelType w:val="multilevel"/>
     <w:tmpl w:val="679686AC"/>
@@ -4398,68 +9492,68 @@
       </w:rPr>
     </w:lvl>
   </w:abstractNum>
-  <w:num w:numId="1">
-    <w:abstractNumId w:val="15"/>
+  <w:num w:numId="1" w16cid:durableId="1007750941">
+    <w:abstractNumId w:val="31"/>
   </w:num>
-  <w:num w:numId="2">
+  <w:num w:numId="2" w16cid:durableId="1081178924">
+    <w:abstractNumId w:val="25"/>
+  </w:num>
+  <w:num w:numId="3" w16cid:durableId="1656258165">
+    <w:abstractNumId w:val="3"/>
+  </w:num>
+  <w:num w:numId="4" w16cid:durableId="311636704">
+    <w:abstractNumId w:val="3"/>
+  </w:num>
+  <w:num w:numId="5" w16cid:durableId="1861891814">
+    <w:abstractNumId w:val="3"/>
+  </w:num>
+  <w:num w:numId="6" w16cid:durableId="254024994">
+    <w:abstractNumId w:val="3"/>
+  </w:num>
+  <w:num w:numId="7" w16cid:durableId="1130171453">
+    <w:abstractNumId w:val="3"/>
+  </w:num>
+  <w:num w:numId="8" w16cid:durableId="2095011878">
+    <w:abstractNumId w:val="19"/>
+  </w:num>
+  <w:num w:numId="9" w16cid:durableId="450363891">
+    <w:abstractNumId w:val="19"/>
+  </w:num>
+  <w:num w:numId="10" w16cid:durableId="1629819249">
     <w:abstractNumId w:val="12"/>
   </w:num>
-  <w:num w:numId="3">
-    <w:abstractNumId w:val="1"/>
+  <w:num w:numId="11" w16cid:durableId="988677922">
+    <w:abstractNumId w:val="24"/>
   </w:num>
-  <w:num w:numId="4">
-    <w:abstractNumId w:val="1"/>
+  <w:num w:numId="12" w16cid:durableId="1471091330">
+    <w:abstractNumId w:val="5"/>
   </w:num>
-  <w:num w:numId="5">
-    <w:abstractNumId w:val="1"/>
+  <w:num w:numId="13" w16cid:durableId="855775344">
+    <w:abstractNumId w:val="29"/>
   </w:num>
-  <w:num w:numId="6">
-    <w:abstractNumId w:val="1"/>
+  <w:num w:numId="14" w16cid:durableId="1570266708">
+    <w:abstractNumId w:val="20"/>
   </w:num>
-  <w:num w:numId="7">
-    <w:abstractNumId w:val="1"/>
+  <w:num w:numId="15" w16cid:durableId="1149320353">
+    <w:abstractNumId w:val="24"/>
   </w:num>
-  <w:num w:numId="8">
-    <w:abstractNumId w:val="7"/>
+  <w:num w:numId="16" w16cid:durableId="557127339">
+    <w:abstractNumId w:val="5"/>
   </w:num>
-  <w:num w:numId="9">
-    <w:abstractNumId w:val="7"/>
+  <w:num w:numId="17" w16cid:durableId="2067295138">
+    <w:abstractNumId w:val="29"/>
   </w:num>
-  <w:num w:numId="10">
+  <w:num w:numId="18" w16cid:durableId="647053859">
+    <w:abstractNumId w:val="24"/>
+  </w:num>
+  <w:num w:numId="19" w16cid:durableId="1688603341">
+    <w:abstractNumId w:val="5"/>
+  </w:num>
+  <w:num w:numId="20" w16cid:durableId="1384213001">
+    <w:abstractNumId w:val="29"/>
+  </w:num>
+  <w:num w:numId="21" w16cid:durableId="684941478">
     <w:abstractNumId w:val="6"/>
-  </w:num>
-  <w:num w:numId="11">
-    <w:abstractNumId w:val="11"/>
-  </w:num>
-  <w:num w:numId="12">
-    <w:abstractNumId w:val="2"/>
-  </w:num>
-  <w:num w:numId="13">
-    <w:abstractNumId w:val="14"/>
-  </w:num>
-  <w:num w:numId="14">
-    <w:abstractNumId w:val="8"/>
-  </w:num>
-  <w:num w:numId="15">
-    <w:abstractNumId w:val="11"/>
-  </w:num>
-  <w:num w:numId="16">
-    <w:abstractNumId w:val="2"/>
-  </w:num>
-  <w:num w:numId="17">
-    <w:abstractNumId w:val="14"/>
-  </w:num>
-  <w:num w:numId="18">
-    <w:abstractNumId w:val="11"/>
-  </w:num>
-  <w:num w:numId="19">
-    <w:abstractNumId w:val="2"/>
-  </w:num>
-  <w:num w:numId="20">
-    <w:abstractNumId w:val="14"/>
-  </w:num>
-  <w:num w:numId="21">
-    <w:abstractNumId w:val="3"/>
     <w:lvlOverride w:ilvl="0">
       <w:startOverride w:val="1"/>
     </w:lvlOverride>
@@ -4486,32 +9580,83 @@
       <w:startOverride w:val="1"/>
     </w:lvlOverride>
   </w:num>
-  <w:num w:numId="22">
-    <w:abstractNumId w:val="5"/>
+  <w:num w:numId="22" w16cid:durableId="1404450909">
+    <w:abstractNumId w:val="10"/>
   </w:num>
-  <w:num w:numId="23">
+  <w:num w:numId="23" w16cid:durableId="602301697">
+    <w:abstractNumId w:val="9"/>
+  </w:num>
+  <w:num w:numId="24" w16cid:durableId="742721460">
+    <w:abstractNumId w:val="2"/>
+  </w:num>
+  <w:num w:numId="25" w16cid:durableId="190925526">
+    <w:abstractNumId w:val="21"/>
+  </w:num>
+  <w:num w:numId="26" w16cid:durableId="734357284">
+    <w:abstractNumId w:val="22"/>
+  </w:num>
+  <w:num w:numId="27" w16cid:durableId="1567179172">
+    <w:abstractNumId w:val="28"/>
+  </w:num>
+  <w:num w:numId="28" w16cid:durableId="1312557043">
+    <w:abstractNumId w:val="33"/>
+  </w:num>
+  <w:num w:numId="29" w16cid:durableId="1262570062">
+    <w:abstractNumId w:val="14"/>
+  </w:num>
+  <w:num w:numId="30" w16cid:durableId="1486046101">
+    <w:abstractNumId w:val="27"/>
+  </w:num>
+  <w:num w:numId="31" w16cid:durableId="435369163">
+    <w:abstractNumId w:val="16"/>
+  </w:num>
+  <w:num w:numId="32" w16cid:durableId="1827430608">
+    <w:abstractNumId w:val="1"/>
+  </w:num>
+  <w:num w:numId="33" w16cid:durableId="2028822891">
+    <w:abstractNumId w:val="23"/>
+  </w:num>
+  <w:num w:numId="34" w16cid:durableId="424616943">
     <w:abstractNumId w:val="4"/>
   </w:num>
-  <w:num w:numId="24">
+  <w:num w:numId="35" w16cid:durableId="2031682451">
+    <w:abstractNumId w:val="11"/>
+  </w:num>
+  <w:num w:numId="36" w16cid:durableId="1656372928">
+    <w:abstractNumId w:val="7"/>
+  </w:num>
+  <w:num w:numId="37" w16cid:durableId="47194371">
     <w:abstractNumId w:val="0"/>
   </w:num>
-  <w:num w:numId="25">
-    <w:abstractNumId w:val="9"/>
-  </w:num>
-  <w:num w:numId="26">
-    <w:abstractNumId w:val="10"/>
-  </w:num>
-  <w:num w:numId="27">
+  <w:num w:numId="38" w16cid:durableId="305664135">
     <w:abstractNumId w:val="13"/>
   </w:num>
-  <w:num w:numId="28">
-    <w:abstractNumId w:val="16"/>
+  <w:num w:numId="39" w16cid:durableId="1000356479">
+    <w:abstractNumId w:val="18"/>
+  </w:num>
+  <w:num w:numId="40" w16cid:durableId="880362258">
+    <w:abstractNumId w:val="30"/>
+  </w:num>
+  <w:num w:numId="41" w16cid:durableId="753088077">
+    <w:abstractNumId w:val="26"/>
+  </w:num>
+  <w:num w:numId="42" w16cid:durableId="783158613">
+    <w:abstractNumId w:val="32"/>
+  </w:num>
+  <w:num w:numId="43" w16cid:durableId="1100639243">
+    <w:abstractNumId w:val="8"/>
+  </w:num>
+  <w:num w:numId="44" w16cid:durableId="741950162">
+    <w:abstractNumId w:val="17"/>
+  </w:num>
+  <w:num w:numId="45" w16cid:durableId="1519152930">
+    <w:abstractNumId w:val="15"/>
   </w:num>
 </w:numbering>
 </file>
 
 <file path=word/styles.xml><?xml version="1.0" encoding="utf-8"?>
-<w:styles xmlns:mc="http://schemas.openxmlformats.org/markup-compatibility/2006" xmlns:r="http://schemas.openxmlformats.org/officeDocument/2006/relationships" xmlns:w="http://schemas.openxmlformats.org/wordprocessingml/2006/main" xmlns:w14="http://schemas.microsoft.com/office/word/2010/wordml" xmlns:w15="http://schemas.microsoft.com/office/word/2012/wordml" mc:Ignorable="w14 w15">
+<w:styles xmlns:mc="http://schemas.openxmlformats.org/markup-compatibility/2006" xmlns:r="http://schemas.openxmlformats.org/officeDocument/2006/relationships" xmlns:w="http://schemas.openxmlformats.org/wordprocessingml/2006/main" xmlns:w14="http://schemas.microsoft.com/office/word/2010/wordml" xmlns:w15="http://schemas.microsoft.com/office/word/2012/wordml" xmlns:w16cex="http://schemas.microsoft.com/office/word/2018/wordml/cex" xmlns:w16cid="http://schemas.microsoft.com/office/word/2016/wordml/cid" xmlns:w16="http://schemas.microsoft.com/office/word/2018/wordml" xmlns:w16du="http://schemas.microsoft.com/office/word/2023/wordml/word16du" xmlns:w16sdtdh="http://schemas.microsoft.com/office/word/2020/wordml/sdtdatahash" xmlns:w16sdtfl="http://schemas.microsoft.com/office/word/2024/wordml/sdtformatlock" xmlns:w16se="http://schemas.microsoft.com/office/word/2015/wordml/symex" mc:Ignorable="w14 w15 w16se w16cid w16 w16cex w16sdtdh w16sdtfl w16du">
   <w:docDefaults>
     <w:rPrDefault>
       <w:rPr>
@@ -4530,7 +9675,7 @@
       </w:pPr>
     </w:pPrDefault>
   </w:docDefaults>
-  <w:latentStyles w:defLockedState="0" w:defUIPriority="99" w:defSemiHidden="0" w:defUnhideWhenUsed="0" w:defQFormat="0" w:count="371">
+  <w:latentStyles w:defLockedState="0" w:defUIPriority="99" w:defSemiHidden="0" w:defUnhideWhenUsed="0" w:defQFormat="0" w:count="376">
     <w:lsdException w:name="Normal" w:uiPriority="0" w:qFormat="1"/>
     <w:lsdException w:name="heading 1" w:uiPriority="0" w:qFormat="1"/>
     <w:lsdException w:name="heading 2" w:semiHidden="1" w:uiPriority="9" w:unhideWhenUsed="1" w:qFormat="1"/>
@@ -4902,6 +10047,11 @@
     <w:lsdException w:name="List Table 5 Dark Accent 6" w:uiPriority="50"/>
     <w:lsdException w:name="List Table 6 Colorful Accent 6" w:uiPriority="51"/>
     <w:lsdException w:name="List Table 7 Colorful Accent 6" w:uiPriority="52"/>
+    <w:lsdException w:name="Mention" w:semiHidden="1" w:unhideWhenUsed="1"/>
+    <w:lsdException w:name="Smart Hyperlink" w:semiHidden="1" w:unhideWhenUsed="1"/>
+    <w:lsdException w:name="Hashtag" w:semiHidden="1" w:unhideWhenUsed="1"/>
+    <w:lsdException w:name="Unresolved Mention" w:semiHidden="1" w:unhideWhenUsed="1"/>
+    <w:lsdException w:name="Smart Link" w:semiHidden="1" w:unhideWhenUsed="1"/>
   </w:latentStyles>
   <w:style w:type="paragraph" w:default="1" w:styleId="Normal">
     <w:name w:val="Normal"/>
@@ -5135,7 +10285,6 @@
   <w:style w:type="character" w:default="1" w:styleId="DefaultParagraphFont">
     <w:name w:val="Default Paragraph Font"/>
     <w:uiPriority w:val="1"/>
-    <w:semiHidden/>
     <w:unhideWhenUsed/>
   </w:style>
   <w:style w:type="table" w:default="1" w:styleId="TableNormal">
@@ -5634,7 +10783,6 @@
       <w:spacing w:after="0" w:line="240" w:lineRule="auto"/>
     </w:pPr>
     <w:tblPr>
-      <w:tblInd w:w="0" w:type="dxa"/>
       <w:tblBorders>
         <w:top w:val="single" w:sz="4" w:space="0" w:color="BFBFBF" w:themeColor="background1" w:themeShade="BF"/>
         <w:left w:val="single" w:sz="4" w:space="0" w:color="BFBFBF" w:themeColor="background1" w:themeShade="BF"/>
@@ -5643,12 +10791,6 @@
         <w:insideH w:val="single" w:sz="4" w:space="0" w:color="BFBFBF" w:themeColor="background1" w:themeShade="BF"/>
         <w:insideV w:val="single" w:sz="4" w:space="0" w:color="BFBFBF" w:themeColor="background1" w:themeShade="BF"/>
       </w:tblBorders>
-      <w:tblCellMar>
-        <w:top w:w="0" w:type="dxa"/>
-        <w:left w:w="108" w:type="dxa"/>
-        <w:bottom w:w="0" w:type="dxa"/>
-        <w:right w:w="108" w:type="dxa"/>
-      </w:tblCellMar>
     </w:tblPr>
   </w:style>
   <w:style w:type="table" w:styleId="PlainTable1">
@@ -5662,7 +10804,6 @@
     <w:tblPr>
       <w:tblStyleRowBandSize w:val="1"/>
       <w:tblStyleColBandSize w:val="1"/>
-      <w:tblInd w:w="0" w:type="dxa"/>
       <w:tblBorders>
         <w:top w:val="single" w:sz="4" w:space="0" w:color="BFBFBF" w:themeColor="background1" w:themeShade="BF"/>
         <w:left w:val="single" w:sz="4" w:space="0" w:color="BFBFBF" w:themeColor="background1" w:themeShade="BF"/>
@@ -5671,12 +10812,6 @@
         <w:insideH w:val="single" w:sz="4" w:space="0" w:color="BFBFBF" w:themeColor="background1" w:themeShade="BF"/>
         <w:insideV w:val="single" w:sz="4" w:space="0" w:color="BFBFBF" w:themeColor="background1" w:themeShade="BF"/>
       </w:tblBorders>
-      <w:tblCellMar>
-        <w:top w:w="0" w:type="dxa"/>
-        <w:left w:w="108" w:type="dxa"/>
-        <w:bottom w:w="0" w:type="dxa"/>
-        <w:right w:w="108" w:type="dxa"/>
-      </w:tblCellMar>
     </w:tblPr>
     <w:tblStylePr w:type="firstRow">
       <w:rPr>
@@ -5848,7 +10983,75 @@
       <w:u w:val="single"/>
     </w:rPr>
   </w:style>
+  <w:style w:type="character" w:styleId="UnresolvedMention">
+    <w:name w:val="Unresolved Mention"/>
+    <w:basedOn w:val="DefaultParagraphFont"/>
+    <w:uiPriority w:val="99"/>
+    <w:semiHidden/>
+    <w:unhideWhenUsed/>
+    <w:rsid w:val="00A17CDD"/>
+    <w:rPr>
+      <w:color w:val="605E5C"/>
+      <w:shd w:val="clear" w:color="auto" w:fill="E1DFDD"/>
+    </w:rPr>
+  </w:style>
 </w:styles>
+</file>
+
+<file path=word/ink/ink1.xml><?xml version="1.0" encoding="utf-8"?>
+<inkml:ink xmlns:inkml="http://www.w3.org/2003/InkML">
+  <inkml:definitions>
+    <inkml:context xml:id="ctx0">
+      <inkml:inkSource xml:id="inkSrc0">
+        <inkml:traceFormat>
+          <inkml:channel name="X" type="integer" min="-2.14748E9" max="2.14748E9" units="cm"/>
+          <inkml:channel name="Y" type="integer" min="-2.14748E9" max="2.14748E9" units="cm"/>
+          <inkml:channel name="F" type="integer" max="32767" units="dev"/>
+        </inkml:traceFormat>
+        <inkml:channelProperties>
+          <inkml:channelProperty channel="X" name="resolution" value="1000" units="1/cm"/>
+          <inkml:channelProperty channel="Y" name="resolution" value="1000" units="1/cm"/>
+          <inkml:channelProperty channel="F" name="resolution" value="0" units="1/dev"/>
+        </inkml:channelProperties>
+      </inkml:inkSource>
+      <inkml:timestamp xml:id="ts0" timeString="2026-03-09T06:31:47.643"/>
+    </inkml:context>
+    <inkml:brush xml:id="br0">
+      <inkml:brushProperty name="width" value="0.035" units="cm"/>
+      <inkml:brushProperty name="height" value="0.035" units="cm"/>
+      <inkml:brushProperty name="color" value="#E71224"/>
+    </inkml:brush>
+  </inkml:definitions>
+  <inkml:trace contextRef="#ctx0" brushRef="#br0">492 53 24575,'0'0'0,"-1"-1"0,1 0 0,-1 0 0,1 1 0,-1-1 0,1 0 0,-1 1 0,0-1 0,1 1 0,-1-1 0,0 1 0,0-1 0,1 1 0,-1-1 0,0 1 0,0 0 0,0-1 0,0 1 0,1 0 0,-1 0 0,0-1 0,0 1 0,0 0 0,-1 0 0,-28-3 0,27 3 0,-21-2 0,3 1 0,-1-1 0,1-1 0,0-1 0,-21-6 0,19 5 0,-1 0 0,0 2 0,1 1 0,-1 0 0,0 2 0,-34 4 0,55-4 0,0 0 0,0 1 0,0-1 0,0 1 0,0-1 0,0 1 0,0 0 0,1 0 0,-1 0 0,0 0 0,1 1 0,-1-1 0,1 1 0,-1 0 0,1 0 0,0 0 0,0 0 0,0 0 0,0 0 0,0 0 0,0 1 0,0-1 0,1 1 0,-1-1 0,-1 4 0,0 5 0,0-1 0,1 1 0,0 0 0,0-1 0,1 19 0,-2 6 0,-3 29 0,4 0 0,5 77 0,-2-137 0,-1 0 0,0 0 0,1 0 0,0 0 0,0 0 0,0 0 0,1 0 0,-1-1 0,1 1 0,0-1 0,0 1 0,0-1 0,0 1 0,0-1 0,1 0 0,0 0 0,4 4 0,3 0 0,0-1 0,0 0 0,0-1 0,20 8 0,-29-13 0,4 3 0,1 0 0,-1 0 0,0 1 0,0 0 0,5 4 0,21 15 0,37 26 0,-38-35 0,1-1 0,1-2 0,46 10 0,-66-17 0,-1 0 0,0 1 0,19 10 0,-22-10 0,0 0 0,0-1 0,1-1 0,-1 1 0,1-1 0,0-1 0,17 4 0,115-7 0,-99-1 0,76 5 0,-107-1 0,0 1 0,0 0 0,12 4 0,-13-3 0,0-1 0,0 0 0,20 3 0,27-1 0,139 7 0,129-12 0,-315 1 0,0 0 0,0 0 0,0 1 0,0 1 0,14 5 0,-13-4 0,1 0 0,0-1 0,17 2 0,160-3 0,-99-3 0,-71 0 0,-1-1 0,1-1 0,29-8 0,-29 6 0,0 1 0,1 0 0,24 0 0,-26 2 0,-1-1 0,-1 0 0,1-2 0,0 1 0,-1-2 0,0 0 0,27-16 0,42-14 0,21 9 0,-104 27 0,0 0 0,0 0 0,0-1 0,0 0 0,0 1 0,0-1 0,0 0 0,0 0 0,0 0 0,-1 0 0,1 0 0,0 0 0,-1 0 0,1-1 0,-1 1 0,1-1 0,-1 1 0,0-1 0,3-2 0,-4 2 0,1 0 0,-1 0 0,0 0 0,1 0 0,-1 0 0,0 0 0,0 0 0,0 0 0,0 1 0,0-1 0,-1 0 0,1 0 0,-1 0 0,1 0 0,-1 0 0,-1-3 0,-3-4 0,0 1 0,0 0 0,-1 0 0,0 0 0,-1 1 0,-11-12 0,-1 1 0,-5-4 0,0 1 0,-1 0 0,-44-25 0,32 24 0,21 12 0,-1 1 0,0 0 0,-33-11 0,15 8 0,-52-26 0,66 27 0,0 0 0,-1 2 0,-1 1 0,1 1 0,-1 1 0,-45-7 0,56 12 0,-1-2 0,1 1 0,0-2 0,0 1 0,-16-9 0,16 7 0,1 1 0,-1 0 0,0 0 0,0 1 0,-25-3 0,-13 6 0,37 1 0,0-1 0,-1 0 0,1-1 0,-1 0 0,1-1 0,0-1 0,0 0 0,0-1 0,-22-9 0,24 8 0,0 1 0,1 1 0,-1 0 0,0 1 0,0 0 0,-1 0 0,1 2 0,0-1 0,-12 2 0,10-1 0,-1 0 0,1-1 0,0 0 0,0-1 0,-25-7 0,18 3 0,0 1 0,-1 1 0,0 1 0,0 0 0,-28 1 0,-48-5 0,-6-1 0,-3 0 0,80 5 0,0 1 0,-29 2 0,26 1 0,-34-5 0,20-8 0,37 10 0,1 0 0,-1 0 0,1 0 0,-1 1 0,0 0 0,1 0 0,-1 1 0,0-1 0,-6 1 0,-89 9-1365,80-8-5461</inkml:trace>
+</inkml:ink>
+</file>
+
+<file path=word/ink/ink2.xml><?xml version="1.0" encoding="utf-8"?>
+<inkml:ink xmlns:inkml="http://www.w3.org/2003/InkML">
+  <inkml:definitions>
+    <inkml:context xml:id="ctx0">
+      <inkml:inkSource xml:id="inkSrc0">
+        <inkml:traceFormat>
+          <inkml:channel name="X" type="integer" min="-2.14748E9" max="2.14748E9" units="cm"/>
+          <inkml:channel name="Y" type="integer" min="-2.14748E9" max="2.14748E9" units="cm"/>
+          <inkml:channel name="F" type="integer" max="32767" units="dev"/>
+        </inkml:traceFormat>
+        <inkml:channelProperties>
+          <inkml:channelProperty channel="X" name="resolution" value="1000" units="1/cm"/>
+          <inkml:channelProperty channel="Y" name="resolution" value="1000" units="1/cm"/>
+          <inkml:channelProperty channel="F" name="resolution" value="0" units="1/dev"/>
+        </inkml:channelProperties>
+      </inkml:inkSource>
+      <inkml:timestamp xml:id="ts0" timeString="2026-03-09T06:32:00.397"/>
+    </inkml:context>
+    <inkml:brush xml:id="br0">
+      <inkml:brushProperty name="width" value="0.035" units="cm"/>
+      <inkml:brushProperty name="height" value="0.035" units="cm"/>
+      <inkml:brushProperty name="color" value="#E71224"/>
+    </inkml:brush>
+  </inkml:definitions>
+  <inkml:trace contextRef="#ctx0" brushRef="#br0">486 50 24575,'-67'-1'0,"26"-1"0,-61 6 0,97-3 0,-1 1 0,0 0 0,1 0 0,-1 1 0,1 0 0,-1 0 0,1 0 0,0 0 0,1 1 0,-7 5 0,-19 13 0,2-5 0,14-8 0,-1 0 0,-25 10 0,37-18 0,0 1 0,0-1 0,0 1 0,0-1 0,0 1 0,0 0 0,0 0 0,1 0 0,-1 0 0,1 1 0,-1-1 0,1 1 0,0-1 0,0 1 0,-3 4 0,2 1 0,1-1 0,-1 1 0,1-1 0,1 1 0,-2 10 0,3-16 0,-13 52 0,10-46 0,1 1 0,-1 0 0,2 0 0,-1 0 0,1 0 0,1 0 0,-1 0 0,1 0 0,3 13 0,0-4 0,0 4 0,2 1 0,0-1 0,1 0 0,2-1 0,17 38 0,13 28 0,-29-64 0,1 0 0,22 38 0,-19-42 0,-9-15 0,0 1 0,-1 0 0,0 0 0,0 1 0,0-1 0,0 0 0,-1 1 0,0 0 0,0 0 0,-1-1 0,2 10 0,-1 6 0,-2-13 0,0-1 0,1 1 0,0 0 0,1-1 0,0 0 0,0 1 0,0-1 0,1 0 0,0 0 0,5 8 0,8 14 0,14 19 0,-23-39 0,0-1 0,1 1 0,0-1 0,0-1 0,0 0 0,1 0 0,0-1 0,1 0 0,13 7 0,14 6 0,-29-14 0,1 0 0,0-1 0,1 0 0,-1 0 0,1-1 0,0 0 0,0 0 0,11 0 0,-5 0 0,1 0 0,24 7 0,-26-5 0,1-1 0,-1-1 0,25 2 0,10-4 0,0-3 0,0-2 0,67-15 0,-105 16 0,-1 0 0,21-11 0,19-5 0,-14 12 0,0 1 0,50-1 0,-75 5 0,0 0 0,0-1 0,-1 0 0,1 0 0,17-9 0,-15 6 0,0 1 0,-1 1 0,18-4 0,87-9 0,-105 14 0,1-1 0,-1 0 0,15-7 0,-17 6 0,1 0 0,0 1 0,0 0 0,16-2 0,-19 4 0,0 0 0,0-1 0,0 0 0,-1 0 0,1-1 0,-1 0 0,16-11 0,30-14 0,-51 28 0,0-1 0,-1 0 0,1 1 0,0-1 0,-1-1 0,1 1 0,-1 0 0,0 0 0,1-1 0,-1 1 0,0-1 0,-1 0 0,1 0 0,0 0 0,-1 0 0,0 0 0,1 0 0,-1 0 0,0 0 0,-1 0 0,1 0 0,0-1 0,-1 1 0,0-6 0,0 0 0,0 0 0,0 0 0,-1 0 0,0 0 0,-1 0 0,0 0 0,-1 1 0,-3-10 0,-12-29 0,8 23 0,0-1 0,-19-31 0,-1 15 0,24 33 0,-1 1 0,2-1 0,-1 0 0,1 0 0,0-1 0,1 0 0,0 0 0,0 0 0,-3-15 0,6 17 0,-1-1 0,0 1 0,0 0 0,-1-1 0,0 1 0,0 0 0,-1 1 0,0-1 0,0 0 0,-5-5 0,-5-4 0,0 1 0,-22-17 0,-6-5 0,21 15 0,0 0 0,-21-29 0,28 34 0,-1-1 0,-2 2 0,-22-19 0,13 12 0,18 18 0,1 0 0,-1 1 0,0 0 0,0 0 0,0 1 0,0 0 0,-1 0 0,1 1 0,-1 0 0,0 0 0,-15 0 0,10 1 0,0-1 0,0-1 0,-23-7 0,8 0 0,-1 2 0,-1 2 0,1 0 0,-1 2 0,0 2 0,-50 1 0,70 1 0,0-2 0,0 1 0,1-2 0,-1 1 0,-11-5 0,9 2 0,0 2 0,-26-5 0,-74 6 0,76 2 0,-1-1 0,-37-6 0,37 3-251,-77 1-1,93 3-610,2 0-5964</inkml:trace>
+</inkml:ink>
 </file>
 
 <file path=word/theme/theme1.xml><?xml version="1.0" encoding="utf-8"?>
